--- a/penulisan bab/01 Laporan/laporan_v2.3.docx
+++ b/penulisan bab/01 Laporan/laporan_v2.3.docx
@@ -1,6 +1,6 @@
 
 <file path=word/document.xml><?xml version="1.0" encoding="utf-8"?>
-<w:document xmlns:wpc="http://schemas.microsoft.com/office/word/2010/wordprocessingCanvas" xmlns:cx="http://schemas.microsoft.com/office/drawing/2014/chartex" xmlns:cx1="http://schemas.microsoft.com/office/drawing/2015/9/8/chartex" xmlns:cx2="http://schemas.microsoft.com/office/drawing/2015/10/21/chartex" xmlns:cx3="http://schemas.microsoft.com/office/drawing/2016/5/9/chartex" xmlns:cx4="http://schemas.microsoft.com/office/drawing/2016/5/10/chartex" xmlns:cx5="http://schemas.microsoft.com/office/drawing/2016/5/11/chartex" xmlns:cx6="http://schemas.microsoft.com/office/drawing/2016/5/12/chartex" xmlns:cx7="http://schemas.microsoft.com/office/drawing/2016/5/13/chartex" xmlns:cx8="http://schemas.microsoft.com/office/drawing/2016/5/14/chartex" xmlns:mc="http://schemas.openxmlformats.org/markup-compatibility/2006" xmlns:aink="http://schemas.microsoft.com/office/drawing/2016/ink" xmlns:am3d="http://schemas.microsoft.com/office/drawing/2017/model3d" xmlns:o="urn:schemas-microsoft-com:office:office" xmlns:oel="http://schemas.microsoft.com/office/2019/extlst" xmlns:r="http://schemas.openxmlformats.org/officeDocument/2006/relationships" xmlns:m="http://schemas.openxmlformats.org/officeDocument/2006/math" xmlns:v="urn:schemas-microsoft-com:vml" xmlns:wp14="http://schemas.microsoft.com/office/word/2010/wordprocessingDrawing" xmlns:wp="http://schemas.openxmlformats.org/drawingml/2006/wordprocessingDrawing" xmlns:w10="urn:schemas-microsoft-com:office:word" xmlns:w="http://schemas.openxmlformats.org/wordprocessingml/2006/main" xmlns:w14="http://schemas.microsoft.com/office/word/2010/wordml" xmlns:w15="http://schemas.microsoft.com/office/word/2012/wordml" xmlns:w16cex="http://schemas.microsoft.com/office/word/2018/wordml/cex" xmlns:w16cid="http://schemas.microsoft.com/office/word/2016/wordml/cid" xmlns:w16="http://schemas.microsoft.com/office/word/2018/wordml" xmlns:w16sdtdh="http://schemas.microsoft.com/office/word/2020/wordml/sdtdatahash" xmlns:w16se="http://schemas.microsoft.com/office/word/2015/wordml/symex" xmlns:wpg="http://schemas.microsoft.com/office/word/2010/wordprocessingGroup" xmlns:wpi="http://schemas.microsoft.com/office/word/2010/wordprocessingInk" xmlns:wne="http://schemas.microsoft.com/office/word/2006/wordml" xmlns:wps="http://schemas.microsoft.com/office/word/2010/wordprocessingShape" mc:Ignorable="w14 w15 w16se w16cid w16 w16cex w16sdtdh wp14">
+<w:document xmlns:wpc="http://schemas.microsoft.com/office/word/2010/wordprocessingCanvas" xmlns:cx="http://schemas.microsoft.com/office/drawing/2014/chartex" xmlns:cx1="http://schemas.microsoft.com/office/drawing/2015/9/8/chartex" xmlns:cx2="http://schemas.microsoft.com/office/drawing/2015/10/21/chartex" xmlns:cx3="http://schemas.microsoft.com/office/drawing/2016/5/9/chartex" xmlns:cx4="http://schemas.microsoft.com/office/drawing/2016/5/10/chartex" xmlns:cx5="http://schemas.microsoft.com/office/drawing/2016/5/11/chartex" xmlns:cx6="http://schemas.microsoft.com/office/drawing/2016/5/12/chartex" xmlns:cx7="http://schemas.microsoft.com/office/drawing/2016/5/13/chartex" xmlns:cx8="http://schemas.microsoft.com/office/drawing/2016/5/14/chartex" xmlns:mc="http://schemas.openxmlformats.org/markup-compatibility/2006" xmlns:aink="http://schemas.microsoft.com/office/drawing/2016/ink" xmlns:am3d="http://schemas.microsoft.com/office/drawing/2017/model3d" xmlns:o="urn:schemas-microsoft-com:office:office" xmlns:r="http://schemas.openxmlformats.org/officeDocument/2006/relationships" xmlns:m="http://schemas.openxmlformats.org/officeDocument/2006/math" xmlns:v="urn:schemas-microsoft-com:vml" xmlns:wp14="http://schemas.microsoft.com/office/word/2010/wordprocessingDrawing" xmlns:wp="http://schemas.openxmlformats.org/drawingml/2006/wordprocessingDrawing" xmlns:w10="urn:schemas-microsoft-com:office:word" xmlns:w="http://schemas.openxmlformats.org/wordprocessingml/2006/main" xmlns:w14="http://schemas.microsoft.com/office/word/2010/wordml" xmlns:w15="http://schemas.microsoft.com/office/word/2012/wordml" xmlns:w16cex="http://schemas.microsoft.com/office/word/2018/wordml/cex" xmlns:w16cid="http://schemas.microsoft.com/office/word/2016/wordml/cid" xmlns:w16="http://schemas.microsoft.com/office/word/2018/wordml" xmlns:w16sdtdh="http://schemas.microsoft.com/office/word/2020/wordml/sdtdatahash" xmlns:w16se="http://schemas.microsoft.com/office/word/2015/wordml/symex" xmlns:wpg="http://schemas.microsoft.com/office/word/2010/wordprocessingGroup" xmlns:wpi="http://schemas.microsoft.com/office/word/2010/wordprocessingInk" xmlns:wne="http://schemas.microsoft.com/office/word/2006/wordml" xmlns:wps="http://schemas.microsoft.com/office/word/2010/wordprocessingShape" mc:Ignorable="w14 w15 w16se w16cid w16 w16cex w16sdtdh wp14">
   <w:body>
     <w:p>
       <w:pPr>
@@ -1941,7 +1941,7 @@
                 <w:noProof/>
                 <w:webHidden/>
               </w:rPr>
-              <w:t>2</w:t>
+              <w:t>1</w:t>
             </w:r>
             <w:r>
               <w:rPr>
@@ -2012,7 +2012,7 @@
                 <w:noProof/>
                 <w:webHidden/>
               </w:rPr>
-              <w:t>3</w:t>
+              <w:t>1</w:t>
             </w:r>
             <w:r>
               <w:rPr>
@@ -2083,7 +2083,7 @@
                 <w:noProof/>
                 <w:webHidden/>
               </w:rPr>
-              <w:t>3</w:t>
+              <w:t>1</w:t>
             </w:r>
             <w:r>
               <w:rPr>
@@ -2154,7 +2154,7 @@
                 <w:noProof/>
                 <w:webHidden/>
               </w:rPr>
-              <w:t>4</w:t>
+              <w:t>1</w:t>
             </w:r>
             <w:r>
               <w:rPr>
@@ -2225,7 +2225,7 @@
                 <w:noProof/>
                 <w:webHidden/>
               </w:rPr>
-              <w:t>8</w:t>
+              <w:t>1</w:t>
             </w:r>
             <w:r>
               <w:rPr>
@@ -2296,7 +2296,7 @@
                 <w:noProof/>
                 <w:webHidden/>
               </w:rPr>
-              <w:t>8</w:t>
+              <w:t>1</w:t>
             </w:r>
             <w:r>
               <w:rPr>
@@ -2367,7 +2367,7 @@
                 <w:noProof/>
                 <w:webHidden/>
               </w:rPr>
-              <w:t>12</w:t>
+              <w:t>1</w:t>
             </w:r>
             <w:r>
               <w:rPr>
@@ -2439,7 +2439,7 @@
                 <w:noProof/>
                 <w:webHidden/>
               </w:rPr>
-              <w:t>12</w:t>
+              <w:t>1</w:t>
             </w:r>
             <w:r>
               <w:rPr>
@@ -2531,7 +2531,7 @@
                 <w:noProof/>
                 <w:webHidden/>
               </w:rPr>
-              <w:t>13</w:t>
+              <w:t>1</w:t>
             </w:r>
             <w:r>
               <w:rPr>
@@ -2603,7 +2603,7 @@
                 <w:noProof/>
                 <w:webHidden/>
               </w:rPr>
-              <w:t>17</w:t>
+              <w:t>1</w:t>
             </w:r>
             <w:r>
               <w:rPr>
@@ -2674,7 +2674,7 @@
                 <w:noProof/>
                 <w:webHidden/>
               </w:rPr>
-              <w:t>19</w:t>
+              <w:t>1</w:t>
             </w:r>
             <w:r>
               <w:rPr>
@@ -2757,7 +2757,7 @@
                 <w:noProof/>
                 <w:webHidden/>
               </w:rPr>
-              <w:t>20</w:t>
+              <w:t>1</w:t>
             </w:r>
             <w:r>
               <w:rPr>
@@ -2828,7 +2828,7 @@
                 <w:noProof/>
                 <w:webHidden/>
               </w:rPr>
-              <w:t>21</w:t>
+              <w:t>1</w:t>
             </w:r>
             <w:r>
               <w:rPr>
@@ -2899,7 +2899,7 @@
                 <w:noProof/>
                 <w:webHidden/>
               </w:rPr>
-              <w:t>22</w:t>
+              <w:t>1</w:t>
             </w:r>
             <w:r>
               <w:rPr>
@@ -2971,7 +2971,7 @@
                 <w:noProof/>
                 <w:webHidden/>
               </w:rPr>
-              <w:t>23</w:t>
+              <w:t>1</w:t>
             </w:r>
             <w:r>
               <w:rPr>
@@ -3063,7 +3063,7 @@
                 <w:noProof/>
                 <w:webHidden/>
               </w:rPr>
-              <w:t>24</w:t>
+              <w:t>1</w:t>
             </w:r>
             <w:r>
               <w:rPr>
@@ -3146,7 +3146,7 @@
                 <w:noProof/>
                 <w:webHidden/>
               </w:rPr>
-              <w:t>25</w:t>
+              <w:t>1</w:t>
             </w:r>
             <w:r>
               <w:rPr>
@@ -3218,7 +3218,7 @@
                 <w:noProof/>
                 <w:webHidden/>
               </w:rPr>
-              <w:t>27</w:t>
+              <w:t>1</w:t>
             </w:r>
             <w:r>
               <w:rPr>
@@ -3290,7 +3290,7 @@
                 <w:noProof/>
                 <w:webHidden/>
               </w:rPr>
-              <w:t>28</w:t>
+              <w:t>1</w:t>
             </w:r>
             <w:r>
               <w:rPr>
@@ -3361,7 +3361,7 @@
                 <w:noProof/>
                 <w:webHidden/>
               </w:rPr>
-              <w:t>28</w:t>
+              <w:t>1</w:t>
             </w:r>
             <w:r>
               <w:rPr>
@@ -3432,7 +3432,7 @@
                 <w:noProof/>
                 <w:webHidden/>
               </w:rPr>
-              <w:t>29</w:t>
+              <w:t>1</w:t>
             </w:r>
             <w:r>
               <w:rPr>
@@ -3503,7 +3503,7 @@
                 <w:noProof/>
                 <w:webHidden/>
               </w:rPr>
-              <w:t>30</w:t>
+              <w:t>1</w:t>
             </w:r>
             <w:r>
               <w:rPr>
@@ -3574,7 +3574,7 @@
                 <w:noProof/>
                 <w:webHidden/>
               </w:rPr>
-              <w:t>32</w:t>
+              <w:t>1</w:t>
             </w:r>
             <w:r>
               <w:rPr>
@@ -3645,7 +3645,7 @@
                 <w:noProof/>
                 <w:webHidden/>
               </w:rPr>
-              <w:t>34</w:t>
+              <w:t>1</w:t>
             </w:r>
             <w:r>
               <w:rPr>
@@ -3716,7 +3716,7 @@
                 <w:noProof/>
                 <w:webHidden/>
               </w:rPr>
-              <w:t>36</w:t>
+              <w:t>1</w:t>
             </w:r>
             <w:r>
               <w:rPr>
@@ -3880,6 +3880,7 @@
             <w:docPart w:val="DefaultPlaceholder_-1854013440"/>
           </w:placeholder>
         </w:sdtPr>
+        <w:sdtEndPr/>
         <w:sdtContent>
           <w:r>
             <w:rPr>
@@ -3937,6 +3938,7 @@
             <w:docPart w:val="DefaultPlaceholder_-1854013440"/>
           </w:placeholder>
         </w:sdtPr>
+        <w:sdtEndPr/>
         <w:sdtContent>
           <w:r>
             <w:rPr>
@@ -4168,6 +4170,7 @@
             <w:docPart w:val="DefaultPlaceholder_-1854013440"/>
           </w:placeholder>
         </w:sdtPr>
+        <w:sdtEndPr/>
         <w:sdtContent>
           <w:r>
             <w:rPr>
@@ -4197,6 +4200,7 @@
             <w:docPart w:val="DefaultPlaceholder_-1854013440"/>
           </w:placeholder>
         </w:sdtPr>
+        <w:sdtEndPr/>
         <w:sdtContent>
           <w:r>
             <w:rPr>
@@ -4226,6 +4230,7 @@
             <w:docPart w:val="DefaultPlaceholder_-1854013440"/>
           </w:placeholder>
         </w:sdtPr>
+        <w:sdtEndPr/>
         <w:sdtContent>
           <w:r>
             <w:rPr>
@@ -4400,7 +4405,31 @@
           <w:sz w:val="24"/>
           <w:szCs w:val="24"/>
         </w:rPr>
-        <w:t xml:space="preserve">Bagaimana implementasi sistem </w:t>
+        <w:t xml:space="preserve">Bagaimana </w:t>
+      </w:r>
+      <w:r>
+        <w:rPr>
+          <w:rFonts w:ascii="Times New Roman" w:hAnsi="Times New Roman" w:cs="Times New Roman"/>
+          <w:sz w:val="24"/>
+          <w:szCs w:val="24"/>
+        </w:rPr>
+        <w:t>m</w:t>
+      </w:r>
+      <w:r>
+        <w:rPr>
+          <w:rFonts w:ascii="Times New Roman" w:hAnsi="Times New Roman" w:cs="Times New Roman"/>
+          <w:sz w:val="24"/>
+          <w:szCs w:val="24"/>
+        </w:rPr>
+        <w:t xml:space="preserve">engimplementasikan model OpenAI-Whisper sebagai </w:t>
+      </w:r>
+      <w:r>
+        <w:rPr>
+          <w:rFonts w:ascii="Times New Roman" w:hAnsi="Times New Roman" w:cs="Times New Roman"/>
+          <w:sz w:val="24"/>
+          <w:szCs w:val="24"/>
+        </w:rPr>
+        <w:t xml:space="preserve">engine </w:t>
       </w:r>
       <w:r>
         <w:rPr>
@@ -4410,15 +4439,15 @@
           <w:sz w:val="24"/>
           <w:szCs w:val="24"/>
         </w:rPr>
-        <w:t>Automatic Speech Recognition</w:t>
-      </w:r>
-      <w:r>
-        <w:rPr>
-          <w:rFonts w:ascii="Times New Roman" w:hAnsi="Times New Roman" w:cs="Times New Roman"/>
-          <w:sz w:val="24"/>
-          <w:szCs w:val="24"/>
-        </w:rPr>
-        <w:t xml:space="preserve"> berbasis OpenAI-Whisper dapat digunakan sebagai alat bantu evaluasi setoran hafalan Al-Qur'an santri di Madrasah Markaz Al-Ittihad?</w:t>
+        <w:t>Automatic Speech Recognition (ASR)</w:t>
+      </w:r>
+      <w:r>
+        <w:rPr>
+          <w:rFonts w:ascii="Times New Roman" w:hAnsi="Times New Roman" w:cs="Times New Roman"/>
+          <w:sz w:val="24"/>
+          <w:szCs w:val="24"/>
+        </w:rPr>
+        <w:t xml:space="preserve"> dalam sistem backend evaluasi setoran hafalan Al-Qur'an santri Madrasah Markaz Al-Ittihad</w:t>
       </w:r>
       <w:r>
         <w:rPr>
@@ -4507,31 +4536,51 @@
           <w:szCs w:val="24"/>
         </w:rPr>
         <w:lastRenderedPageBreak/>
-        <w:t>A</w:t>
-      </w:r>
-      <w:r>
-        <w:rPr>
-          <w:rFonts w:ascii="Times New Roman" w:hAnsi="Times New Roman" w:cs="Times New Roman"/>
-          <w:sz w:val="24"/>
-          <w:szCs w:val="24"/>
-        </w:rPr>
-        <w:t xml:space="preserve">pakah </w:t>
-      </w:r>
-      <w:r>
-        <w:rPr>
-          <w:rFonts w:ascii="Times New Roman" w:hAnsi="Times New Roman" w:cs="Times New Roman"/>
-          <w:sz w:val="24"/>
-          <w:szCs w:val="24"/>
-        </w:rPr>
-        <w:t>sistem backend</w:t>
-      </w:r>
-      <w:r>
-        <w:rPr>
-          <w:rFonts w:ascii="Times New Roman" w:hAnsi="Times New Roman" w:cs="Times New Roman"/>
-          <w:sz w:val="24"/>
-          <w:szCs w:val="24"/>
-        </w:rPr>
-        <w:t xml:space="preserve"> evaluasi hafalan berbasis ASR yang dibangun dapat berfungsi sesuai kebutuhan santri dan musyrif di Madrasah Markaz Al-Ittihad berdasarkan hasil pengujian fungsional?</w:t>
+        <w:t>B</w:t>
+      </w:r>
+      <w:r>
+        <w:rPr>
+          <w:rFonts w:ascii="Times New Roman" w:hAnsi="Times New Roman" w:cs="Times New Roman"/>
+          <w:sz w:val="24"/>
+          <w:szCs w:val="24"/>
+        </w:rPr>
+        <w:t xml:space="preserve">agaimana </w:t>
+      </w:r>
+      <w:bookmarkStart w:id="9" w:name="_Hlk232674777"/>
+      <w:r>
+        <w:rPr>
+          <w:rFonts w:ascii="Times New Roman" w:hAnsi="Times New Roman" w:cs="Times New Roman"/>
+          <w:sz w:val="24"/>
+          <w:szCs w:val="24"/>
+        </w:rPr>
+        <w:t xml:space="preserve">sistem </w:t>
+      </w:r>
+      <w:r>
+        <w:rPr>
+          <w:rFonts w:ascii="Times New Roman" w:hAnsi="Times New Roman" w:cs="Times New Roman"/>
+          <w:i/>
+          <w:iCs/>
+          <w:sz w:val="24"/>
+          <w:szCs w:val="24"/>
+        </w:rPr>
+        <w:t>backend</w:t>
+      </w:r>
+      <w:r>
+        <w:rPr>
+          <w:rFonts w:ascii="Times New Roman" w:hAnsi="Times New Roman" w:cs="Times New Roman"/>
+          <w:sz w:val="24"/>
+          <w:szCs w:val="24"/>
+        </w:rPr>
+        <w:t xml:space="preserve"> evaluasi hafalan Al-Qur'an yang dibangun dapat memberikan umpan balik otomatis terhadap kesesuaian bacaan santri berdasarkan audio referensi musyrif di Madrasah Markaz Al-Ittihad</w:t>
+      </w:r>
+      <w:bookmarkEnd w:id="9"/>
+      <w:r>
+        <w:rPr>
+          <w:rFonts w:ascii="Times New Roman" w:hAnsi="Times New Roman" w:cs="Times New Roman"/>
+          <w:sz w:val="24"/>
+          <w:szCs w:val="24"/>
+        </w:rPr>
+        <w:t>?</w:t>
       </w:r>
     </w:p>
     <w:p>
@@ -4543,14 +4592,14 @@
           <w:rFonts w:ascii="Times New Roman" w:hAnsi="Times New Roman" w:cs="Times New Roman"/>
         </w:rPr>
       </w:pPr>
-      <w:bookmarkStart w:id="9" w:name="_Toc232606817"/>
+      <w:bookmarkStart w:id="10" w:name="_Toc232606817"/>
       <w:r>
         <w:rPr>
           <w:rFonts w:ascii="Times New Roman" w:hAnsi="Times New Roman" w:cs="Times New Roman"/>
         </w:rPr>
         <w:t>Batasan Masalah</w:t>
       </w:r>
-      <w:bookmarkEnd w:id="9"/>
+      <w:bookmarkEnd w:id="10"/>
     </w:p>
     <w:p>
       <w:pPr>
@@ -4848,14 +4897,14 @@
           <w:rFonts w:ascii="Times New Roman" w:hAnsi="Times New Roman" w:cs="Times New Roman"/>
         </w:rPr>
       </w:pPr>
-      <w:bookmarkStart w:id="10" w:name="_Toc232606818"/>
+      <w:bookmarkStart w:id="11" w:name="_Toc232606818"/>
       <w:r>
         <w:rPr>
           <w:rFonts w:ascii="Times New Roman" w:hAnsi="Times New Roman" w:cs="Times New Roman"/>
         </w:rPr>
         <w:t>Tujuan Penelitian</w:t>
       </w:r>
-      <w:bookmarkEnd w:id="10"/>
+      <w:bookmarkEnd w:id="11"/>
     </w:p>
     <w:p>
       <w:pPr>
@@ -5031,27 +5080,42 @@
           <w:sz w:val="24"/>
           <w:szCs w:val="24"/>
         </w:rPr>
-        <w:t>Memberikan umpan balik otomatis terhadap kualitas bacaan santri</w:t>
-      </w:r>
-      <w:r>
-        <w:rPr>
-          <w:rFonts w:ascii="Times New Roman" w:hAnsi="Times New Roman" w:cs="Times New Roman"/>
-          <w:sz w:val="24"/>
-          <w:szCs w:val="24"/>
-        </w:rPr>
-        <w:t>. Menilai kesesuaian bacaan santri terhadap audio referensi yang sudah dicontohkan musyrif.</w:t>
-      </w:r>
-    </w:p>
-    <w:p>
-      <w:pPr>
-        <w:spacing w:after="0" w:line="360" w:lineRule="auto"/>
-        <w:jc w:val="both"/>
-        <w:rPr>
-          <w:rFonts w:ascii="Times New Roman" w:hAnsi="Times New Roman" w:cs="Times New Roman"/>
-          <w:sz w:val="24"/>
-          <w:szCs w:val="24"/>
-        </w:rPr>
-      </w:pPr>
+        <w:t>S</w:t>
+      </w:r>
+      <w:r>
+        <w:rPr>
+          <w:rFonts w:ascii="Times New Roman" w:hAnsi="Times New Roman" w:cs="Times New Roman"/>
+          <w:sz w:val="24"/>
+          <w:szCs w:val="24"/>
+        </w:rPr>
+        <w:t xml:space="preserve">istem </w:t>
+      </w:r>
+      <w:r>
+        <w:rPr>
+          <w:rFonts w:ascii="Times New Roman" w:hAnsi="Times New Roman" w:cs="Times New Roman"/>
+          <w:i/>
+          <w:iCs/>
+          <w:sz w:val="24"/>
+          <w:szCs w:val="24"/>
+        </w:rPr>
+        <w:t>backend</w:t>
+      </w:r>
+      <w:r>
+        <w:rPr>
+          <w:rFonts w:ascii="Times New Roman" w:hAnsi="Times New Roman" w:cs="Times New Roman"/>
+          <w:sz w:val="24"/>
+          <w:szCs w:val="24"/>
+        </w:rPr>
+        <w:t xml:space="preserve"> evaluasi hafalan Al-Qur'an yang dibangun dapat memberikan umpan balik otomatis terhadap kesesuaian bacaan santri berdasarkan audio referensi musyrif di Madrasah Markaz Al-Ittihad</w:t>
+      </w:r>
+      <w:r>
+        <w:rPr>
+          <w:rFonts w:ascii="Times New Roman" w:hAnsi="Times New Roman" w:cs="Times New Roman"/>
+          <w:sz w:val="24"/>
+          <w:szCs w:val="24"/>
+        </w:rPr>
+        <w:t>.</w:t>
+      </w:r>
     </w:p>
     <w:p>
       <w:pPr>
@@ -5062,14 +5126,15 @@
           <w:rFonts w:ascii="Times New Roman" w:hAnsi="Times New Roman" w:cs="Times New Roman"/>
         </w:rPr>
       </w:pPr>
-      <w:bookmarkStart w:id="11" w:name="_Toc232606819"/>
-      <w:r>
-        <w:rPr>
-          <w:rFonts w:ascii="Times New Roman" w:hAnsi="Times New Roman" w:cs="Times New Roman"/>
-        </w:rPr>
+      <w:bookmarkStart w:id="12" w:name="_Toc232606819"/>
+      <w:r>
+        <w:rPr>
+          <w:rFonts w:ascii="Times New Roman" w:hAnsi="Times New Roman" w:cs="Times New Roman"/>
+        </w:rPr>
+        <w:lastRenderedPageBreak/>
         <w:t>Metodologi Penelitian</w:t>
       </w:r>
-      <w:bookmarkEnd w:id="11"/>
+      <w:bookmarkEnd w:id="12"/>
     </w:p>
     <w:p>
       <w:pPr>
@@ -5331,7 +5396,7 @@
           <w:sz w:val="24"/>
           <w:szCs w:val="24"/>
         </w:rPr>
-        <w:t xml:space="preserve">. (RAD) Adapun tahapan pengembangan sistem meliputi </w:t>
+        <w:t>. (RAD) Adapun tahapan pengembangan sistem meliputi</w:t>
       </w:r>
       <w:r>
         <w:rPr>
@@ -5362,7 +5427,6 @@
           <w:sz w:val="24"/>
           <w:szCs w:val="24"/>
         </w:rPr>
-        <w:lastRenderedPageBreak/>
         <w:t>Perencanaan kebutuhan (</w:t>
       </w:r>
       <w:r>
@@ -5381,7 +5445,16 @@
           <w:sz w:val="24"/>
           <w:szCs w:val="24"/>
         </w:rPr>
-        <w:t>), yaitu tahap mengidentifikasi kebutuhan sistem melalui studi literatur terhadap jurnal-jurnal acuan serta observasi langsung di Madrasah Markaz Al-Ittihad untuk memahami pola setoran hafalan santri dan kebutuhan musyrif dalam proses evaluasi bacaan.</w:t>
+        <w:t xml:space="preserve">), yaitu tahap mengidentifikasi kebutuhan sistem melalui studi literatur terhadap jurnal-jurnal acuan serta </w:t>
+      </w:r>
+      <w:r>
+        <w:rPr>
+          <w:rFonts w:ascii="Times New Roman" w:hAnsi="Times New Roman" w:cs="Times New Roman"/>
+          <w:sz w:val="24"/>
+          <w:szCs w:val="24"/>
+        </w:rPr>
+        <w:lastRenderedPageBreak/>
+        <w:t>observasi langsung di Madrasah Markaz Al-Ittihad untuk memahami pola setoran hafalan santri dan kebutuhan musyrif dalam proses evaluasi bacaan.</w:t>
       </w:r>
     </w:p>
     <w:p>
@@ -5523,29 +5596,20 @@
     </w:p>
     <w:p>
       <w:pPr>
-        <w:numPr>
-          <w:ilvl w:val="0"/>
-          <w:numId w:val="14"/>
-        </w:numPr>
-        <w:tabs>
-          <w:tab w:val="left" w:pos="426"/>
-        </w:tabs>
-        <w:spacing w:after="120" w:line="360" w:lineRule="auto"/>
+        <w:pStyle w:val="Heading2"/>
+        <w:spacing w:before="0" w:after="120" w:line="360" w:lineRule="auto"/>
         <w:ind w:left="360"/>
         <w:rPr>
           <w:rFonts w:ascii="Times New Roman" w:eastAsia="Times New Roman" w:hAnsi="Times New Roman" w:cs="Times New Roman"/>
-          <w:b/>
+          <w:b w:val="0"/>
           <w:bCs/>
-          <w:sz w:val="24"/>
-          <w:szCs w:val="24"/>
-        </w:rPr>
-      </w:pPr>
-      <w:r>
-        <w:rPr>
-          <w:rFonts w:ascii="Times New Roman" w:eastAsia="Times New Roman" w:hAnsi="Times New Roman" w:cs="Times New Roman"/>
-          <w:b/>
+          <w:szCs w:val="24"/>
+        </w:rPr>
+      </w:pPr>
+      <w:r>
+        <w:rPr>
+          <w:rFonts w:ascii="Times New Roman" w:eastAsia="Times New Roman" w:hAnsi="Times New Roman" w:cs="Times New Roman"/>
           <w:bCs/>
-          <w:sz w:val="24"/>
           <w:szCs w:val="24"/>
         </w:rPr>
         <w:t xml:space="preserve"> Sistematika Penulisan</w:t>
@@ -5700,7 +5764,6 @@
           <w:sz w:val="24"/>
           <w:szCs w:val="24"/>
         </w:rPr>
-        <w:lastRenderedPageBreak/>
         <w:t>Jaro-Winkler Similarity</w:t>
       </w:r>
       <w:r>
@@ -5746,29 +5809,6 @@
           <w:szCs w:val="24"/>
         </w:rPr>
         <w:t>.</w:t>
-      </w:r>
-    </w:p>
-    <w:p>
-      <w:pPr>
-        <w:spacing w:after="0" w:line="360" w:lineRule="auto"/>
-        <w:jc w:val="both"/>
-        <w:rPr>
-          <w:rFonts w:ascii="Times New Roman" w:eastAsia="Times New Roman" w:hAnsi="Times New Roman" w:cs="Times New Roman"/>
-          <w:b/>
-          <w:bCs/>
-          <w:sz w:val="24"/>
-          <w:szCs w:val="24"/>
-        </w:rPr>
-      </w:pPr>
-      <w:r>
-        <w:rPr>
-          <w:rFonts w:ascii="Times New Roman" w:eastAsia="Times New Roman" w:hAnsi="Times New Roman" w:cs="Times New Roman"/>
-          <w:b/>
-          <w:bCs/>
-          <w:sz w:val="24"/>
-          <w:szCs w:val="24"/>
-        </w:rPr>
-        <w:t>BAB III METODOLOGI PENELITIAN</w:t>
       </w:r>
     </w:p>
     <w:p>
@@ -5782,86 +5822,6 @@
           <w:szCs w:val="24"/>
         </w:rPr>
       </w:pPr>
-      <w:r>
-        <w:rPr>
-          <w:rFonts w:ascii="Times New Roman" w:eastAsia="Times New Roman" w:hAnsi="Times New Roman" w:cs="Times New Roman"/>
-          <w:sz w:val="24"/>
-          <w:szCs w:val="24"/>
-        </w:rPr>
-        <w:t xml:space="preserve">Bab ini menjelaskan metode yang digunakan dalam penelitian, meliputi kerangka pikir penelitian, metode pengumpulan data yang mencakup studi pustaka, observasi, dan perekaman data suara santri di Madrasah Markaz Al-Ittihad, serta metode pengembangan sistem menggunakan </w:t>
-      </w:r>
-      <w:r>
-        <w:rPr>
-          <w:rFonts w:ascii="Times New Roman" w:eastAsia="Times New Roman" w:hAnsi="Times New Roman" w:cs="Times New Roman"/>
-          <w:i/>
-          <w:iCs/>
-          <w:sz w:val="24"/>
-          <w:szCs w:val="24"/>
-        </w:rPr>
-        <w:t>Rapid Application Development</w:t>
-      </w:r>
-      <w:r>
-        <w:rPr>
-          <w:rFonts w:ascii="Times New Roman" w:eastAsia="Times New Roman" w:hAnsi="Times New Roman" w:cs="Times New Roman"/>
-          <w:sz w:val="24"/>
-          <w:szCs w:val="24"/>
-        </w:rPr>
-        <w:t xml:space="preserve"> (RAD) yang terdiri dari tahap perencanaan kebutuhan, perancangan sistem, konstruksi, implementasi, dan pengujian. Bab ini juga memuat analisis kebutuhan sistem, perancangan arsitektur </w:t>
-      </w:r>
-      <w:r>
-        <w:rPr>
-          <w:rFonts w:ascii="Times New Roman" w:eastAsia="Times New Roman" w:hAnsi="Times New Roman" w:cs="Times New Roman"/>
-          <w:i/>
-          <w:iCs/>
-          <w:sz w:val="24"/>
-          <w:szCs w:val="24"/>
-        </w:rPr>
-        <w:t>backend</w:t>
-      </w:r>
-      <w:r>
-        <w:rPr>
-          <w:rFonts w:ascii="Times New Roman" w:eastAsia="Times New Roman" w:hAnsi="Times New Roman" w:cs="Times New Roman"/>
-          <w:sz w:val="24"/>
-          <w:szCs w:val="24"/>
-        </w:rPr>
-        <w:t xml:space="preserve"> berbasis FastAPI, perancangan alur evaluasi menggunakan OpenAI-Whisper dan algoritma </w:t>
-      </w:r>
-      <w:r>
-        <w:rPr>
-          <w:rFonts w:ascii="Times New Roman" w:eastAsia="Times New Roman" w:hAnsi="Times New Roman" w:cs="Times New Roman"/>
-          <w:i/>
-          <w:iCs/>
-          <w:sz w:val="24"/>
-          <w:szCs w:val="24"/>
-        </w:rPr>
-        <w:t>Jaro-Winkler Similarity</w:t>
-      </w:r>
-      <w:r>
-        <w:rPr>
-          <w:rFonts w:ascii="Times New Roman" w:eastAsia="Times New Roman" w:hAnsi="Times New Roman" w:cs="Times New Roman"/>
-          <w:sz w:val="24"/>
-          <w:szCs w:val="24"/>
-        </w:rPr>
-        <w:t xml:space="preserve">, serta skenario pengujian fungsional dengan metode </w:t>
-      </w:r>
-      <w:r>
-        <w:rPr>
-          <w:rFonts w:ascii="Times New Roman" w:eastAsia="Times New Roman" w:hAnsi="Times New Roman" w:cs="Times New Roman"/>
-          <w:i/>
-          <w:iCs/>
-          <w:sz w:val="24"/>
-          <w:szCs w:val="24"/>
-        </w:rPr>
-        <w:t>blackbox testing</w:t>
-      </w:r>
-      <w:r>
-        <w:rPr>
-          <w:rFonts w:ascii="Times New Roman" w:eastAsia="Times New Roman" w:hAnsi="Times New Roman" w:cs="Times New Roman"/>
-          <w:sz w:val="24"/>
-          <w:szCs w:val="24"/>
-        </w:rPr>
-        <w:t>.</w:t>
-      </w:r>
     </w:p>
     <w:p>
       <w:pPr>
@@ -5869,19 +5829,22 @@
         <w:jc w:val="both"/>
         <w:rPr>
           <w:rFonts w:ascii="Times New Roman" w:eastAsia="Times New Roman" w:hAnsi="Times New Roman" w:cs="Times New Roman"/>
-          <w:sz w:val="24"/>
-          <w:szCs w:val="24"/>
-        </w:rPr>
-      </w:pPr>
-      <w:r>
-        <w:rPr>
-          <w:rFonts w:ascii="Times New Roman" w:eastAsia="Times New Roman" w:hAnsi="Times New Roman" w:cs="Times New Roman"/>
           <w:b/>
           <w:bCs/>
           <w:sz w:val="24"/>
           <w:szCs w:val="24"/>
         </w:rPr>
-        <w:t>BAB IV ANALISIS DAN PERANCANGAN</w:t>
+      </w:pPr>
+      <w:r>
+        <w:rPr>
+          <w:rFonts w:ascii="Times New Roman" w:eastAsia="Times New Roman" w:hAnsi="Times New Roman" w:cs="Times New Roman"/>
+          <w:b/>
+          <w:bCs/>
+          <w:sz w:val="24"/>
+          <w:szCs w:val="24"/>
+        </w:rPr>
+        <w:lastRenderedPageBreak/>
+        <w:t>BAB III METODOLOGI PENELITIAN</w:t>
       </w:r>
     </w:p>
     <w:p>
@@ -5901,7 +5864,7 @@
           <w:sz w:val="24"/>
           <w:szCs w:val="24"/>
         </w:rPr>
-        <w:t xml:space="preserve">Bab ini membahas analisis kebutuhan sistem berdasarkan hasil observasi di Madrasah Markaz Al-Ittihad, perancangan arsitektur sistem </w:t>
+        <w:t xml:space="preserve">Bab ini menjelaskan metode yang digunakan dalam penelitian, meliputi kerangka pikir penelitian, metode pengumpulan data yang mencakup studi pustaka, observasi, dan perekaman data suara santri di Madrasah Markaz Al-Ittihad, serta metode pengembangan sistem menggunakan </w:t>
       </w:r>
       <w:r>
         <w:rPr>
@@ -5911,15 +5874,15 @@
           <w:sz w:val="24"/>
           <w:szCs w:val="24"/>
         </w:rPr>
-        <w:t>backend</w:t>
-      </w:r>
-      <w:r>
-        <w:rPr>
-          <w:rFonts w:ascii="Times New Roman" w:eastAsia="Times New Roman" w:hAnsi="Times New Roman" w:cs="Times New Roman"/>
-          <w:sz w:val="24"/>
-          <w:szCs w:val="24"/>
-        </w:rPr>
-        <w:t xml:space="preserve"> berbasis FastAPI, perancangan alur kerja sistem mulai dari penerimaan masukan audio hingga keluaran hasil evaluasi hafalan, serta perancangan diagram UML yang mencakup </w:t>
+        <w:t>Rapid Application Development</w:t>
+      </w:r>
+      <w:r>
+        <w:rPr>
+          <w:rFonts w:ascii="Times New Roman" w:eastAsia="Times New Roman" w:hAnsi="Times New Roman" w:cs="Times New Roman"/>
+          <w:sz w:val="24"/>
+          <w:szCs w:val="24"/>
+        </w:rPr>
+        <w:t xml:space="preserve"> (RAD) yang terdiri dari tahap perencanaan kebutuhan, perancangan sistem, konstruksi, implementasi, dan pengujian. Bab ini juga memuat analisis kebutuhan sistem, perancangan arsitektur </w:t>
       </w:r>
       <w:r>
         <w:rPr>
@@ -5929,15 +5892,15 @@
           <w:sz w:val="24"/>
           <w:szCs w:val="24"/>
         </w:rPr>
-        <w:t>use case diagram</w:t>
-      </w:r>
-      <w:r>
-        <w:rPr>
-          <w:rFonts w:ascii="Times New Roman" w:eastAsia="Times New Roman" w:hAnsi="Times New Roman" w:cs="Times New Roman"/>
-          <w:sz w:val="24"/>
-          <w:szCs w:val="24"/>
-        </w:rPr>
-        <w:t xml:space="preserve">, </w:t>
+        <w:t>backend</w:t>
+      </w:r>
+      <w:r>
+        <w:rPr>
+          <w:rFonts w:ascii="Times New Roman" w:eastAsia="Times New Roman" w:hAnsi="Times New Roman" w:cs="Times New Roman"/>
+          <w:sz w:val="24"/>
+          <w:szCs w:val="24"/>
+        </w:rPr>
+        <w:t xml:space="preserve"> berbasis FastAPI, perancangan alur evaluasi menggunakan OpenAI-Whisper dan algoritma </w:t>
       </w:r>
       <w:r>
         <w:rPr>
@@ -5947,15 +5910,15 @@
           <w:sz w:val="24"/>
           <w:szCs w:val="24"/>
         </w:rPr>
-        <w:t>activity diagram</w:t>
-      </w:r>
-      <w:r>
-        <w:rPr>
-          <w:rFonts w:ascii="Times New Roman" w:eastAsia="Times New Roman" w:hAnsi="Times New Roman" w:cs="Times New Roman"/>
-          <w:sz w:val="24"/>
-          <w:szCs w:val="24"/>
-        </w:rPr>
-        <w:t xml:space="preserve">, </w:t>
+        <w:t>Jaro-Winkler Similarity</w:t>
+      </w:r>
+      <w:r>
+        <w:rPr>
+          <w:rFonts w:ascii="Times New Roman" w:eastAsia="Times New Roman" w:hAnsi="Times New Roman" w:cs="Times New Roman"/>
+          <w:sz w:val="24"/>
+          <w:szCs w:val="24"/>
+        </w:rPr>
+        <w:t xml:space="preserve">, serta skenario pengujian fungsional dengan metode </w:t>
       </w:r>
       <w:r>
         <w:rPr>
@@ -5965,25 +5928,7 @@
           <w:sz w:val="24"/>
           <w:szCs w:val="24"/>
         </w:rPr>
-        <w:t>class diagram</w:t>
-      </w:r>
-      <w:r>
-        <w:rPr>
-          <w:rFonts w:ascii="Times New Roman" w:eastAsia="Times New Roman" w:hAnsi="Times New Roman" w:cs="Times New Roman"/>
-          <w:sz w:val="24"/>
-          <w:szCs w:val="24"/>
-        </w:rPr>
-        <w:t xml:space="preserve">, dan </w:t>
-      </w:r>
-      <w:r>
-        <w:rPr>
-          <w:rFonts w:ascii="Times New Roman" w:eastAsia="Times New Roman" w:hAnsi="Times New Roman" w:cs="Times New Roman"/>
-          <w:i/>
-          <w:iCs/>
-          <w:sz w:val="24"/>
-          <w:szCs w:val="24"/>
-        </w:rPr>
-        <w:t>sequence diagram</w:t>
+        <w:t>blackbox testing</w:t>
       </w:r>
       <w:r>
         <w:rPr>
@@ -6012,7 +5957,7 @@
           <w:sz w:val="24"/>
           <w:szCs w:val="24"/>
         </w:rPr>
-        <w:t>BAB V IMPLEMENTASI DAN PENGUJIAN</w:t>
+        <w:t>BAB IV ANALISIS DAN PERANCANGAN</w:t>
       </w:r>
     </w:p>
     <w:p>
@@ -6032,7 +5977,7 @@
           <w:sz w:val="24"/>
           <w:szCs w:val="24"/>
         </w:rPr>
-        <w:t xml:space="preserve">Bab ini menjelaskan proses implementasi sistem </w:t>
+        <w:t xml:space="preserve">Bab ini membahas analisis kebutuhan sistem berdasarkan hasil observasi di Madrasah Markaz Al-Ittihad, perancangan arsitektur sistem </w:t>
       </w:r>
       <w:r>
         <w:rPr>
@@ -6050,7 +5995,7 @@
           <w:sz w:val="24"/>
           <w:szCs w:val="24"/>
         </w:rPr>
-        <w:t xml:space="preserve"> evaluasi hafalan Al-Qur'an berdasarkan hasil perancangan yang telah dibuat, meliputi implementasi model OpenAI-Whisper sebagai </w:t>
+        <w:t xml:space="preserve"> berbasis FastAPI, perancangan alur kerja sistem mulai dari penerimaan masukan audio hingga keluaran hasil evaluasi hafalan, serta perancangan diagram UML yang mencakup </w:t>
       </w:r>
       <w:r>
         <w:rPr>
@@ -6060,15 +6005,15 @@
           <w:sz w:val="24"/>
           <w:szCs w:val="24"/>
         </w:rPr>
-        <w:t>engine</w:t>
-      </w:r>
-      <w:r>
-        <w:rPr>
-          <w:rFonts w:ascii="Times New Roman" w:eastAsia="Times New Roman" w:hAnsi="Times New Roman" w:cs="Times New Roman"/>
-          <w:sz w:val="24"/>
-          <w:szCs w:val="24"/>
-        </w:rPr>
-        <w:t xml:space="preserve"> ASR, implementasi algoritma </w:t>
+        <w:t>use case diagram</w:t>
+      </w:r>
+      <w:r>
+        <w:rPr>
+          <w:rFonts w:ascii="Times New Roman" w:eastAsia="Times New Roman" w:hAnsi="Times New Roman" w:cs="Times New Roman"/>
+          <w:sz w:val="24"/>
+          <w:szCs w:val="24"/>
+        </w:rPr>
+        <w:t xml:space="preserve">, </w:t>
       </w:r>
       <w:r>
         <w:rPr>
@@ -6078,15 +6023,15 @@
           <w:sz w:val="24"/>
           <w:szCs w:val="24"/>
         </w:rPr>
-        <w:t>Jaro-Winkler Similarity</w:t>
-      </w:r>
-      <w:r>
-        <w:rPr>
-          <w:rFonts w:ascii="Times New Roman" w:eastAsia="Times New Roman" w:hAnsi="Times New Roman" w:cs="Times New Roman"/>
-          <w:sz w:val="24"/>
-          <w:szCs w:val="24"/>
-        </w:rPr>
-        <w:t xml:space="preserve"> untuk mengukur kesesuaian bacaan, implementasi analisis durasi audio menggunakan Librosa. Selain itu, bab ini juga memaparkan hasil pengujian akurasi transkripsi menggunakan metrik </w:t>
+        <w:t>activity diagram</w:t>
+      </w:r>
+      <w:r>
+        <w:rPr>
+          <w:rFonts w:ascii="Times New Roman" w:eastAsia="Times New Roman" w:hAnsi="Times New Roman" w:cs="Times New Roman"/>
+          <w:sz w:val="24"/>
+          <w:szCs w:val="24"/>
+        </w:rPr>
+        <w:t xml:space="preserve">, </w:t>
       </w:r>
       <w:r>
         <w:rPr>
@@ -6096,15 +6041,15 @@
           <w:sz w:val="24"/>
           <w:szCs w:val="24"/>
         </w:rPr>
-        <w:t>Character Error Rate</w:t>
-      </w:r>
-      <w:r>
-        <w:rPr>
-          <w:rFonts w:ascii="Times New Roman" w:eastAsia="Times New Roman" w:hAnsi="Times New Roman" w:cs="Times New Roman"/>
-          <w:sz w:val="24"/>
-          <w:szCs w:val="24"/>
-        </w:rPr>
-        <w:t xml:space="preserve"> (CER) terhadap dataset rekaman santri Madrasah Markaz Al-Ittihad, serta hasil pengujian fungsional sistem menggunakan metode </w:t>
+        <w:t>class diagram</w:t>
+      </w:r>
+      <w:r>
+        <w:rPr>
+          <w:rFonts w:ascii="Times New Roman" w:eastAsia="Times New Roman" w:hAnsi="Times New Roman" w:cs="Times New Roman"/>
+          <w:sz w:val="24"/>
+          <w:szCs w:val="24"/>
+        </w:rPr>
+        <w:t xml:space="preserve">, dan </w:t>
       </w:r>
       <w:r>
         <w:rPr>
@@ -6114,7 +6059,7 @@
           <w:sz w:val="24"/>
           <w:szCs w:val="24"/>
         </w:rPr>
-        <w:t>blackbox testing</w:t>
+        <w:t>sequence diagram</w:t>
       </w:r>
       <w:r>
         <w:rPr>
@@ -6143,7 +6088,7 @@
           <w:sz w:val="24"/>
           <w:szCs w:val="24"/>
         </w:rPr>
-        <w:t>BAB VI KESIMPULAN DAN SARAN</w:t>
+        <w:t>BAB V IMPLEMENTASI DAN PENGUJIAN</w:t>
       </w:r>
     </w:p>
     <w:p>
@@ -6153,46 +6098,128 @@
         <w:jc w:val="both"/>
         <w:rPr>
           <w:rFonts w:ascii="Times New Roman" w:eastAsia="Times New Roman" w:hAnsi="Times New Roman" w:cs="Times New Roman"/>
+          <w:sz w:val="24"/>
+          <w:szCs w:val="24"/>
+        </w:rPr>
+      </w:pPr>
+      <w:r>
+        <w:rPr>
+          <w:rFonts w:ascii="Times New Roman" w:eastAsia="Times New Roman" w:hAnsi="Times New Roman" w:cs="Times New Roman"/>
+          <w:sz w:val="24"/>
+          <w:szCs w:val="24"/>
+        </w:rPr>
+        <w:t xml:space="preserve">Bab ini menjelaskan proses implementasi sistem </w:t>
+      </w:r>
+      <w:r>
+        <w:rPr>
+          <w:rFonts w:ascii="Times New Roman" w:eastAsia="Times New Roman" w:hAnsi="Times New Roman" w:cs="Times New Roman"/>
+          <w:i/>
+          <w:iCs/>
+          <w:sz w:val="24"/>
+          <w:szCs w:val="24"/>
+        </w:rPr>
+        <w:t>backend</w:t>
+      </w:r>
+      <w:r>
+        <w:rPr>
+          <w:rFonts w:ascii="Times New Roman" w:eastAsia="Times New Roman" w:hAnsi="Times New Roman" w:cs="Times New Roman"/>
+          <w:sz w:val="24"/>
+          <w:szCs w:val="24"/>
+        </w:rPr>
+        <w:t xml:space="preserve"> evaluasi hafalan Al-Qur'an berdasarkan hasil perancangan yang telah dibuat, meliputi implementasi model OpenAI-Whisper sebagai </w:t>
+      </w:r>
+      <w:r>
+        <w:rPr>
+          <w:rFonts w:ascii="Times New Roman" w:eastAsia="Times New Roman" w:hAnsi="Times New Roman" w:cs="Times New Roman"/>
+          <w:i/>
+          <w:iCs/>
+          <w:sz w:val="24"/>
+          <w:szCs w:val="24"/>
+        </w:rPr>
+        <w:t>engine</w:t>
+      </w:r>
+      <w:r>
+        <w:rPr>
+          <w:rFonts w:ascii="Times New Roman" w:eastAsia="Times New Roman" w:hAnsi="Times New Roman" w:cs="Times New Roman"/>
+          <w:sz w:val="24"/>
+          <w:szCs w:val="24"/>
+        </w:rPr>
+        <w:t xml:space="preserve"> ASR, implementasi algoritma </w:t>
+      </w:r>
+      <w:r>
+        <w:rPr>
+          <w:rFonts w:ascii="Times New Roman" w:eastAsia="Times New Roman" w:hAnsi="Times New Roman" w:cs="Times New Roman"/>
+          <w:i/>
+          <w:iCs/>
+          <w:sz w:val="24"/>
+          <w:szCs w:val="24"/>
+        </w:rPr>
+        <w:t>Jaro-Winkler Similarity</w:t>
+      </w:r>
+      <w:r>
+        <w:rPr>
+          <w:rFonts w:ascii="Times New Roman" w:eastAsia="Times New Roman" w:hAnsi="Times New Roman" w:cs="Times New Roman"/>
+          <w:sz w:val="24"/>
+          <w:szCs w:val="24"/>
+        </w:rPr>
+        <w:t xml:space="preserve"> untuk mengukur kesesuaian bacaan, implementasi analisis durasi audio menggunakan Librosa. Selain itu, bab ini juga memaparkan hasil pengujian akurasi transkripsi menggunakan metrik </w:t>
+      </w:r>
+      <w:r>
+        <w:rPr>
+          <w:rFonts w:ascii="Times New Roman" w:eastAsia="Times New Roman" w:hAnsi="Times New Roman" w:cs="Times New Roman"/>
+          <w:i/>
+          <w:iCs/>
+          <w:sz w:val="24"/>
+          <w:szCs w:val="24"/>
+        </w:rPr>
+        <w:t>Character Error Rate</w:t>
+      </w:r>
+      <w:r>
+        <w:rPr>
+          <w:rFonts w:ascii="Times New Roman" w:eastAsia="Times New Roman" w:hAnsi="Times New Roman" w:cs="Times New Roman"/>
+          <w:sz w:val="24"/>
+          <w:szCs w:val="24"/>
+        </w:rPr>
+        <w:t xml:space="preserve"> (CER) terhadap dataset rekaman santri Madrasah Markaz Al-Ittihad, serta hasil pengujian fungsional sistem menggunakan metode </w:t>
+      </w:r>
+      <w:r>
+        <w:rPr>
+          <w:rFonts w:ascii="Times New Roman" w:eastAsia="Times New Roman" w:hAnsi="Times New Roman" w:cs="Times New Roman"/>
+          <w:i/>
+          <w:iCs/>
+          <w:sz w:val="24"/>
+          <w:szCs w:val="24"/>
+        </w:rPr>
+        <w:t>blackbox testing</w:t>
+      </w:r>
+      <w:r>
+        <w:rPr>
+          <w:rFonts w:ascii="Times New Roman" w:eastAsia="Times New Roman" w:hAnsi="Times New Roman" w:cs="Times New Roman"/>
+          <w:sz w:val="24"/>
+          <w:szCs w:val="24"/>
+        </w:rPr>
+        <w:t>.</w:t>
+      </w:r>
+    </w:p>
+    <w:p>
+      <w:pPr>
+        <w:spacing w:after="0" w:line="360" w:lineRule="auto"/>
+        <w:jc w:val="both"/>
+        <w:rPr>
+          <w:rFonts w:ascii="Times New Roman" w:eastAsia="Times New Roman" w:hAnsi="Times New Roman" w:cs="Times New Roman"/>
+          <w:sz w:val="24"/>
+          <w:szCs w:val="24"/>
+        </w:rPr>
+      </w:pPr>
+      <w:r>
+        <w:rPr>
+          <w:rFonts w:ascii="Times New Roman" w:eastAsia="Times New Roman" w:hAnsi="Times New Roman" w:cs="Times New Roman"/>
           <w:b/>
           <w:bCs/>
           <w:sz w:val="24"/>
           <w:szCs w:val="24"/>
         </w:rPr>
-      </w:pPr>
-      <w:r>
-        <w:rPr>
-          <w:rFonts w:ascii="Times New Roman" w:eastAsia="Times New Roman" w:hAnsi="Times New Roman" w:cs="Times New Roman"/>
-          <w:sz w:val="24"/>
-          <w:szCs w:val="24"/>
-        </w:rPr>
-        <w:t xml:space="preserve">Bab ini berisi kesimpulan yang diperoleh berdasarkan hasil implementasi dan pengujian sistem evaluasi hafalan Al-Qur'an berbasis ASR, yang menjawab seluruh rumusan masalah penelitian, serta saran yang dapat digunakan sebagai </w:t>
-      </w:r>
-      <w:r>
-        <w:rPr>
-          <w:rFonts w:ascii="Times New Roman" w:eastAsia="Times New Roman" w:hAnsi="Times New Roman" w:cs="Times New Roman"/>
-          <w:sz w:val="24"/>
-          <w:szCs w:val="24"/>
-        </w:rPr>
-        <w:lastRenderedPageBreak/>
-        <w:t xml:space="preserve">bahan pengembangan lebih lanjut pada penelitian berikutnya, termasuk integrasi sistem </w:t>
-      </w:r>
-      <w:r>
-        <w:rPr>
-          <w:rFonts w:ascii="Times New Roman" w:eastAsia="Times New Roman" w:hAnsi="Times New Roman" w:cs="Times New Roman"/>
-          <w:i/>
-          <w:iCs/>
-          <w:sz w:val="24"/>
-          <w:szCs w:val="24"/>
-        </w:rPr>
-        <w:t>backend</w:t>
-      </w:r>
-      <w:r>
-        <w:rPr>
-          <w:rFonts w:ascii="Times New Roman" w:eastAsia="Times New Roman" w:hAnsi="Times New Roman" w:cs="Times New Roman"/>
-          <w:sz w:val="24"/>
-          <w:szCs w:val="24"/>
-        </w:rPr>
-        <w:t xml:space="preserve"> yang telah dibangun ke dalam aplikasi mobile Android.</w:t>
+        <w:t>BAB VI KESIMPULAN DAN SARAN</w:t>
       </w:r>
     </w:p>
     <w:p>
@@ -6204,16 +6231,32 @@
           <w:rFonts w:ascii="Times New Roman" w:eastAsia="Times New Roman" w:hAnsi="Times New Roman" w:cs="Times New Roman"/>
         </w:rPr>
       </w:pPr>
-    </w:p>
-    <w:p>
-      <w:pPr>
-        <w:spacing w:after="0" w:line="360" w:lineRule="auto"/>
-        <w:ind w:firstLine="720"/>
-        <w:jc w:val="both"/>
-        <w:rPr>
-          <w:rFonts w:ascii="Times New Roman" w:eastAsia="Times New Roman" w:hAnsi="Times New Roman" w:cs="Times New Roman"/>
-        </w:rPr>
-      </w:pPr>
+      <w:r>
+        <w:rPr>
+          <w:rFonts w:ascii="Times New Roman" w:eastAsia="Times New Roman" w:hAnsi="Times New Roman" w:cs="Times New Roman"/>
+          <w:sz w:val="24"/>
+          <w:szCs w:val="24"/>
+        </w:rPr>
+        <w:t xml:space="preserve">Bab ini berisi kesimpulan yang diperoleh berdasarkan hasil implementasi dan pengujian sistem evaluasi hafalan Al-Qur'an berbasis ASR, yang menjawab seluruh rumusan masalah penelitian, serta saran yang dapat digunakan sebagai bahan pengembangan lebih lanjut pada penelitian berikutnya, termasuk integrasi sistem </w:t>
+      </w:r>
+      <w:r>
+        <w:rPr>
+          <w:rFonts w:ascii="Times New Roman" w:eastAsia="Times New Roman" w:hAnsi="Times New Roman" w:cs="Times New Roman"/>
+          <w:i/>
+          <w:iCs/>
+          <w:sz w:val="24"/>
+          <w:szCs w:val="24"/>
+        </w:rPr>
+        <w:t>backend</w:t>
+      </w:r>
+      <w:r>
+        <w:rPr>
+          <w:rFonts w:ascii="Times New Roman" w:eastAsia="Times New Roman" w:hAnsi="Times New Roman" w:cs="Times New Roman"/>
+          <w:sz w:val="24"/>
+          <w:szCs w:val="24"/>
+        </w:rPr>
+        <w:t xml:space="preserve"> yang telah dibangun ke dalam aplikasi mobile Android.</w:t>
+      </w:r>
     </w:p>
     <w:p>
       <w:pPr>
@@ -6259,14 +6302,14 @@
         </w:rPr>
         <w:br/>
       </w:r>
-      <w:bookmarkStart w:id="12" w:name="_Toc232606820"/>
+      <w:bookmarkStart w:id="13" w:name="_Toc232606820"/>
       <w:r>
         <w:rPr>
           <w:rFonts w:ascii="Times New Roman" w:hAnsi="Times New Roman" w:cs="Times New Roman"/>
         </w:rPr>
         <w:t>TINJAUAN PUSTAKA</w:t>
       </w:r>
-      <w:bookmarkEnd w:id="12"/>
+      <w:bookmarkEnd w:id="13"/>
     </w:p>
     <w:p>
       <w:pPr>
@@ -6277,14 +6320,14 @@
           <w:rFonts w:ascii="Times New Roman" w:hAnsi="Times New Roman" w:cs="Times New Roman"/>
         </w:rPr>
       </w:pPr>
-      <w:bookmarkStart w:id="13" w:name="_Toc232606821"/>
+      <w:bookmarkStart w:id="14" w:name="_Toc232606821"/>
       <w:r>
         <w:rPr>
           <w:rFonts w:ascii="Times New Roman" w:hAnsi="Times New Roman" w:cs="Times New Roman"/>
         </w:rPr>
         <w:t>Landasan Teori</w:t>
       </w:r>
-      <w:bookmarkEnd w:id="13"/>
+      <w:bookmarkEnd w:id="14"/>
     </w:p>
     <w:p>
       <w:pPr>
@@ -6297,6 +6340,41 @@
           <w:szCs w:val="24"/>
         </w:rPr>
       </w:pPr>
+      <w:sdt>
+        <w:sdtPr>
+          <w:rPr>
+            <w:rFonts w:ascii="Times New Roman" w:hAnsi="Times New Roman" w:cs="Times New Roman"/>
+            <w:color w:val="000000"/>
+            <w:sz w:val="24"/>
+            <w:szCs w:val="24"/>
+          </w:rPr>
+          <w:tag w:val="MENDELEY_CITATION_v3_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"/>
+          <w:id w:val="1185558377"/>
+          <w:placeholder>
+            <w:docPart w:val="DefaultPlaceholder_-1854013440"/>
+          </w:placeholder>
+        </w:sdtPr>
+        <w:sdtContent>
+          <w:r>
+            <w:rPr>
+              <w:rFonts w:ascii="Times New Roman" w:hAnsi="Times New Roman" w:cs="Times New Roman"/>
+              <w:color w:val="000000"/>
+              <w:sz w:val="24"/>
+              <w:szCs w:val="24"/>
+            </w:rPr>
+            <w:t>Ferdiansyah et al. (2024)</w:t>
+          </w:r>
+        </w:sdtContent>
+      </w:sdt>
+      <w:r>
+        <w:rPr>
+          <w:rFonts w:ascii="Times New Roman" w:hAnsi="Times New Roman" w:cs="Times New Roman"/>
+          <w:color w:val="000000"/>
+          <w:sz w:val="24"/>
+          <w:szCs w:val="24"/>
+        </w:rPr>
+        <w:t xml:space="preserve"> </w:t>
+      </w:r>
       <w:r>
         <w:rPr>
           <w:rFonts w:ascii="Times New Roman" w:hAnsi="Times New Roman" w:cs="Times New Roman"/>
@@ -7784,14 +7862,14 @@
           <w:rFonts w:ascii="Times New Roman" w:hAnsi="Times New Roman" w:cs="Times New Roman"/>
         </w:rPr>
       </w:pPr>
-      <w:bookmarkStart w:id="14" w:name="_Toc232606822"/>
+      <w:bookmarkStart w:id="15" w:name="_Toc232606822"/>
       <w:r>
         <w:rPr>
           <w:rFonts w:ascii="Times New Roman" w:hAnsi="Times New Roman" w:cs="Times New Roman"/>
         </w:rPr>
         <w:t>Dasar Teori</w:t>
       </w:r>
-      <w:bookmarkEnd w:id="14"/>
+      <w:bookmarkEnd w:id="15"/>
     </w:p>
     <w:p>
       <w:pPr>
@@ -7804,7 +7882,7 @@
           <w:bCs/>
         </w:rPr>
       </w:pPr>
-      <w:bookmarkStart w:id="15" w:name="_Toc232606823"/>
+      <w:bookmarkStart w:id="16" w:name="_Toc232606823"/>
       <w:r>
         <w:rPr>
           <w:rFonts w:ascii="Times New Roman" w:hAnsi="Times New Roman" w:cs="Times New Roman"/>
@@ -7837,7 +7915,7 @@
         </w:rPr>
         <w:t>)</w:t>
       </w:r>
-      <w:bookmarkEnd w:id="15"/>
+      <w:bookmarkEnd w:id="16"/>
     </w:p>
     <w:p>
       <w:pPr>
@@ -7893,6 +7971,7 @@
             <w:docPart w:val="DefaultPlaceholder_-1854013440"/>
           </w:placeholder>
         </w:sdtPr>
+        <w:sdtEndPr/>
         <w:sdtContent>
           <w:r>
             <w:rPr>
@@ -7922,6 +8001,7 @@
             <w:docPart w:val="DefaultPlaceholder_-1854013440"/>
           </w:placeholder>
         </w:sdtPr>
+        <w:sdtEndPr/>
         <w:sdtContent>
           <w:r>
             <w:rPr>
@@ -7952,6 +8032,7 @@
             <w:docPart w:val="DefaultPlaceholder_-1854013440"/>
           </w:placeholder>
         </w:sdtPr>
+        <w:sdtEndPr/>
         <w:sdtContent>
           <w:r>
             <w:rPr>
@@ -7978,6 +8059,7 @@
             <w:docPart w:val="DefaultPlaceholder_-1854013440"/>
           </w:placeholder>
         </w:sdtPr>
+        <w:sdtEndPr/>
         <w:sdtContent>
           <w:r>
             <w:rPr>
@@ -8012,6 +8094,7 @@
             <w:docPart w:val="DefaultPlaceholder_-1854013440"/>
           </w:placeholder>
         </w:sdtPr>
+        <w:sdtEndPr/>
         <w:sdtContent>
           <w:r>
             <w:rPr>
@@ -8038,6 +8121,7 @@
             <w:docPart w:val="DefaultPlaceholder_-1854013440"/>
           </w:placeholder>
         </w:sdtPr>
+        <w:sdtEndPr/>
         <w:sdtContent>
           <w:r>
             <w:rPr>
@@ -8067,6 +8151,7 @@
             <w:docPart w:val="DefaultPlaceholder_-1854013440"/>
           </w:placeholder>
         </w:sdtPr>
+        <w:sdtEndPr/>
         <w:sdtContent>
           <w:r>
             <w:rPr>
@@ -8088,7 +8173,7 @@
           <w:bCs/>
         </w:rPr>
       </w:pPr>
-      <w:bookmarkStart w:id="16" w:name="_Toc232606824"/>
+      <w:bookmarkStart w:id="17" w:name="_Toc232606824"/>
       <w:r>
         <w:rPr>
           <w:rFonts w:ascii="Times New Roman" w:hAnsi="Times New Roman" w:cs="Times New Roman"/>
@@ -8107,7 +8192,7 @@
         </w:rPr>
         <w:t>(ASR)</w:t>
       </w:r>
-      <w:bookmarkEnd w:id="16"/>
+      <w:bookmarkEnd w:id="17"/>
     </w:p>
     <w:p>
       <w:pPr>
@@ -8137,6 +8222,7 @@
             <w:docPart w:val="DefaultPlaceholder_-1854013440"/>
           </w:placeholder>
         </w:sdtPr>
+        <w:sdtEndPr/>
         <w:sdtContent>
           <w:r>
             <w:rPr>
@@ -8172,6 +8258,7 @@
             <w:docPart w:val="DefaultPlaceholder_-1854013440"/>
           </w:placeholder>
         </w:sdtPr>
+        <w:sdtEndPr/>
         <w:sdtContent>
           <w:r>
             <w:rPr>
@@ -8312,6 +8399,7 @@
             <w:docPart w:val="DefaultPlaceholder_-1854013440"/>
           </w:placeholder>
         </w:sdtPr>
+        <w:sdtEndPr/>
         <w:sdtContent>
           <w:r>
             <w:rPr>
@@ -8565,6 +8653,7 @@
             <w:docPart w:val="DefaultPlaceholder_-1854013440"/>
           </w:placeholder>
         </w:sdtPr>
+        <w:sdtEndPr/>
         <w:sdtContent>
           <w:r>
             <w:rPr>
@@ -8602,6 +8691,7 @@
             <w:docPart w:val="DefaultPlaceholder_-1854013440"/>
           </w:placeholder>
         </w:sdtPr>
+        <w:sdtEndPr/>
         <w:sdtContent>
           <w:r>
             <w:rPr>
@@ -8636,6 +8726,7 @@
             <w:docPart w:val="DefaultPlaceholder_-1854013440"/>
           </w:placeholder>
         </w:sdtPr>
+        <w:sdtEndPr/>
         <w:sdtContent>
           <w:r>
             <w:rPr>
@@ -8804,6 +8895,11 @@
             <w:docPart w:val="DefaultPlaceholder_-1854013440"/>
           </w:placeholder>
         </w:sdtPr>
+        <w:sdtEndPr>
+          <w:rPr>
+            <w:rStyle w:val="Emphasis"/>
+          </w:rPr>
+        </w:sdtEndPr>
         <w:sdtContent>
           <w:r>
             <w:rPr>
@@ -8856,7 +8952,7 @@
           <w:bCs/>
         </w:rPr>
       </w:pPr>
-      <w:bookmarkStart w:id="17" w:name="_Toc232606825"/>
+      <w:bookmarkStart w:id="18" w:name="_Toc232606825"/>
       <w:r>
         <w:rPr>
           <w:rFonts w:ascii="Times New Roman" w:hAnsi="Times New Roman" w:cs="Times New Roman"/>
@@ -8865,7 +8961,7 @@
         </w:rPr>
         <w:t>OpenAI-Whisper</w:t>
       </w:r>
-      <w:bookmarkEnd w:id="17"/>
+      <w:bookmarkEnd w:id="18"/>
     </w:p>
     <w:p>
       <w:pPr>
@@ -8898,6 +8994,7 @@
             <w:docPart w:val="DefaultPlaceholder_-1854013440"/>
           </w:placeholder>
         </w:sdtPr>
+        <w:sdtEndPr/>
         <w:sdtContent>
           <w:r>
             <w:rPr>
@@ -9017,7 +9114,21 @@
           <w:rStyle w:val="Emphasis"/>
           <w:rFonts w:eastAsiaTheme="majorEastAsia"/>
         </w:rPr>
-        <w:t xml:space="preserve">Gambar 2.2 </w:t>
+        <w:t>Gambar 2</w:t>
+      </w:r>
+      <w:r>
+        <w:rPr>
+          <w:rStyle w:val="Emphasis"/>
+          <w:rFonts w:eastAsiaTheme="majorEastAsia"/>
+        </w:rPr>
+        <w:t>.3</w:t>
+      </w:r>
+      <w:r>
+        <w:rPr>
+          <w:rStyle w:val="Emphasis"/>
+          <w:rFonts w:eastAsiaTheme="majorEastAsia"/>
+        </w:rPr>
+        <w:t xml:space="preserve"> </w:t>
       </w:r>
       <w:r>
         <w:rPr>
@@ -9061,6 +9172,11 @@
             <w:docPart w:val="DefaultPlaceholder_-1854013440"/>
           </w:placeholder>
         </w:sdtPr>
+        <w:sdtEndPr>
+          <w:rPr>
+            <w:rStyle w:val="Emphasis"/>
+          </w:rPr>
+        </w:sdtEndPr>
         <w:sdtContent>
           <w:r>
             <w:rPr>
@@ -9203,6 +9319,7 @@
             <w:docPart w:val="DefaultPlaceholder_-1854013440"/>
           </w:placeholder>
         </w:sdtPr>
+        <w:sdtEndPr/>
         <w:sdtContent>
           <w:r>
             <w:rPr>
@@ -9230,7 +9347,13 @@
         <w:jc w:val="center"/>
       </w:pPr>
       <w:r>
-        <w:t>Tabel 2.2 Varian model OpenAI-Whisper</w:t>
+        <w:t>Tabel 2.</w:t>
+      </w:r>
+      <w:r>
+        <w:t>2</w:t>
+      </w:r>
+      <w:r>
+        <w:t xml:space="preserve"> Varian model OpenAI-Whisper</w:t>
       </w:r>
     </w:p>
     <w:p>
@@ -9254,6 +9377,7 @@
             <w:docPart w:val="DefaultPlaceholder_-1854013440"/>
           </w:placeholder>
         </w:sdtPr>
+        <w:sdtEndPr/>
         <w:sdtContent>
           <w:r>
             <w:rPr>
@@ -9899,7 +10023,13 @@
         <w:jc w:val="both"/>
       </w:pPr>
       <w:r>
-        <w:t xml:space="preserve">Tabel 2.1 menunjukkan bahwa model Whisper tersedia dalam lima varian berdasarkan jumlah parameter, jumlah lapisan </w:t>
+        <w:t>Tabel 2.</w:t>
+      </w:r>
+      <w:r>
+        <w:t>2</w:t>
+      </w:r>
+      <w:r>
+        <w:t xml:space="preserve"> menunjukkan bahwa model Whisper tersedia dalam lima varian berdasarkan jumlah parameter, jumlah lapisan </w:t>
       </w:r>
       <w:r>
         <w:rPr>
@@ -10043,6 +10173,7 @@
             <w:docPart w:val="DefaultPlaceholder_-1854013440"/>
           </w:placeholder>
         </w:sdtPr>
+        <w:sdtEndPr/>
         <w:sdtContent>
           <w:r>
             <w:rPr>
@@ -10108,7 +10239,7 @@
           <w:b w:val="0"/>
         </w:rPr>
       </w:pPr>
-      <w:bookmarkStart w:id="18" w:name="_Toc232606826"/>
+      <w:bookmarkStart w:id="19" w:name="_Toc232606826"/>
       <w:r>
         <w:rPr>
           <w:rFonts w:ascii="Times New Roman" w:eastAsia="Times New Roman" w:hAnsi="Times New Roman" w:cs="Times New Roman"/>
@@ -10117,7 +10248,7 @@
         </w:rPr>
         <w:t>2.2.4 Character Error Rate (CER)</w:t>
       </w:r>
-      <w:bookmarkEnd w:id="18"/>
+      <w:bookmarkEnd w:id="19"/>
     </w:p>
     <w:p>
       <w:pPr>
@@ -10183,6 +10314,7 @@
             <w:docPart w:val="DefaultPlaceholder_-1854013440"/>
           </w:placeholder>
         </w:sdtPr>
+        <w:sdtEndPr/>
         <w:sdtContent>
           <w:r>
             <w:rPr>
@@ -10232,6 +10364,7 @@
             <w:docPart w:val="DefaultPlaceholder_-1854013440"/>
           </w:placeholder>
         </w:sdtPr>
+        <w:sdtEndPr/>
         <w:sdtContent>
           <w:r>
             <w:rPr>
@@ -10290,6 +10423,7 @@
             <w:docPart w:val="DefaultPlaceholder_-1854013440"/>
           </w:placeholder>
         </w:sdtPr>
+        <w:sdtEndPr/>
         <w:sdtContent>
           <w:r>
             <w:rPr>
@@ -10498,7 +10632,7 @@
           <w:bCs/>
         </w:rPr>
       </w:pPr>
-      <w:bookmarkStart w:id="19" w:name="_Toc232606827"/>
+      <w:bookmarkStart w:id="20" w:name="_Toc232606827"/>
       <w:r>
         <w:rPr>
           <w:rFonts w:ascii="Times New Roman" w:hAnsi="Times New Roman" w:cs="Times New Roman"/>
@@ -10517,7 +10651,7 @@
         </w:rPr>
         <w:t>Jaro-Winkler Similarity</w:t>
       </w:r>
-      <w:bookmarkEnd w:id="19"/>
+      <w:bookmarkEnd w:id="20"/>
     </w:p>
     <w:p>
       <w:pPr>
@@ -10632,6 +10766,7 @@
             <w:docPart w:val="DefaultPlaceholder_-1854013440"/>
           </w:placeholder>
         </w:sdtPr>
+        <w:sdtEndPr/>
         <w:sdtContent>
           <w:r>
             <w:rPr>
@@ -10803,6 +10938,7 @@
             <w:docPart w:val="DefaultPlaceholder_-1854013440"/>
           </w:placeholder>
         </w:sdtPr>
+        <w:sdtEndPr/>
         <w:sdtContent>
           <w:r>
             <w:rPr>
@@ -10968,7 +11104,7 @@
           <w:b w:val="0"/>
         </w:rPr>
       </w:pPr>
-      <w:bookmarkStart w:id="20" w:name="_Toc232606828"/>
+      <w:bookmarkStart w:id="21" w:name="_Toc232606828"/>
       <w:r>
         <w:rPr>
           <w:rFonts w:ascii="Times New Roman" w:eastAsia="Times New Roman" w:hAnsi="Times New Roman" w:cs="Times New Roman"/>
@@ -10977,7 +11113,7 @@
         </w:rPr>
         <w:t>2.2.6 Librosa</w:t>
       </w:r>
-      <w:bookmarkEnd w:id="20"/>
+      <w:bookmarkEnd w:id="21"/>
     </w:p>
     <w:p>
       <w:pPr>
@@ -11145,7 +11281,7 @@
           <w:b w:val="0"/>
         </w:rPr>
       </w:pPr>
-      <w:bookmarkStart w:id="21" w:name="_Toc232606829"/>
+      <w:bookmarkStart w:id="22" w:name="_Toc232606829"/>
       <w:r>
         <w:rPr>
           <w:rFonts w:ascii="Times New Roman" w:eastAsia="Times New Roman" w:hAnsi="Times New Roman" w:cs="Times New Roman"/>
@@ -11154,7 +11290,7 @@
         </w:rPr>
         <w:t>2.2.7 FastAPI</w:t>
       </w:r>
-      <w:bookmarkEnd w:id="21"/>
+      <w:bookmarkEnd w:id="22"/>
     </w:p>
     <w:p>
       <w:pPr>
@@ -11442,7 +11578,7 @@
           <w:bCs/>
         </w:rPr>
       </w:pPr>
-      <w:bookmarkStart w:id="22" w:name="_Toc232606830"/>
+      <w:bookmarkStart w:id="23" w:name="_Toc232606830"/>
       <w:r>
         <w:rPr>
           <w:rFonts w:ascii="Times New Roman" w:hAnsi="Times New Roman" w:cs="Times New Roman"/>
@@ -11451,7 +11587,7 @@
         </w:rPr>
         <w:t>2.2.8 REST API</w:t>
       </w:r>
-      <w:bookmarkEnd w:id="22"/>
+      <w:bookmarkEnd w:id="23"/>
     </w:p>
     <w:p>
       <w:pPr>
@@ -11608,7 +11744,7 @@
           <w:bCs/>
         </w:rPr>
       </w:pPr>
-      <w:bookmarkStart w:id="23" w:name="_Toc232606831"/>
+      <w:bookmarkStart w:id="24" w:name="_Toc232606831"/>
       <w:r>
         <w:rPr>
           <w:rFonts w:ascii="Times New Roman" w:hAnsi="Times New Roman" w:cs="Times New Roman"/>
@@ -11635,7 +11771,7 @@
         </w:rPr>
         <w:t xml:space="preserve"> (RAD)</w:t>
       </w:r>
-      <w:bookmarkEnd w:id="23"/>
+      <w:bookmarkEnd w:id="24"/>
     </w:p>
     <w:p>
       <w:pPr>
@@ -11955,7 +12091,7 @@
         </w:numPr>
         <w:spacing w:before="0" w:after="120" w:line="360" w:lineRule="auto"/>
       </w:pPr>
-      <w:bookmarkStart w:id="24" w:name="_Toc232606832"/>
+      <w:bookmarkStart w:id="25" w:name="_Toc232606832"/>
       <w:r>
         <w:rPr>
           <w:rFonts w:ascii="Times New Roman" w:hAnsi="Times New Roman" w:cs="Times New Roman"/>
@@ -11990,7 +12126,7 @@
         </w:rPr>
         <w:t>Blackbox Testing</w:t>
       </w:r>
-      <w:bookmarkEnd w:id="24"/>
+      <w:bookmarkEnd w:id="25"/>
     </w:p>
     <w:p>
       <w:pPr>
@@ -12093,6 +12229,7 @@
             <w:docPart w:val="DefaultPlaceholder_-1854013440"/>
           </w:placeholder>
         </w:sdtPr>
+        <w:sdtEndPr/>
         <w:sdtContent>
           <w:r>
             <w:rPr>
@@ -12233,7 +12370,7 @@
           <w:szCs w:val="24"/>
         </w:rPr>
       </w:pPr>
-      <w:bookmarkStart w:id="25" w:name="_Toc232606833"/>
+      <w:bookmarkStart w:id="26" w:name="_Toc232606833"/>
       <w:r>
         <w:rPr>
           <w:rFonts w:ascii="Times New Roman" w:eastAsia="Times New Roman" w:hAnsi="Times New Roman" w:cs="Times New Roman"/>
@@ -12242,7 +12379,7 @@
         </w:rPr>
         <w:t>3.1 Kerangka Pikir</w:t>
       </w:r>
-      <w:bookmarkEnd w:id="25"/>
+      <w:bookmarkEnd w:id="26"/>
     </w:p>
     <w:p>
       <w:pPr>
@@ -12352,7 +12489,7 @@
         </w:numPr>
         <w:spacing w:before="0" w:after="120"/>
       </w:pPr>
-      <w:bookmarkStart w:id="26" w:name="_Toc232606834"/>
+      <w:bookmarkStart w:id="27" w:name="_Toc232606834"/>
       <w:r>
         <w:rPr>
           <w:rFonts w:ascii="Times New Roman" w:eastAsia="Times New Roman" w:hAnsi="Times New Roman" w:cs="Times New Roman"/>
@@ -12362,7 +12499,7 @@
         <w:lastRenderedPageBreak/>
         <w:t>3.2 Deskripsi</w:t>
       </w:r>
-      <w:bookmarkEnd w:id="26"/>
+      <w:bookmarkEnd w:id="27"/>
     </w:p>
     <w:p>
       <w:pPr>
@@ -12377,7 +12514,7 @@
           <w:b w:val="0"/>
         </w:rPr>
       </w:pPr>
-      <w:bookmarkStart w:id="27" w:name="_Toc232606835"/>
+      <w:bookmarkStart w:id="28" w:name="_Toc232606835"/>
       <w:r>
         <w:rPr>
           <w:rFonts w:ascii="Times New Roman" w:eastAsia="Times New Roman" w:hAnsi="Times New Roman" w:cs="Times New Roman"/>
@@ -12386,7 +12523,7 @@
         </w:rPr>
         <w:t>3.2.1 Metode Pengumpulan Data</w:t>
       </w:r>
-      <w:bookmarkEnd w:id="27"/>
+      <w:bookmarkEnd w:id="28"/>
     </w:p>
     <w:p>
       <w:pPr>
@@ -12557,7 +12694,23 @@
           <w:sz w:val="24"/>
           <w:szCs w:val="24"/>
         </w:rPr>
-        <w:t xml:space="preserve"> dalam kondisi yang mendekati kondisi setoran harian. Setiap rekaman disertai teks referensi Al-Qur'an yang diperoleh dari API Quran Kemenag (quran.kemenag.go.id) sebagai </w:t>
+        <w:t xml:space="preserve"> dalam kondisi yang mendekati kondisi setoran harian. Setiap rekaman disertai teks referensi Al-Qur'an yang diperoleh dari </w:t>
+      </w:r>
+      <w:r>
+        <w:rPr>
+          <w:rFonts w:ascii="Times New Roman" w:eastAsia="Times New Roman" w:hAnsi="Times New Roman" w:cs="Times New Roman"/>
+          <w:sz w:val="24"/>
+          <w:szCs w:val="24"/>
+        </w:rPr>
+        <w:t>transkripsi rekaman suara musyrif</w:t>
+      </w:r>
+      <w:r>
+        <w:rPr>
+          <w:rFonts w:ascii="Times New Roman" w:eastAsia="Times New Roman" w:hAnsi="Times New Roman" w:cs="Times New Roman"/>
+          <w:sz w:val="24"/>
+          <w:szCs w:val="24"/>
+        </w:rPr>
+        <w:t xml:space="preserve"> sebagai </w:t>
       </w:r>
       <w:r>
         <w:rPr>
@@ -12575,7 +12728,7 @@
           <w:sz w:val="24"/>
           <w:szCs w:val="24"/>
         </w:rPr>
-        <w:t xml:space="preserve"> </w:t>
+        <w:t xml:space="preserve"> untuk </w:t>
       </w:r>
       <w:r>
         <w:rPr>
@@ -12584,7 +12737,7 @@
           <w:szCs w:val="24"/>
         </w:rPr>
         <w:lastRenderedPageBreak/>
-        <w:t>untuk perhitungan CER. Selain itu, penilaian musyrif terhadap rekaman yang sama juga dikumpulkan sebagai data pembanding untuk mengukur tingkat kesesuaian antara evaluasi sistem dan penilaian manusia menggunakan algoritma Jaro-Winkler Similarity.</w:t>
+        <w:t>perhitungan CER. Selain itu, penilaian musyrif terhadap rekaman yang sama juga dikumpulkan sebagai data pembanding untuk mengukur tingkat kesesuaian antara evaluasi sistem dan penilaian manusia menggunakan algoritma Jaro-Winkler Similarity.</w:t>
       </w:r>
     </w:p>
     <w:p>
@@ -12600,7 +12753,7 @@
           <w:b w:val="0"/>
         </w:rPr>
       </w:pPr>
-      <w:bookmarkStart w:id="28" w:name="_Toc232606836"/>
+      <w:bookmarkStart w:id="29" w:name="_Toc232606836"/>
       <w:r>
         <w:rPr>
           <w:rFonts w:ascii="Times New Roman" w:eastAsia="Times New Roman" w:hAnsi="Times New Roman" w:cs="Times New Roman"/>
@@ -12609,7 +12762,7 @@
         </w:rPr>
         <w:t>3.2.2 Perencanaan Kebutuhan (Requirement Planning)</w:t>
       </w:r>
-      <w:bookmarkEnd w:id="28"/>
+      <w:bookmarkEnd w:id="29"/>
     </w:p>
     <w:p>
       <w:pPr>
@@ -12967,7 +13120,7 @@
           <w:b w:val="0"/>
         </w:rPr>
       </w:pPr>
-      <w:bookmarkStart w:id="29" w:name="_Toc232606837"/>
+      <w:bookmarkStart w:id="30" w:name="_Toc232606837"/>
       <w:r>
         <w:rPr>
           <w:rFonts w:ascii="Times New Roman" w:eastAsia="Times New Roman" w:hAnsi="Times New Roman" w:cs="Times New Roman"/>
@@ -12976,7 +13129,7 @@
         </w:rPr>
         <w:t>3.2.3 Perancangan (Design Workshop)</w:t>
       </w:r>
-      <w:bookmarkEnd w:id="29"/>
+      <w:bookmarkEnd w:id="30"/>
     </w:p>
     <w:p>
       <w:pPr>
@@ -13675,7 +13828,7 @@
           <w:szCs w:val="24"/>
         </w:rPr>
       </w:pPr>
-      <w:bookmarkStart w:id="30" w:name="_Toc232606838"/>
+      <w:bookmarkStart w:id="31" w:name="_Toc232606838"/>
       <w:r>
         <w:rPr>
           <w:rFonts w:ascii="Times New Roman" w:eastAsia="Times New Roman" w:hAnsi="Times New Roman" w:cs="Times New Roman"/>
@@ -13684,7 +13837,7 @@
         </w:rPr>
         <w:t>3.2.4 Konstruksi (Construction)</w:t>
       </w:r>
-      <w:bookmarkEnd w:id="30"/>
+      <w:bookmarkEnd w:id="31"/>
     </w:p>
     <w:p>
       <w:pPr>
@@ -14138,7 +14291,7 @@
           <w:b w:val="0"/>
         </w:rPr>
       </w:pPr>
-      <w:bookmarkStart w:id="31" w:name="_Toc232606839"/>
+      <w:bookmarkStart w:id="32" w:name="_Toc232606839"/>
       <w:r>
         <w:rPr>
           <w:rFonts w:ascii="Times New Roman" w:eastAsia="Times New Roman" w:hAnsi="Times New Roman" w:cs="Times New Roman"/>
@@ -14147,7 +14300,7 @@
         </w:rPr>
         <w:t>3.2.5 Pengujian</w:t>
       </w:r>
-      <w:bookmarkEnd w:id="31"/>
+      <w:bookmarkEnd w:id="32"/>
     </w:p>
     <w:p>
       <w:pPr>
@@ -14927,7 +15080,7 @@
           <w:b w:val="0"/>
         </w:rPr>
       </w:pPr>
-      <w:bookmarkStart w:id="32" w:name="_Toc232606840"/>
+      <w:bookmarkStart w:id="33" w:name="_Toc232606840"/>
       <w:r>
         <w:rPr>
           <w:rFonts w:ascii="Times New Roman" w:eastAsia="Times New Roman" w:hAnsi="Times New Roman" w:cs="Times New Roman"/>
@@ -14937,7 +15090,7 @@
         <w:lastRenderedPageBreak/>
         <w:t>3.2.6 Pelaporan</w:t>
       </w:r>
-      <w:bookmarkEnd w:id="32"/>
+      <w:bookmarkEnd w:id="33"/>
     </w:p>
     <w:p>
       <w:pPr>
@@ -15644,7 +15797,7 @@
 </file>
 
 <file path=word/endnotes.xml><?xml version="1.0" encoding="utf-8"?>
-<w:endnotes xmlns:wpc="http://schemas.microsoft.com/office/word/2010/wordprocessingCanvas" xmlns:cx="http://schemas.microsoft.com/office/drawing/2014/chartex" xmlns:cx1="http://schemas.microsoft.com/office/drawing/2015/9/8/chartex" xmlns:cx2="http://schemas.microsoft.com/office/drawing/2015/10/21/chartex" xmlns:cx3="http://schemas.microsoft.com/office/drawing/2016/5/9/chartex" xmlns:cx4="http://schemas.microsoft.com/office/drawing/2016/5/10/chartex" xmlns:cx5="http://schemas.microsoft.com/office/drawing/2016/5/11/chartex" xmlns:cx6="http://schemas.microsoft.com/office/drawing/2016/5/12/chartex" xmlns:cx7="http://schemas.microsoft.com/office/drawing/2016/5/13/chartex" xmlns:cx8="http://schemas.microsoft.com/office/drawing/2016/5/14/chartex" xmlns:mc="http://schemas.openxmlformats.org/markup-compatibility/2006" xmlns:aink="http://schemas.microsoft.com/office/drawing/2016/ink" xmlns:am3d="http://schemas.microsoft.com/office/drawing/2017/model3d" xmlns:o="urn:schemas-microsoft-com:office:office" xmlns:oel="http://schemas.microsoft.com/office/2019/extlst" xmlns:r="http://schemas.openxmlformats.org/officeDocument/2006/relationships" xmlns:m="http://schemas.openxmlformats.org/officeDocument/2006/math" xmlns:v="urn:schemas-microsoft-com:vml" xmlns:wp14="http://schemas.microsoft.com/office/word/2010/wordprocessingDrawing" xmlns:wp="http://schemas.openxmlformats.org/drawingml/2006/wordprocessingDrawing" xmlns:w10="urn:schemas-microsoft-com:office:word" xmlns:w="http://schemas.openxmlformats.org/wordprocessingml/2006/main" xmlns:w14="http://schemas.microsoft.com/office/word/2010/wordml" xmlns:w15="http://schemas.microsoft.com/office/word/2012/wordml" xmlns:w16cex="http://schemas.microsoft.com/office/word/2018/wordml/cex" xmlns:w16cid="http://schemas.microsoft.com/office/word/2016/wordml/cid" xmlns:w16="http://schemas.microsoft.com/office/word/2018/wordml" xmlns:w16sdtdh="http://schemas.microsoft.com/office/word/2020/wordml/sdtdatahash" xmlns:w16se="http://schemas.microsoft.com/office/word/2015/wordml/symex" xmlns:wpg="http://schemas.microsoft.com/office/word/2010/wordprocessingGroup" xmlns:wpi="http://schemas.microsoft.com/office/word/2010/wordprocessingInk" xmlns:wne="http://schemas.microsoft.com/office/word/2006/wordml" xmlns:wps="http://schemas.microsoft.com/office/word/2010/wordprocessingShape" mc:Ignorable="w14 w15 w16se w16cid w16 w16cex w16sdtdh wp14">
+<w:endnotes xmlns:wpc="http://schemas.microsoft.com/office/word/2010/wordprocessingCanvas" xmlns:cx="http://schemas.microsoft.com/office/drawing/2014/chartex" xmlns:cx1="http://schemas.microsoft.com/office/drawing/2015/9/8/chartex" xmlns:cx2="http://schemas.microsoft.com/office/drawing/2015/10/21/chartex" xmlns:cx3="http://schemas.microsoft.com/office/drawing/2016/5/9/chartex" xmlns:cx4="http://schemas.microsoft.com/office/drawing/2016/5/10/chartex" xmlns:cx5="http://schemas.microsoft.com/office/drawing/2016/5/11/chartex" xmlns:cx6="http://schemas.microsoft.com/office/drawing/2016/5/12/chartex" xmlns:cx7="http://schemas.microsoft.com/office/drawing/2016/5/13/chartex" xmlns:cx8="http://schemas.microsoft.com/office/drawing/2016/5/14/chartex" xmlns:mc="http://schemas.openxmlformats.org/markup-compatibility/2006" xmlns:aink="http://schemas.microsoft.com/office/drawing/2016/ink" xmlns:am3d="http://schemas.microsoft.com/office/drawing/2017/model3d" xmlns:o="urn:schemas-microsoft-com:office:office" xmlns:r="http://schemas.openxmlformats.org/officeDocument/2006/relationships" xmlns:m="http://schemas.openxmlformats.org/officeDocument/2006/math" xmlns:v="urn:schemas-microsoft-com:vml" xmlns:wp14="http://schemas.microsoft.com/office/word/2010/wordprocessingDrawing" xmlns:wp="http://schemas.openxmlformats.org/drawingml/2006/wordprocessingDrawing" xmlns:w10="urn:schemas-microsoft-com:office:word" xmlns:w="http://schemas.openxmlformats.org/wordprocessingml/2006/main" xmlns:w14="http://schemas.microsoft.com/office/word/2010/wordml" xmlns:w15="http://schemas.microsoft.com/office/word/2012/wordml" xmlns:w16cex="http://schemas.microsoft.com/office/word/2018/wordml/cex" xmlns:w16cid="http://schemas.microsoft.com/office/word/2016/wordml/cid" xmlns:w16="http://schemas.microsoft.com/office/word/2018/wordml" xmlns:w16sdtdh="http://schemas.microsoft.com/office/word/2020/wordml/sdtdatahash" xmlns:w16se="http://schemas.microsoft.com/office/word/2015/wordml/symex" xmlns:wpg="http://schemas.microsoft.com/office/word/2010/wordprocessingGroup" xmlns:wpi="http://schemas.microsoft.com/office/word/2010/wordprocessingInk" xmlns:wne="http://schemas.microsoft.com/office/word/2006/wordml" xmlns:wps="http://schemas.microsoft.com/office/word/2010/wordprocessingShape" mc:Ignorable="w14 w15 w16se w16cid w16 w16cex w16sdtdh wp14">
   <w:endnote w:type="separator" w:id="-1">
     <w:p>
       <w:pPr>
@@ -15669,7 +15822,7 @@
 </file>
 
 <file path=word/footer1.xml><?xml version="1.0" encoding="utf-8"?>
-<w:ftr xmlns:wpc="http://schemas.microsoft.com/office/word/2010/wordprocessingCanvas" xmlns:cx="http://schemas.microsoft.com/office/drawing/2014/chartex" xmlns:cx1="http://schemas.microsoft.com/office/drawing/2015/9/8/chartex" xmlns:cx2="http://schemas.microsoft.com/office/drawing/2015/10/21/chartex" xmlns:cx3="http://schemas.microsoft.com/office/drawing/2016/5/9/chartex" xmlns:cx4="http://schemas.microsoft.com/office/drawing/2016/5/10/chartex" xmlns:cx5="http://schemas.microsoft.com/office/drawing/2016/5/11/chartex" xmlns:cx6="http://schemas.microsoft.com/office/drawing/2016/5/12/chartex" xmlns:cx7="http://schemas.microsoft.com/office/drawing/2016/5/13/chartex" xmlns:cx8="http://schemas.microsoft.com/office/drawing/2016/5/14/chartex" xmlns:mc="http://schemas.openxmlformats.org/markup-compatibility/2006" xmlns:aink="http://schemas.microsoft.com/office/drawing/2016/ink" xmlns:am3d="http://schemas.microsoft.com/office/drawing/2017/model3d" xmlns:o="urn:schemas-microsoft-com:office:office" xmlns:oel="http://schemas.microsoft.com/office/2019/extlst" xmlns:r="http://schemas.openxmlformats.org/officeDocument/2006/relationships" xmlns:m="http://schemas.openxmlformats.org/officeDocument/2006/math" xmlns:v="urn:schemas-microsoft-com:vml" xmlns:wp14="http://schemas.microsoft.com/office/word/2010/wordprocessingDrawing" xmlns:wp="http://schemas.openxmlformats.org/drawingml/2006/wordprocessingDrawing" xmlns:w10="urn:schemas-microsoft-com:office:word" xmlns:w="http://schemas.openxmlformats.org/wordprocessingml/2006/main" xmlns:w14="http://schemas.microsoft.com/office/word/2010/wordml" xmlns:w15="http://schemas.microsoft.com/office/word/2012/wordml" xmlns:w16cex="http://schemas.microsoft.com/office/word/2018/wordml/cex" xmlns:w16cid="http://schemas.microsoft.com/office/word/2016/wordml/cid" xmlns:w16="http://schemas.microsoft.com/office/word/2018/wordml" xmlns:w16sdtdh="http://schemas.microsoft.com/office/word/2020/wordml/sdtdatahash" xmlns:w16se="http://schemas.microsoft.com/office/word/2015/wordml/symex" xmlns:wpg="http://schemas.microsoft.com/office/word/2010/wordprocessingGroup" xmlns:wpi="http://schemas.microsoft.com/office/word/2010/wordprocessingInk" xmlns:wne="http://schemas.microsoft.com/office/word/2006/wordml" xmlns:wps="http://schemas.microsoft.com/office/word/2010/wordprocessingShape" mc:Ignorable="w14 w15 w16se w16cid w16 w16cex w16sdtdh wp14">
+<w:ftr xmlns:wpc="http://schemas.microsoft.com/office/word/2010/wordprocessingCanvas" xmlns:cx="http://schemas.microsoft.com/office/drawing/2014/chartex" xmlns:cx1="http://schemas.microsoft.com/office/drawing/2015/9/8/chartex" xmlns:cx2="http://schemas.microsoft.com/office/drawing/2015/10/21/chartex" xmlns:cx3="http://schemas.microsoft.com/office/drawing/2016/5/9/chartex" xmlns:cx4="http://schemas.microsoft.com/office/drawing/2016/5/10/chartex" xmlns:cx5="http://schemas.microsoft.com/office/drawing/2016/5/11/chartex" xmlns:cx6="http://schemas.microsoft.com/office/drawing/2016/5/12/chartex" xmlns:cx7="http://schemas.microsoft.com/office/drawing/2016/5/13/chartex" xmlns:cx8="http://schemas.microsoft.com/office/drawing/2016/5/14/chartex" xmlns:mc="http://schemas.openxmlformats.org/markup-compatibility/2006" xmlns:aink="http://schemas.microsoft.com/office/drawing/2016/ink" xmlns:am3d="http://schemas.microsoft.com/office/drawing/2017/model3d" xmlns:o="urn:schemas-microsoft-com:office:office" xmlns:r="http://schemas.openxmlformats.org/officeDocument/2006/relationships" xmlns:m="http://schemas.openxmlformats.org/officeDocument/2006/math" xmlns:v="urn:schemas-microsoft-com:vml" xmlns:wp14="http://schemas.microsoft.com/office/word/2010/wordprocessingDrawing" xmlns:wp="http://schemas.openxmlformats.org/drawingml/2006/wordprocessingDrawing" xmlns:w10="urn:schemas-microsoft-com:office:word" xmlns:w="http://schemas.openxmlformats.org/wordprocessingml/2006/main" xmlns:w14="http://schemas.microsoft.com/office/word/2010/wordml" xmlns:w15="http://schemas.microsoft.com/office/word/2012/wordml" xmlns:w16cex="http://schemas.microsoft.com/office/word/2018/wordml/cex" xmlns:w16cid="http://schemas.microsoft.com/office/word/2016/wordml/cid" xmlns:w16="http://schemas.microsoft.com/office/word/2018/wordml" xmlns:w16sdtdh="http://schemas.microsoft.com/office/word/2020/wordml/sdtdatahash" xmlns:w16se="http://schemas.microsoft.com/office/word/2015/wordml/symex" xmlns:wpg="http://schemas.microsoft.com/office/word/2010/wordprocessingGroup" xmlns:wpi="http://schemas.microsoft.com/office/word/2010/wordprocessingInk" xmlns:wne="http://schemas.microsoft.com/office/word/2006/wordml" xmlns:wps="http://schemas.microsoft.com/office/word/2010/wordprocessingShape" mc:Ignorable="w14 w15 w16se w16cid w16 w16cex w16sdtdh wp14">
   <w:sdt>
     <w:sdtPr>
       <w:rPr>
@@ -15742,7 +15895,7 @@
 </file>
 
 <file path=word/footer2.xml><?xml version="1.0" encoding="utf-8"?>
-<w:ftr xmlns:wpc="http://schemas.microsoft.com/office/word/2010/wordprocessingCanvas" xmlns:cx="http://schemas.microsoft.com/office/drawing/2014/chartex" xmlns:cx1="http://schemas.microsoft.com/office/drawing/2015/9/8/chartex" xmlns:cx2="http://schemas.microsoft.com/office/drawing/2015/10/21/chartex" xmlns:cx3="http://schemas.microsoft.com/office/drawing/2016/5/9/chartex" xmlns:cx4="http://schemas.microsoft.com/office/drawing/2016/5/10/chartex" xmlns:cx5="http://schemas.microsoft.com/office/drawing/2016/5/11/chartex" xmlns:cx6="http://schemas.microsoft.com/office/drawing/2016/5/12/chartex" xmlns:cx7="http://schemas.microsoft.com/office/drawing/2016/5/13/chartex" xmlns:cx8="http://schemas.microsoft.com/office/drawing/2016/5/14/chartex" xmlns:mc="http://schemas.openxmlformats.org/markup-compatibility/2006" xmlns:aink="http://schemas.microsoft.com/office/drawing/2016/ink" xmlns:am3d="http://schemas.microsoft.com/office/drawing/2017/model3d" xmlns:o="urn:schemas-microsoft-com:office:office" xmlns:oel="http://schemas.microsoft.com/office/2019/extlst" xmlns:r="http://schemas.openxmlformats.org/officeDocument/2006/relationships" xmlns:m="http://schemas.openxmlformats.org/officeDocument/2006/math" xmlns:v="urn:schemas-microsoft-com:vml" xmlns:wp14="http://schemas.microsoft.com/office/word/2010/wordprocessingDrawing" xmlns:wp="http://schemas.openxmlformats.org/drawingml/2006/wordprocessingDrawing" xmlns:w10="urn:schemas-microsoft-com:office:word" xmlns:w="http://schemas.openxmlformats.org/wordprocessingml/2006/main" xmlns:w14="http://schemas.microsoft.com/office/word/2010/wordml" xmlns:w15="http://schemas.microsoft.com/office/word/2012/wordml" xmlns:w16cex="http://schemas.microsoft.com/office/word/2018/wordml/cex" xmlns:w16cid="http://schemas.microsoft.com/office/word/2016/wordml/cid" xmlns:w16="http://schemas.microsoft.com/office/word/2018/wordml" xmlns:w16sdtdh="http://schemas.microsoft.com/office/word/2020/wordml/sdtdatahash" xmlns:w16se="http://schemas.microsoft.com/office/word/2015/wordml/symex" xmlns:wpg="http://schemas.microsoft.com/office/word/2010/wordprocessingGroup" xmlns:wpi="http://schemas.microsoft.com/office/word/2010/wordprocessingInk" xmlns:wne="http://schemas.microsoft.com/office/word/2006/wordml" xmlns:wps="http://schemas.microsoft.com/office/word/2010/wordprocessingShape" mc:Ignorable="w14 w15 w16se w16cid w16 w16cex w16sdtdh wp14">
+<w:ftr xmlns:wpc="http://schemas.microsoft.com/office/word/2010/wordprocessingCanvas" xmlns:cx="http://schemas.microsoft.com/office/drawing/2014/chartex" xmlns:cx1="http://schemas.microsoft.com/office/drawing/2015/9/8/chartex" xmlns:cx2="http://schemas.microsoft.com/office/drawing/2015/10/21/chartex" xmlns:cx3="http://schemas.microsoft.com/office/drawing/2016/5/9/chartex" xmlns:cx4="http://schemas.microsoft.com/office/drawing/2016/5/10/chartex" xmlns:cx5="http://schemas.microsoft.com/office/drawing/2016/5/11/chartex" xmlns:cx6="http://schemas.microsoft.com/office/drawing/2016/5/12/chartex" xmlns:cx7="http://schemas.microsoft.com/office/drawing/2016/5/13/chartex" xmlns:cx8="http://schemas.microsoft.com/office/drawing/2016/5/14/chartex" xmlns:mc="http://schemas.openxmlformats.org/markup-compatibility/2006" xmlns:aink="http://schemas.microsoft.com/office/drawing/2016/ink" xmlns:am3d="http://schemas.microsoft.com/office/drawing/2017/model3d" xmlns:o="urn:schemas-microsoft-com:office:office" xmlns:r="http://schemas.openxmlformats.org/officeDocument/2006/relationships" xmlns:m="http://schemas.openxmlformats.org/officeDocument/2006/math" xmlns:v="urn:schemas-microsoft-com:vml" xmlns:wp14="http://schemas.microsoft.com/office/word/2010/wordprocessingDrawing" xmlns:wp="http://schemas.openxmlformats.org/drawingml/2006/wordprocessingDrawing" xmlns:w10="urn:schemas-microsoft-com:office:word" xmlns:w="http://schemas.openxmlformats.org/wordprocessingml/2006/main" xmlns:w14="http://schemas.microsoft.com/office/word/2010/wordml" xmlns:w15="http://schemas.microsoft.com/office/word/2012/wordml" xmlns:w16cex="http://schemas.microsoft.com/office/word/2018/wordml/cex" xmlns:w16cid="http://schemas.microsoft.com/office/word/2016/wordml/cid" xmlns:w16="http://schemas.microsoft.com/office/word/2018/wordml" xmlns:w16sdtdh="http://schemas.microsoft.com/office/word/2020/wordml/sdtdatahash" xmlns:w16se="http://schemas.microsoft.com/office/word/2015/wordml/symex" xmlns:wpg="http://schemas.microsoft.com/office/word/2010/wordprocessingGroup" xmlns:wpi="http://schemas.microsoft.com/office/word/2010/wordprocessingInk" xmlns:wne="http://schemas.microsoft.com/office/word/2006/wordml" xmlns:wps="http://schemas.microsoft.com/office/word/2010/wordprocessingShape" mc:Ignorable="w14 w15 w16se w16cid w16 w16cex w16sdtdh wp14">
   <w:sdt>
     <w:sdtPr>
       <w:id w:val="568846264"/>
@@ -15824,7 +15977,7 @@
 </file>
 
 <file path=word/footer3.xml><?xml version="1.0" encoding="utf-8"?>
-<w:ftr xmlns:wpc="http://schemas.microsoft.com/office/word/2010/wordprocessingCanvas" xmlns:cx="http://schemas.microsoft.com/office/drawing/2014/chartex" xmlns:cx1="http://schemas.microsoft.com/office/drawing/2015/9/8/chartex" xmlns:cx2="http://schemas.microsoft.com/office/drawing/2015/10/21/chartex" xmlns:cx3="http://schemas.microsoft.com/office/drawing/2016/5/9/chartex" xmlns:cx4="http://schemas.microsoft.com/office/drawing/2016/5/10/chartex" xmlns:cx5="http://schemas.microsoft.com/office/drawing/2016/5/11/chartex" xmlns:cx6="http://schemas.microsoft.com/office/drawing/2016/5/12/chartex" xmlns:cx7="http://schemas.microsoft.com/office/drawing/2016/5/13/chartex" xmlns:cx8="http://schemas.microsoft.com/office/drawing/2016/5/14/chartex" xmlns:mc="http://schemas.openxmlformats.org/markup-compatibility/2006" xmlns:aink="http://schemas.microsoft.com/office/drawing/2016/ink" xmlns:am3d="http://schemas.microsoft.com/office/drawing/2017/model3d" xmlns:o="urn:schemas-microsoft-com:office:office" xmlns:oel="http://schemas.microsoft.com/office/2019/extlst" xmlns:r="http://schemas.openxmlformats.org/officeDocument/2006/relationships" xmlns:m="http://schemas.openxmlformats.org/officeDocument/2006/math" xmlns:v="urn:schemas-microsoft-com:vml" xmlns:wp14="http://schemas.microsoft.com/office/word/2010/wordprocessingDrawing" xmlns:wp="http://schemas.openxmlformats.org/drawingml/2006/wordprocessingDrawing" xmlns:w10="urn:schemas-microsoft-com:office:word" xmlns:w="http://schemas.openxmlformats.org/wordprocessingml/2006/main" xmlns:w14="http://schemas.microsoft.com/office/word/2010/wordml" xmlns:w15="http://schemas.microsoft.com/office/word/2012/wordml" xmlns:w16cex="http://schemas.microsoft.com/office/word/2018/wordml/cex" xmlns:w16cid="http://schemas.microsoft.com/office/word/2016/wordml/cid" xmlns:w16="http://schemas.microsoft.com/office/word/2018/wordml" xmlns:w16sdtdh="http://schemas.microsoft.com/office/word/2020/wordml/sdtdatahash" xmlns:w16se="http://schemas.microsoft.com/office/word/2015/wordml/symex" xmlns:wpg="http://schemas.microsoft.com/office/word/2010/wordprocessingGroup" xmlns:wpi="http://schemas.microsoft.com/office/word/2010/wordprocessingInk" xmlns:wne="http://schemas.microsoft.com/office/word/2006/wordml" xmlns:wps="http://schemas.microsoft.com/office/word/2010/wordprocessingShape" mc:Ignorable="w14 w15 w16se w16cid w16 w16cex w16sdtdh wp14">
+<w:ftr xmlns:wpc="http://schemas.microsoft.com/office/word/2010/wordprocessingCanvas" xmlns:cx="http://schemas.microsoft.com/office/drawing/2014/chartex" xmlns:cx1="http://schemas.microsoft.com/office/drawing/2015/9/8/chartex" xmlns:cx2="http://schemas.microsoft.com/office/drawing/2015/10/21/chartex" xmlns:cx3="http://schemas.microsoft.com/office/drawing/2016/5/9/chartex" xmlns:cx4="http://schemas.microsoft.com/office/drawing/2016/5/10/chartex" xmlns:cx5="http://schemas.microsoft.com/office/drawing/2016/5/11/chartex" xmlns:cx6="http://schemas.microsoft.com/office/drawing/2016/5/12/chartex" xmlns:cx7="http://schemas.microsoft.com/office/drawing/2016/5/13/chartex" xmlns:cx8="http://schemas.microsoft.com/office/drawing/2016/5/14/chartex" xmlns:mc="http://schemas.openxmlformats.org/markup-compatibility/2006" xmlns:aink="http://schemas.microsoft.com/office/drawing/2016/ink" xmlns:am3d="http://schemas.microsoft.com/office/drawing/2017/model3d" xmlns:o="urn:schemas-microsoft-com:office:office" xmlns:r="http://schemas.openxmlformats.org/officeDocument/2006/relationships" xmlns:m="http://schemas.openxmlformats.org/officeDocument/2006/math" xmlns:v="urn:schemas-microsoft-com:vml" xmlns:wp14="http://schemas.microsoft.com/office/word/2010/wordprocessingDrawing" xmlns:wp="http://schemas.openxmlformats.org/drawingml/2006/wordprocessingDrawing" xmlns:w10="urn:schemas-microsoft-com:office:word" xmlns:w="http://schemas.openxmlformats.org/wordprocessingml/2006/main" xmlns:w14="http://schemas.microsoft.com/office/word/2010/wordml" xmlns:w15="http://schemas.microsoft.com/office/word/2012/wordml" xmlns:w16cex="http://schemas.microsoft.com/office/word/2018/wordml/cex" xmlns:w16cid="http://schemas.microsoft.com/office/word/2016/wordml/cid" xmlns:w16="http://schemas.microsoft.com/office/word/2018/wordml" xmlns:w16sdtdh="http://schemas.microsoft.com/office/word/2020/wordml/sdtdatahash" xmlns:w16se="http://schemas.microsoft.com/office/word/2015/wordml/symex" xmlns:wpg="http://schemas.microsoft.com/office/word/2010/wordprocessingGroup" xmlns:wpi="http://schemas.microsoft.com/office/word/2010/wordprocessingInk" xmlns:wne="http://schemas.microsoft.com/office/word/2006/wordml" xmlns:wps="http://schemas.microsoft.com/office/word/2010/wordprocessingShape" mc:Ignorable="w14 w15 w16se w16cid w16 w16cex w16sdtdh wp14">
   <w:p>
     <w:pPr>
       <w:pStyle w:val="Footer"/>
@@ -15839,7 +15992,7 @@
 </file>
 
 <file path=word/footer4.xml><?xml version="1.0" encoding="utf-8"?>
-<w:ftr xmlns:wpc="http://schemas.microsoft.com/office/word/2010/wordprocessingCanvas" xmlns:cx="http://schemas.microsoft.com/office/drawing/2014/chartex" xmlns:cx1="http://schemas.microsoft.com/office/drawing/2015/9/8/chartex" xmlns:cx2="http://schemas.microsoft.com/office/drawing/2015/10/21/chartex" xmlns:cx3="http://schemas.microsoft.com/office/drawing/2016/5/9/chartex" xmlns:cx4="http://schemas.microsoft.com/office/drawing/2016/5/10/chartex" xmlns:cx5="http://schemas.microsoft.com/office/drawing/2016/5/11/chartex" xmlns:cx6="http://schemas.microsoft.com/office/drawing/2016/5/12/chartex" xmlns:cx7="http://schemas.microsoft.com/office/drawing/2016/5/13/chartex" xmlns:cx8="http://schemas.microsoft.com/office/drawing/2016/5/14/chartex" xmlns:mc="http://schemas.openxmlformats.org/markup-compatibility/2006" xmlns:aink="http://schemas.microsoft.com/office/drawing/2016/ink" xmlns:am3d="http://schemas.microsoft.com/office/drawing/2017/model3d" xmlns:o="urn:schemas-microsoft-com:office:office" xmlns:oel="http://schemas.microsoft.com/office/2019/extlst" xmlns:r="http://schemas.openxmlformats.org/officeDocument/2006/relationships" xmlns:m="http://schemas.openxmlformats.org/officeDocument/2006/math" xmlns:v="urn:schemas-microsoft-com:vml" xmlns:wp14="http://schemas.microsoft.com/office/word/2010/wordprocessingDrawing" xmlns:wp="http://schemas.openxmlformats.org/drawingml/2006/wordprocessingDrawing" xmlns:w10="urn:schemas-microsoft-com:office:word" xmlns:w="http://schemas.openxmlformats.org/wordprocessingml/2006/main" xmlns:w14="http://schemas.microsoft.com/office/word/2010/wordml" xmlns:w15="http://schemas.microsoft.com/office/word/2012/wordml" xmlns:w16cex="http://schemas.microsoft.com/office/word/2018/wordml/cex" xmlns:w16cid="http://schemas.microsoft.com/office/word/2016/wordml/cid" xmlns:w16="http://schemas.microsoft.com/office/word/2018/wordml" xmlns:w16sdtdh="http://schemas.microsoft.com/office/word/2020/wordml/sdtdatahash" xmlns:w16se="http://schemas.microsoft.com/office/word/2015/wordml/symex" xmlns:wpg="http://schemas.microsoft.com/office/word/2010/wordprocessingGroup" xmlns:wpi="http://schemas.microsoft.com/office/word/2010/wordprocessingInk" xmlns:wne="http://schemas.microsoft.com/office/word/2006/wordml" xmlns:wps="http://schemas.microsoft.com/office/word/2010/wordprocessingShape" mc:Ignorable="w14 w15 w16se w16cid w16 w16cex w16sdtdh wp14">
+<w:ftr xmlns:wpc="http://schemas.microsoft.com/office/word/2010/wordprocessingCanvas" xmlns:cx="http://schemas.microsoft.com/office/drawing/2014/chartex" xmlns:cx1="http://schemas.microsoft.com/office/drawing/2015/9/8/chartex" xmlns:cx2="http://schemas.microsoft.com/office/drawing/2015/10/21/chartex" xmlns:cx3="http://schemas.microsoft.com/office/drawing/2016/5/9/chartex" xmlns:cx4="http://schemas.microsoft.com/office/drawing/2016/5/10/chartex" xmlns:cx5="http://schemas.microsoft.com/office/drawing/2016/5/11/chartex" xmlns:cx6="http://schemas.microsoft.com/office/drawing/2016/5/12/chartex" xmlns:cx7="http://schemas.microsoft.com/office/drawing/2016/5/13/chartex" xmlns:cx8="http://schemas.microsoft.com/office/drawing/2016/5/14/chartex" xmlns:mc="http://schemas.openxmlformats.org/markup-compatibility/2006" xmlns:aink="http://schemas.microsoft.com/office/drawing/2016/ink" xmlns:am3d="http://schemas.microsoft.com/office/drawing/2017/model3d" xmlns:o="urn:schemas-microsoft-com:office:office" xmlns:r="http://schemas.openxmlformats.org/officeDocument/2006/relationships" xmlns:m="http://schemas.openxmlformats.org/officeDocument/2006/math" xmlns:v="urn:schemas-microsoft-com:vml" xmlns:wp14="http://schemas.microsoft.com/office/word/2010/wordprocessingDrawing" xmlns:wp="http://schemas.openxmlformats.org/drawingml/2006/wordprocessingDrawing" xmlns:w10="urn:schemas-microsoft-com:office:word" xmlns:w="http://schemas.openxmlformats.org/wordprocessingml/2006/main" xmlns:w14="http://schemas.microsoft.com/office/word/2010/wordml" xmlns:w15="http://schemas.microsoft.com/office/word/2012/wordml" xmlns:w16cex="http://schemas.microsoft.com/office/word/2018/wordml/cex" xmlns:w16cid="http://schemas.microsoft.com/office/word/2016/wordml/cid" xmlns:w16="http://schemas.microsoft.com/office/word/2018/wordml" xmlns:w16sdtdh="http://schemas.microsoft.com/office/word/2020/wordml/sdtdatahash" xmlns:w16se="http://schemas.microsoft.com/office/word/2015/wordml/symex" xmlns:wpg="http://schemas.microsoft.com/office/word/2010/wordprocessingGroup" xmlns:wpi="http://schemas.microsoft.com/office/word/2010/wordprocessingInk" xmlns:wne="http://schemas.microsoft.com/office/word/2006/wordml" xmlns:wps="http://schemas.microsoft.com/office/word/2010/wordprocessingShape" mc:Ignorable="w14 w15 w16se w16cid w16 w16cex w16sdtdh wp14">
   <w:sdt>
     <w:sdtPr>
       <w:rPr>
@@ -15912,7 +16065,7 @@
 </file>
 
 <file path=word/footer5.xml><?xml version="1.0" encoding="utf-8"?>
-<w:ftr xmlns:wpc="http://schemas.microsoft.com/office/word/2010/wordprocessingCanvas" xmlns:cx="http://schemas.microsoft.com/office/drawing/2014/chartex" xmlns:cx1="http://schemas.microsoft.com/office/drawing/2015/9/8/chartex" xmlns:cx2="http://schemas.microsoft.com/office/drawing/2015/10/21/chartex" xmlns:cx3="http://schemas.microsoft.com/office/drawing/2016/5/9/chartex" xmlns:cx4="http://schemas.microsoft.com/office/drawing/2016/5/10/chartex" xmlns:cx5="http://schemas.microsoft.com/office/drawing/2016/5/11/chartex" xmlns:cx6="http://schemas.microsoft.com/office/drawing/2016/5/12/chartex" xmlns:cx7="http://schemas.microsoft.com/office/drawing/2016/5/13/chartex" xmlns:cx8="http://schemas.microsoft.com/office/drawing/2016/5/14/chartex" xmlns:mc="http://schemas.openxmlformats.org/markup-compatibility/2006" xmlns:aink="http://schemas.microsoft.com/office/drawing/2016/ink" xmlns:am3d="http://schemas.microsoft.com/office/drawing/2017/model3d" xmlns:o="urn:schemas-microsoft-com:office:office" xmlns:oel="http://schemas.microsoft.com/office/2019/extlst" xmlns:r="http://schemas.openxmlformats.org/officeDocument/2006/relationships" xmlns:m="http://schemas.openxmlformats.org/officeDocument/2006/math" xmlns:v="urn:schemas-microsoft-com:vml" xmlns:wp14="http://schemas.microsoft.com/office/word/2010/wordprocessingDrawing" xmlns:wp="http://schemas.openxmlformats.org/drawingml/2006/wordprocessingDrawing" xmlns:w10="urn:schemas-microsoft-com:office:word" xmlns:w="http://schemas.openxmlformats.org/wordprocessingml/2006/main" xmlns:w14="http://schemas.microsoft.com/office/word/2010/wordml" xmlns:w15="http://schemas.microsoft.com/office/word/2012/wordml" xmlns:w16cex="http://schemas.microsoft.com/office/word/2018/wordml/cex" xmlns:w16cid="http://schemas.microsoft.com/office/word/2016/wordml/cid" xmlns:w16="http://schemas.microsoft.com/office/word/2018/wordml" xmlns:w16sdtdh="http://schemas.microsoft.com/office/word/2020/wordml/sdtdatahash" xmlns:w16se="http://schemas.microsoft.com/office/word/2015/wordml/symex" xmlns:wpg="http://schemas.microsoft.com/office/word/2010/wordprocessingGroup" xmlns:wpi="http://schemas.microsoft.com/office/word/2010/wordprocessingInk" xmlns:wne="http://schemas.microsoft.com/office/word/2006/wordml" xmlns:wps="http://schemas.microsoft.com/office/word/2010/wordprocessingShape" mc:Ignorable="w14 w15 w16se w16cid w16 w16cex w16sdtdh wp14">
+<w:ftr xmlns:wpc="http://schemas.microsoft.com/office/word/2010/wordprocessingCanvas" xmlns:cx="http://schemas.microsoft.com/office/drawing/2014/chartex" xmlns:cx1="http://schemas.microsoft.com/office/drawing/2015/9/8/chartex" xmlns:cx2="http://schemas.microsoft.com/office/drawing/2015/10/21/chartex" xmlns:cx3="http://schemas.microsoft.com/office/drawing/2016/5/9/chartex" xmlns:cx4="http://schemas.microsoft.com/office/drawing/2016/5/10/chartex" xmlns:cx5="http://schemas.microsoft.com/office/drawing/2016/5/11/chartex" xmlns:cx6="http://schemas.microsoft.com/office/drawing/2016/5/12/chartex" xmlns:cx7="http://schemas.microsoft.com/office/drawing/2016/5/13/chartex" xmlns:cx8="http://schemas.microsoft.com/office/drawing/2016/5/14/chartex" xmlns:mc="http://schemas.openxmlformats.org/markup-compatibility/2006" xmlns:aink="http://schemas.microsoft.com/office/drawing/2016/ink" xmlns:am3d="http://schemas.microsoft.com/office/drawing/2017/model3d" xmlns:o="urn:schemas-microsoft-com:office:office" xmlns:r="http://schemas.openxmlformats.org/officeDocument/2006/relationships" xmlns:m="http://schemas.openxmlformats.org/officeDocument/2006/math" xmlns:v="urn:schemas-microsoft-com:vml" xmlns:wp14="http://schemas.microsoft.com/office/word/2010/wordprocessingDrawing" xmlns:wp="http://schemas.openxmlformats.org/drawingml/2006/wordprocessingDrawing" xmlns:w10="urn:schemas-microsoft-com:office:word" xmlns:w="http://schemas.openxmlformats.org/wordprocessingml/2006/main" xmlns:w14="http://schemas.microsoft.com/office/word/2010/wordml" xmlns:w15="http://schemas.microsoft.com/office/word/2012/wordml" xmlns:w16cex="http://schemas.microsoft.com/office/word/2018/wordml/cex" xmlns:w16cid="http://schemas.microsoft.com/office/word/2016/wordml/cid" xmlns:w16="http://schemas.microsoft.com/office/word/2018/wordml" xmlns:w16sdtdh="http://schemas.microsoft.com/office/word/2020/wordml/sdtdatahash" xmlns:w16se="http://schemas.microsoft.com/office/word/2015/wordml/symex" xmlns:wpg="http://schemas.microsoft.com/office/word/2010/wordprocessingGroup" xmlns:wpi="http://schemas.microsoft.com/office/word/2010/wordprocessingInk" xmlns:wne="http://schemas.microsoft.com/office/word/2006/wordml" xmlns:wps="http://schemas.microsoft.com/office/word/2010/wordprocessingShape" mc:Ignorable="w14 w15 w16se w16cid w16 w16cex w16sdtdh wp14">
   <w:sdt>
     <w:sdtPr>
       <w:id w:val="512578022"/>
@@ -15965,7 +16118,7 @@
 </file>
 
 <file path=word/footer6.xml><?xml version="1.0" encoding="utf-8"?>
-<w:ftr xmlns:wpc="http://schemas.microsoft.com/office/word/2010/wordprocessingCanvas" xmlns:cx="http://schemas.microsoft.com/office/drawing/2014/chartex" xmlns:cx1="http://schemas.microsoft.com/office/drawing/2015/9/8/chartex" xmlns:cx2="http://schemas.microsoft.com/office/drawing/2015/10/21/chartex" xmlns:cx3="http://schemas.microsoft.com/office/drawing/2016/5/9/chartex" xmlns:cx4="http://schemas.microsoft.com/office/drawing/2016/5/10/chartex" xmlns:cx5="http://schemas.microsoft.com/office/drawing/2016/5/11/chartex" xmlns:cx6="http://schemas.microsoft.com/office/drawing/2016/5/12/chartex" xmlns:cx7="http://schemas.microsoft.com/office/drawing/2016/5/13/chartex" xmlns:cx8="http://schemas.microsoft.com/office/drawing/2016/5/14/chartex" xmlns:mc="http://schemas.openxmlformats.org/markup-compatibility/2006" xmlns:aink="http://schemas.microsoft.com/office/drawing/2016/ink" xmlns:am3d="http://schemas.microsoft.com/office/drawing/2017/model3d" xmlns:o="urn:schemas-microsoft-com:office:office" xmlns:oel="http://schemas.microsoft.com/office/2019/extlst" xmlns:r="http://schemas.openxmlformats.org/officeDocument/2006/relationships" xmlns:m="http://schemas.openxmlformats.org/officeDocument/2006/math" xmlns:v="urn:schemas-microsoft-com:vml" xmlns:wp14="http://schemas.microsoft.com/office/word/2010/wordprocessingDrawing" xmlns:wp="http://schemas.openxmlformats.org/drawingml/2006/wordprocessingDrawing" xmlns:w10="urn:schemas-microsoft-com:office:word" xmlns:w="http://schemas.openxmlformats.org/wordprocessingml/2006/main" xmlns:w14="http://schemas.microsoft.com/office/word/2010/wordml" xmlns:w15="http://schemas.microsoft.com/office/word/2012/wordml" xmlns:w16cex="http://schemas.microsoft.com/office/word/2018/wordml/cex" xmlns:w16cid="http://schemas.microsoft.com/office/word/2016/wordml/cid" xmlns:w16="http://schemas.microsoft.com/office/word/2018/wordml" xmlns:w16sdtdh="http://schemas.microsoft.com/office/word/2020/wordml/sdtdatahash" xmlns:w16se="http://schemas.microsoft.com/office/word/2015/wordml/symex" xmlns:wpg="http://schemas.microsoft.com/office/word/2010/wordprocessingGroup" xmlns:wpi="http://schemas.microsoft.com/office/word/2010/wordprocessingInk" xmlns:wne="http://schemas.microsoft.com/office/word/2006/wordml" xmlns:wps="http://schemas.microsoft.com/office/word/2010/wordprocessingShape" mc:Ignorable="w14 w15 w16se w16cid w16 w16cex w16sdtdh wp14">
+<w:ftr xmlns:wpc="http://schemas.microsoft.com/office/word/2010/wordprocessingCanvas" xmlns:cx="http://schemas.microsoft.com/office/drawing/2014/chartex" xmlns:cx1="http://schemas.microsoft.com/office/drawing/2015/9/8/chartex" xmlns:cx2="http://schemas.microsoft.com/office/drawing/2015/10/21/chartex" xmlns:cx3="http://schemas.microsoft.com/office/drawing/2016/5/9/chartex" xmlns:cx4="http://schemas.microsoft.com/office/drawing/2016/5/10/chartex" xmlns:cx5="http://schemas.microsoft.com/office/drawing/2016/5/11/chartex" xmlns:cx6="http://schemas.microsoft.com/office/drawing/2016/5/12/chartex" xmlns:cx7="http://schemas.microsoft.com/office/drawing/2016/5/13/chartex" xmlns:cx8="http://schemas.microsoft.com/office/drawing/2016/5/14/chartex" xmlns:mc="http://schemas.openxmlformats.org/markup-compatibility/2006" xmlns:aink="http://schemas.microsoft.com/office/drawing/2016/ink" xmlns:am3d="http://schemas.microsoft.com/office/drawing/2017/model3d" xmlns:o="urn:schemas-microsoft-com:office:office" xmlns:r="http://schemas.openxmlformats.org/officeDocument/2006/relationships" xmlns:m="http://schemas.openxmlformats.org/officeDocument/2006/math" xmlns:v="urn:schemas-microsoft-com:vml" xmlns:wp14="http://schemas.microsoft.com/office/word/2010/wordprocessingDrawing" xmlns:wp="http://schemas.openxmlformats.org/drawingml/2006/wordprocessingDrawing" xmlns:w10="urn:schemas-microsoft-com:office:word" xmlns:w="http://schemas.openxmlformats.org/wordprocessingml/2006/main" xmlns:w14="http://schemas.microsoft.com/office/word/2010/wordml" xmlns:w15="http://schemas.microsoft.com/office/word/2012/wordml" xmlns:w16cex="http://schemas.microsoft.com/office/word/2018/wordml/cex" xmlns:w16cid="http://schemas.microsoft.com/office/word/2016/wordml/cid" xmlns:w16="http://schemas.microsoft.com/office/word/2018/wordml" xmlns:w16sdtdh="http://schemas.microsoft.com/office/word/2020/wordml/sdtdatahash" xmlns:w16se="http://schemas.microsoft.com/office/word/2015/wordml/symex" xmlns:wpg="http://schemas.microsoft.com/office/word/2010/wordprocessingGroup" xmlns:wpi="http://schemas.microsoft.com/office/word/2010/wordprocessingInk" xmlns:wne="http://schemas.microsoft.com/office/word/2006/wordml" xmlns:wps="http://schemas.microsoft.com/office/word/2010/wordprocessingShape" mc:Ignorable="w14 w15 w16se w16cid w16 w16cex w16sdtdh wp14">
   <w:sdt>
     <w:sdtPr>
       <w:id w:val="-1348786638"/>
@@ -16021,7 +16174,7 @@
 </file>
 
 <file path=word/footnotes.xml><?xml version="1.0" encoding="utf-8"?>
-<w:footnotes xmlns:wpc="http://schemas.microsoft.com/office/word/2010/wordprocessingCanvas" xmlns:cx="http://schemas.microsoft.com/office/drawing/2014/chartex" xmlns:cx1="http://schemas.microsoft.com/office/drawing/2015/9/8/chartex" xmlns:cx2="http://schemas.microsoft.com/office/drawing/2015/10/21/chartex" xmlns:cx3="http://schemas.microsoft.com/office/drawing/2016/5/9/chartex" xmlns:cx4="http://schemas.microsoft.com/office/drawing/2016/5/10/chartex" xmlns:cx5="http://schemas.microsoft.com/office/drawing/2016/5/11/chartex" xmlns:cx6="http://schemas.microsoft.com/office/drawing/2016/5/12/chartex" xmlns:cx7="http://schemas.microsoft.com/office/drawing/2016/5/13/chartex" xmlns:cx8="http://schemas.microsoft.com/office/drawing/2016/5/14/chartex" xmlns:mc="http://schemas.openxmlformats.org/markup-compatibility/2006" xmlns:aink="http://schemas.microsoft.com/office/drawing/2016/ink" xmlns:am3d="http://schemas.microsoft.com/office/drawing/2017/model3d" xmlns:o="urn:schemas-microsoft-com:office:office" xmlns:oel="http://schemas.microsoft.com/office/2019/extlst" xmlns:r="http://schemas.openxmlformats.org/officeDocument/2006/relationships" xmlns:m="http://schemas.openxmlformats.org/officeDocument/2006/math" xmlns:v="urn:schemas-microsoft-com:vml" xmlns:wp14="http://schemas.microsoft.com/office/word/2010/wordprocessingDrawing" xmlns:wp="http://schemas.openxmlformats.org/drawingml/2006/wordprocessingDrawing" xmlns:w10="urn:schemas-microsoft-com:office:word" xmlns:w="http://schemas.openxmlformats.org/wordprocessingml/2006/main" xmlns:w14="http://schemas.microsoft.com/office/word/2010/wordml" xmlns:w15="http://schemas.microsoft.com/office/word/2012/wordml" xmlns:w16cex="http://schemas.microsoft.com/office/word/2018/wordml/cex" xmlns:w16cid="http://schemas.microsoft.com/office/word/2016/wordml/cid" xmlns:w16="http://schemas.microsoft.com/office/word/2018/wordml" xmlns:w16sdtdh="http://schemas.microsoft.com/office/word/2020/wordml/sdtdatahash" xmlns:w16se="http://schemas.microsoft.com/office/word/2015/wordml/symex" xmlns:wpg="http://schemas.microsoft.com/office/word/2010/wordprocessingGroup" xmlns:wpi="http://schemas.microsoft.com/office/word/2010/wordprocessingInk" xmlns:wne="http://schemas.microsoft.com/office/word/2006/wordml" xmlns:wps="http://schemas.microsoft.com/office/word/2010/wordprocessingShape" mc:Ignorable="w14 w15 w16se w16cid w16 w16cex w16sdtdh wp14">
+<w:footnotes xmlns:wpc="http://schemas.microsoft.com/office/word/2010/wordprocessingCanvas" xmlns:cx="http://schemas.microsoft.com/office/drawing/2014/chartex" xmlns:cx1="http://schemas.microsoft.com/office/drawing/2015/9/8/chartex" xmlns:cx2="http://schemas.microsoft.com/office/drawing/2015/10/21/chartex" xmlns:cx3="http://schemas.microsoft.com/office/drawing/2016/5/9/chartex" xmlns:cx4="http://schemas.microsoft.com/office/drawing/2016/5/10/chartex" xmlns:cx5="http://schemas.microsoft.com/office/drawing/2016/5/11/chartex" xmlns:cx6="http://schemas.microsoft.com/office/drawing/2016/5/12/chartex" xmlns:cx7="http://schemas.microsoft.com/office/drawing/2016/5/13/chartex" xmlns:cx8="http://schemas.microsoft.com/office/drawing/2016/5/14/chartex" xmlns:mc="http://schemas.openxmlformats.org/markup-compatibility/2006" xmlns:aink="http://schemas.microsoft.com/office/drawing/2016/ink" xmlns:am3d="http://schemas.microsoft.com/office/drawing/2017/model3d" xmlns:o="urn:schemas-microsoft-com:office:office" xmlns:r="http://schemas.openxmlformats.org/officeDocument/2006/relationships" xmlns:m="http://schemas.openxmlformats.org/officeDocument/2006/math" xmlns:v="urn:schemas-microsoft-com:vml" xmlns:wp14="http://schemas.microsoft.com/office/word/2010/wordprocessingDrawing" xmlns:wp="http://schemas.openxmlformats.org/drawingml/2006/wordprocessingDrawing" xmlns:w10="urn:schemas-microsoft-com:office:word" xmlns:w="http://schemas.openxmlformats.org/wordprocessingml/2006/main" xmlns:w14="http://schemas.microsoft.com/office/word/2010/wordml" xmlns:w15="http://schemas.microsoft.com/office/word/2012/wordml" xmlns:w16cex="http://schemas.microsoft.com/office/word/2018/wordml/cex" xmlns:w16cid="http://schemas.microsoft.com/office/word/2016/wordml/cid" xmlns:w16="http://schemas.microsoft.com/office/word/2018/wordml" xmlns:w16sdtdh="http://schemas.microsoft.com/office/word/2020/wordml/sdtdatahash" xmlns:w16se="http://schemas.microsoft.com/office/word/2015/wordml/symex" xmlns:wpg="http://schemas.microsoft.com/office/word/2010/wordprocessingGroup" xmlns:wpi="http://schemas.microsoft.com/office/word/2010/wordprocessingInk" xmlns:wne="http://schemas.microsoft.com/office/word/2006/wordml" xmlns:wps="http://schemas.microsoft.com/office/word/2010/wordprocessingShape" mc:Ignorable="w14 w15 w16se w16cid w16 w16cex w16sdtdh wp14">
   <w:footnote w:type="separator" w:id="-1">
     <w:p>
       <w:pPr>
@@ -16046,7 +16199,7 @@
 </file>
 
 <file path=word/header1.xml><?xml version="1.0" encoding="utf-8"?>
-<w:hdr xmlns:wpc="http://schemas.microsoft.com/office/word/2010/wordprocessingCanvas" xmlns:cx="http://schemas.microsoft.com/office/drawing/2014/chartex" xmlns:cx1="http://schemas.microsoft.com/office/drawing/2015/9/8/chartex" xmlns:cx2="http://schemas.microsoft.com/office/drawing/2015/10/21/chartex" xmlns:cx3="http://schemas.microsoft.com/office/drawing/2016/5/9/chartex" xmlns:cx4="http://schemas.microsoft.com/office/drawing/2016/5/10/chartex" xmlns:cx5="http://schemas.microsoft.com/office/drawing/2016/5/11/chartex" xmlns:cx6="http://schemas.microsoft.com/office/drawing/2016/5/12/chartex" xmlns:cx7="http://schemas.microsoft.com/office/drawing/2016/5/13/chartex" xmlns:cx8="http://schemas.microsoft.com/office/drawing/2016/5/14/chartex" xmlns:mc="http://schemas.openxmlformats.org/markup-compatibility/2006" xmlns:aink="http://schemas.microsoft.com/office/drawing/2016/ink" xmlns:am3d="http://schemas.microsoft.com/office/drawing/2017/model3d" xmlns:o="urn:schemas-microsoft-com:office:office" xmlns:oel="http://schemas.microsoft.com/office/2019/extlst" xmlns:r="http://schemas.openxmlformats.org/officeDocument/2006/relationships" xmlns:m="http://schemas.openxmlformats.org/officeDocument/2006/math" xmlns:v="urn:schemas-microsoft-com:vml" xmlns:wp14="http://schemas.microsoft.com/office/word/2010/wordprocessingDrawing" xmlns:wp="http://schemas.openxmlformats.org/drawingml/2006/wordprocessingDrawing" xmlns:w10="urn:schemas-microsoft-com:office:word" xmlns:w="http://schemas.openxmlformats.org/wordprocessingml/2006/main" xmlns:w14="http://schemas.microsoft.com/office/word/2010/wordml" xmlns:w15="http://schemas.microsoft.com/office/word/2012/wordml" xmlns:w16cex="http://schemas.microsoft.com/office/word/2018/wordml/cex" xmlns:w16cid="http://schemas.microsoft.com/office/word/2016/wordml/cid" xmlns:w16="http://schemas.microsoft.com/office/word/2018/wordml" xmlns:w16sdtdh="http://schemas.microsoft.com/office/word/2020/wordml/sdtdatahash" xmlns:w16se="http://schemas.microsoft.com/office/word/2015/wordml/symex" xmlns:wpg="http://schemas.microsoft.com/office/word/2010/wordprocessingGroup" xmlns:wpi="http://schemas.microsoft.com/office/word/2010/wordprocessingInk" xmlns:wne="http://schemas.microsoft.com/office/word/2006/wordml" xmlns:wps="http://schemas.microsoft.com/office/word/2010/wordprocessingShape" mc:Ignorable="w14 w15 w16se w16cid w16 w16cex w16sdtdh wp14">
+<w:hdr xmlns:wpc="http://schemas.microsoft.com/office/word/2010/wordprocessingCanvas" xmlns:cx="http://schemas.microsoft.com/office/drawing/2014/chartex" xmlns:cx1="http://schemas.microsoft.com/office/drawing/2015/9/8/chartex" xmlns:cx2="http://schemas.microsoft.com/office/drawing/2015/10/21/chartex" xmlns:cx3="http://schemas.microsoft.com/office/drawing/2016/5/9/chartex" xmlns:cx4="http://schemas.microsoft.com/office/drawing/2016/5/10/chartex" xmlns:cx5="http://schemas.microsoft.com/office/drawing/2016/5/11/chartex" xmlns:cx6="http://schemas.microsoft.com/office/drawing/2016/5/12/chartex" xmlns:cx7="http://schemas.microsoft.com/office/drawing/2016/5/13/chartex" xmlns:cx8="http://schemas.microsoft.com/office/drawing/2016/5/14/chartex" xmlns:mc="http://schemas.openxmlformats.org/markup-compatibility/2006" xmlns:aink="http://schemas.microsoft.com/office/drawing/2016/ink" xmlns:am3d="http://schemas.microsoft.com/office/drawing/2017/model3d" xmlns:o="urn:schemas-microsoft-com:office:office" xmlns:r="http://schemas.openxmlformats.org/officeDocument/2006/relationships" xmlns:m="http://schemas.openxmlformats.org/officeDocument/2006/math" xmlns:v="urn:schemas-microsoft-com:vml" xmlns:wp14="http://schemas.microsoft.com/office/word/2010/wordprocessingDrawing" xmlns:wp="http://schemas.openxmlformats.org/drawingml/2006/wordprocessingDrawing" xmlns:w10="urn:schemas-microsoft-com:office:word" xmlns:w="http://schemas.openxmlformats.org/wordprocessingml/2006/main" xmlns:w14="http://schemas.microsoft.com/office/word/2010/wordml" xmlns:w15="http://schemas.microsoft.com/office/word/2012/wordml" xmlns:w16cex="http://schemas.microsoft.com/office/word/2018/wordml/cex" xmlns:w16cid="http://schemas.microsoft.com/office/word/2016/wordml/cid" xmlns:w16="http://schemas.microsoft.com/office/word/2018/wordml" xmlns:w16sdtdh="http://schemas.microsoft.com/office/word/2020/wordml/sdtdatahash" xmlns:w16se="http://schemas.microsoft.com/office/word/2015/wordml/symex" xmlns:wpg="http://schemas.microsoft.com/office/word/2010/wordprocessingGroup" xmlns:wpi="http://schemas.microsoft.com/office/word/2010/wordprocessingInk" xmlns:wne="http://schemas.microsoft.com/office/word/2006/wordml" xmlns:wps="http://schemas.microsoft.com/office/word/2010/wordprocessingShape" mc:Ignorable="w14 w15 w16se w16cid w16 w16cex w16sdtdh wp14">
   <w:p>
     <w:pPr>
       <w:pStyle w:val="Header"/>
@@ -16056,7 +16209,7 @@
 </file>
 
 <file path=word/header2.xml><?xml version="1.0" encoding="utf-8"?>
-<w:hdr xmlns:wpc="http://schemas.microsoft.com/office/word/2010/wordprocessingCanvas" xmlns:cx="http://schemas.microsoft.com/office/drawing/2014/chartex" xmlns:cx1="http://schemas.microsoft.com/office/drawing/2015/9/8/chartex" xmlns:cx2="http://schemas.microsoft.com/office/drawing/2015/10/21/chartex" xmlns:cx3="http://schemas.microsoft.com/office/drawing/2016/5/9/chartex" xmlns:cx4="http://schemas.microsoft.com/office/drawing/2016/5/10/chartex" xmlns:cx5="http://schemas.microsoft.com/office/drawing/2016/5/11/chartex" xmlns:cx6="http://schemas.microsoft.com/office/drawing/2016/5/12/chartex" xmlns:cx7="http://schemas.microsoft.com/office/drawing/2016/5/13/chartex" xmlns:cx8="http://schemas.microsoft.com/office/drawing/2016/5/14/chartex" xmlns:mc="http://schemas.openxmlformats.org/markup-compatibility/2006" xmlns:aink="http://schemas.microsoft.com/office/drawing/2016/ink" xmlns:am3d="http://schemas.microsoft.com/office/drawing/2017/model3d" xmlns:o="urn:schemas-microsoft-com:office:office" xmlns:oel="http://schemas.microsoft.com/office/2019/extlst" xmlns:r="http://schemas.openxmlformats.org/officeDocument/2006/relationships" xmlns:m="http://schemas.openxmlformats.org/officeDocument/2006/math" xmlns:v="urn:schemas-microsoft-com:vml" xmlns:wp14="http://schemas.microsoft.com/office/word/2010/wordprocessingDrawing" xmlns:wp="http://schemas.openxmlformats.org/drawingml/2006/wordprocessingDrawing" xmlns:w10="urn:schemas-microsoft-com:office:word" xmlns:w="http://schemas.openxmlformats.org/wordprocessingml/2006/main" xmlns:w14="http://schemas.microsoft.com/office/word/2010/wordml" xmlns:w15="http://schemas.microsoft.com/office/word/2012/wordml" xmlns:w16cex="http://schemas.microsoft.com/office/word/2018/wordml/cex" xmlns:w16cid="http://schemas.microsoft.com/office/word/2016/wordml/cid" xmlns:w16="http://schemas.microsoft.com/office/word/2018/wordml" xmlns:w16sdtdh="http://schemas.microsoft.com/office/word/2020/wordml/sdtdatahash" xmlns:w16se="http://schemas.microsoft.com/office/word/2015/wordml/symex" xmlns:wpg="http://schemas.microsoft.com/office/word/2010/wordprocessingGroup" xmlns:wpi="http://schemas.microsoft.com/office/word/2010/wordprocessingInk" xmlns:wne="http://schemas.microsoft.com/office/word/2006/wordml" xmlns:wps="http://schemas.microsoft.com/office/word/2010/wordprocessingShape" mc:Ignorable="w14 w15 w16se w16cid w16 w16cex w16sdtdh wp14">
+<w:hdr xmlns:wpc="http://schemas.microsoft.com/office/word/2010/wordprocessingCanvas" xmlns:cx="http://schemas.microsoft.com/office/drawing/2014/chartex" xmlns:cx1="http://schemas.microsoft.com/office/drawing/2015/9/8/chartex" xmlns:cx2="http://schemas.microsoft.com/office/drawing/2015/10/21/chartex" xmlns:cx3="http://schemas.microsoft.com/office/drawing/2016/5/9/chartex" xmlns:cx4="http://schemas.microsoft.com/office/drawing/2016/5/10/chartex" xmlns:cx5="http://schemas.microsoft.com/office/drawing/2016/5/11/chartex" xmlns:cx6="http://schemas.microsoft.com/office/drawing/2016/5/12/chartex" xmlns:cx7="http://schemas.microsoft.com/office/drawing/2016/5/13/chartex" xmlns:cx8="http://schemas.microsoft.com/office/drawing/2016/5/14/chartex" xmlns:mc="http://schemas.openxmlformats.org/markup-compatibility/2006" xmlns:aink="http://schemas.microsoft.com/office/drawing/2016/ink" xmlns:am3d="http://schemas.microsoft.com/office/drawing/2017/model3d" xmlns:o="urn:schemas-microsoft-com:office:office" xmlns:r="http://schemas.openxmlformats.org/officeDocument/2006/relationships" xmlns:m="http://schemas.openxmlformats.org/officeDocument/2006/math" xmlns:v="urn:schemas-microsoft-com:vml" xmlns:wp14="http://schemas.microsoft.com/office/word/2010/wordprocessingDrawing" xmlns:wp="http://schemas.openxmlformats.org/drawingml/2006/wordprocessingDrawing" xmlns:w10="urn:schemas-microsoft-com:office:word" xmlns:w="http://schemas.openxmlformats.org/wordprocessingml/2006/main" xmlns:w14="http://schemas.microsoft.com/office/word/2010/wordml" xmlns:w15="http://schemas.microsoft.com/office/word/2012/wordml" xmlns:w16cex="http://schemas.microsoft.com/office/word/2018/wordml/cex" xmlns:w16cid="http://schemas.microsoft.com/office/word/2016/wordml/cid" xmlns:w16="http://schemas.microsoft.com/office/word/2018/wordml" xmlns:w16sdtdh="http://schemas.microsoft.com/office/word/2020/wordml/sdtdatahash" xmlns:w16se="http://schemas.microsoft.com/office/word/2015/wordml/symex" xmlns:wpg="http://schemas.microsoft.com/office/word/2010/wordprocessingGroup" xmlns:wpi="http://schemas.microsoft.com/office/word/2010/wordprocessingInk" xmlns:wne="http://schemas.microsoft.com/office/word/2006/wordml" xmlns:wps="http://schemas.microsoft.com/office/word/2010/wordprocessingShape" mc:Ignorable="w14 w15 w16se w16cid w16 w16cex w16sdtdh wp14">
   <w:sdt>
     <w:sdtPr>
       <w:rPr>
@@ -16126,7 +16279,7 @@
 </file>
 
 <file path=word/header3.xml><?xml version="1.0" encoding="utf-8"?>
-<w:hdr xmlns:wpc="http://schemas.microsoft.com/office/word/2010/wordprocessingCanvas" xmlns:cx="http://schemas.microsoft.com/office/drawing/2014/chartex" xmlns:cx1="http://schemas.microsoft.com/office/drawing/2015/9/8/chartex" xmlns:cx2="http://schemas.microsoft.com/office/drawing/2015/10/21/chartex" xmlns:cx3="http://schemas.microsoft.com/office/drawing/2016/5/9/chartex" xmlns:cx4="http://schemas.microsoft.com/office/drawing/2016/5/10/chartex" xmlns:cx5="http://schemas.microsoft.com/office/drawing/2016/5/11/chartex" xmlns:cx6="http://schemas.microsoft.com/office/drawing/2016/5/12/chartex" xmlns:cx7="http://schemas.microsoft.com/office/drawing/2016/5/13/chartex" xmlns:cx8="http://schemas.microsoft.com/office/drawing/2016/5/14/chartex" xmlns:mc="http://schemas.openxmlformats.org/markup-compatibility/2006" xmlns:aink="http://schemas.microsoft.com/office/drawing/2016/ink" xmlns:am3d="http://schemas.microsoft.com/office/drawing/2017/model3d" xmlns:o="urn:schemas-microsoft-com:office:office" xmlns:oel="http://schemas.microsoft.com/office/2019/extlst" xmlns:r="http://schemas.openxmlformats.org/officeDocument/2006/relationships" xmlns:m="http://schemas.openxmlformats.org/officeDocument/2006/math" xmlns:v="urn:schemas-microsoft-com:vml" xmlns:wp14="http://schemas.microsoft.com/office/word/2010/wordprocessingDrawing" xmlns:wp="http://schemas.openxmlformats.org/drawingml/2006/wordprocessingDrawing" xmlns:w10="urn:schemas-microsoft-com:office:word" xmlns:w="http://schemas.openxmlformats.org/wordprocessingml/2006/main" xmlns:w14="http://schemas.microsoft.com/office/word/2010/wordml" xmlns:w15="http://schemas.microsoft.com/office/word/2012/wordml" xmlns:w16cex="http://schemas.microsoft.com/office/word/2018/wordml/cex" xmlns:w16cid="http://schemas.microsoft.com/office/word/2016/wordml/cid" xmlns:w16="http://schemas.microsoft.com/office/word/2018/wordml" xmlns:w16sdtdh="http://schemas.microsoft.com/office/word/2020/wordml/sdtdatahash" xmlns:w16se="http://schemas.microsoft.com/office/word/2015/wordml/symex" xmlns:wpg="http://schemas.microsoft.com/office/word/2010/wordprocessingGroup" xmlns:wpi="http://schemas.microsoft.com/office/word/2010/wordprocessingInk" xmlns:wne="http://schemas.microsoft.com/office/word/2006/wordml" xmlns:wps="http://schemas.microsoft.com/office/word/2010/wordprocessingShape" mc:Ignorable="w14 w15 w16se w16cid w16 w16cex w16sdtdh wp14">
+<w:hdr xmlns:wpc="http://schemas.microsoft.com/office/word/2010/wordprocessingCanvas" xmlns:cx="http://schemas.microsoft.com/office/drawing/2014/chartex" xmlns:cx1="http://schemas.microsoft.com/office/drawing/2015/9/8/chartex" xmlns:cx2="http://schemas.microsoft.com/office/drawing/2015/10/21/chartex" xmlns:cx3="http://schemas.microsoft.com/office/drawing/2016/5/9/chartex" xmlns:cx4="http://schemas.microsoft.com/office/drawing/2016/5/10/chartex" xmlns:cx5="http://schemas.microsoft.com/office/drawing/2016/5/11/chartex" xmlns:cx6="http://schemas.microsoft.com/office/drawing/2016/5/12/chartex" xmlns:cx7="http://schemas.microsoft.com/office/drawing/2016/5/13/chartex" xmlns:cx8="http://schemas.microsoft.com/office/drawing/2016/5/14/chartex" xmlns:mc="http://schemas.openxmlformats.org/markup-compatibility/2006" xmlns:aink="http://schemas.microsoft.com/office/drawing/2016/ink" xmlns:am3d="http://schemas.microsoft.com/office/drawing/2017/model3d" xmlns:o="urn:schemas-microsoft-com:office:office" xmlns:r="http://schemas.openxmlformats.org/officeDocument/2006/relationships" xmlns:m="http://schemas.openxmlformats.org/officeDocument/2006/math" xmlns:v="urn:schemas-microsoft-com:vml" xmlns:wp14="http://schemas.microsoft.com/office/word/2010/wordprocessingDrawing" xmlns:wp="http://schemas.openxmlformats.org/drawingml/2006/wordprocessingDrawing" xmlns:w10="urn:schemas-microsoft-com:office:word" xmlns:w="http://schemas.openxmlformats.org/wordprocessingml/2006/main" xmlns:w14="http://schemas.microsoft.com/office/word/2010/wordml" xmlns:w15="http://schemas.microsoft.com/office/word/2012/wordml" xmlns:w16cex="http://schemas.microsoft.com/office/word/2018/wordml/cex" xmlns:w16cid="http://schemas.microsoft.com/office/word/2016/wordml/cid" xmlns:w16="http://schemas.microsoft.com/office/word/2018/wordml" xmlns:w16sdtdh="http://schemas.microsoft.com/office/word/2020/wordml/sdtdatahash" xmlns:w16se="http://schemas.microsoft.com/office/word/2015/wordml/symex" xmlns:wpg="http://schemas.microsoft.com/office/word/2010/wordprocessingGroup" xmlns:wpi="http://schemas.microsoft.com/office/word/2010/wordprocessingInk" xmlns:wne="http://schemas.microsoft.com/office/word/2006/wordml" xmlns:wps="http://schemas.microsoft.com/office/word/2010/wordprocessingShape" mc:Ignorable="w14 w15 w16se w16cid w16 w16cex w16sdtdh wp14">
   <w:p>
     <w:pPr>
       <w:pStyle w:val="Header"/>
@@ -16140,7 +16293,7 @@
 </file>
 
 <file path=word/numbering.xml><?xml version="1.0" encoding="utf-8"?>
-<w:numbering xmlns:wpc="http://schemas.microsoft.com/office/word/2010/wordprocessingCanvas" xmlns:cx="http://schemas.microsoft.com/office/drawing/2014/chartex" xmlns:cx1="http://schemas.microsoft.com/office/drawing/2015/9/8/chartex" xmlns:cx2="http://schemas.microsoft.com/office/drawing/2015/10/21/chartex" xmlns:cx3="http://schemas.microsoft.com/office/drawing/2016/5/9/chartex" xmlns:cx4="http://schemas.microsoft.com/office/drawing/2016/5/10/chartex" xmlns:cx5="http://schemas.microsoft.com/office/drawing/2016/5/11/chartex" xmlns:cx6="http://schemas.microsoft.com/office/drawing/2016/5/12/chartex" xmlns:cx7="http://schemas.microsoft.com/office/drawing/2016/5/13/chartex" xmlns:cx8="http://schemas.microsoft.com/office/drawing/2016/5/14/chartex" xmlns:mc="http://schemas.openxmlformats.org/markup-compatibility/2006" xmlns:aink="http://schemas.microsoft.com/office/drawing/2016/ink" xmlns:am3d="http://schemas.microsoft.com/office/drawing/2017/model3d" xmlns:o="urn:schemas-microsoft-com:office:office" xmlns:oel="http://schemas.microsoft.com/office/2019/extlst" xmlns:r="http://schemas.openxmlformats.org/officeDocument/2006/relationships" xmlns:m="http://schemas.openxmlformats.org/officeDocument/2006/math" xmlns:v="urn:schemas-microsoft-com:vml" xmlns:wp14="http://schemas.microsoft.com/office/word/2010/wordprocessingDrawing" xmlns:wp="http://schemas.openxmlformats.org/drawingml/2006/wordprocessingDrawing" xmlns:w10="urn:schemas-microsoft-com:office:word" xmlns:w="http://schemas.openxmlformats.org/wordprocessingml/2006/main" xmlns:w14="http://schemas.microsoft.com/office/word/2010/wordml" xmlns:w15="http://schemas.microsoft.com/office/word/2012/wordml" xmlns:w16cex="http://schemas.microsoft.com/office/word/2018/wordml/cex" xmlns:w16cid="http://schemas.microsoft.com/office/word/2016/wordml/cid" xmlns:w16="http://schemas.microsoft.com/office/word/2018/wordml" xmlns:w16sdtdh="http://schemas.microsoft.com/office/word/2020/wordml/sdtdatahash" xmlns:w16se="http://schemas.microsoft.com/office/word/2015/wordml/symex" xmlns:wpg="http://schemas.microsoft.com/office/word/2010/wordprocessingGroup" xmlns:wpi="http://schemas.microsoft.com/office/word/2010/wordprocessingInk" xmlns:wne="http://schemas.microsoft.com/office/word/2006/wordml" xmlns:wps="http://schemas.microsoft.com/office/word/2010/wordprocessingShape" mc:Ignorable="w14 w15 w16se w16cid w16 w16cex w16sdtdh wp14">
+<w:numbering xmlns:wpc="http://schemas.microsoft.com/office/word/2010/wordprocessingCanvas" xmlns:cx="http://schemas.microsoft.com/office/drawing/2014/chartex" xmlns:cx1="http://schemas.microsoft.com/office/drawing/2015/9/8/chartex" xmlns:cx2="http://schemas.microsoft.com/office/drawing/2015/10/21/chartex" xmlns:cx3="http://schemas.microsoft.com/office/drawing/2016/5/9/chartex" xmlns:cx4="http://schemas.microsoft.com/office/drawing/2016/5/10/chartex" xmlns:cx5="http://schemas.microsoft.com/office/drawing/2016/5/11/chartex" xmlns:cx6="http://schemas.microsoft.com/office/drawing/2016/5/12/chartex" xmlns:cx7="http://schemas.microsoft.com/office/drawing/2016/5/13/chartex" xmlns:cx8="http://schemas.microsoft.com/office/drawing/2016/5/14/chartex" xmlns:mc="http://schemas.openxmlformats.org/markup-compatibility/2006" xmlns:aink="http://schemas.microsoft.com/office/drawing/2016/ink" xmlns:am3d="http://schemas.microsoft.com/office/drawing/2017/model3d" xmlns:o="urn:schemas-microsoft-com:office:office" xmlns:r="http://schemas.openxmlformats.org/officeDocument/2006/relationships" xmlns:m="http://schemas.openxmlformats.org/officeDocument/2006/math" xmlns:v="urn:schemas-microsoft-com:vml" xmlns:wp14="http://schemas.microsoft.com/office/word/2010/wordprocessingDrawing" xmlns:wp="http://schemas.openxmlformats.org/drawingml/2006/wordprocessingDrawing" xmlns:w10="urn:schemas-microsoft-com:office:word" xmlns:w="http://schemas.openxmlformats.org/wordprocessingml/2006/main" xmlns:w14="http://schemas.microsoft.com/office/word/2010/wordml" xmlns:w15="http://schemas.microsoft.com/office/word/2012/wordml" xmlns:w16cex="http://schemas.microsoft.com/office/word/2018/wordml/cex" xmlns:w16cid="http://schemas.microsoft.com/office/word/2016/wordml/cid" xmlns:w16="http://schemas.microsoft.com/office/word/2018/wordml" xmlns:w16sdtdh="http://schemas.microsoft.com/office/word/2020/wordml/sdtdatahash" xmlns:w16se="http://schemas.microsoft.com/office/word/2015/wordml/symex" xmlns:wpg="http://schemas.microsoft.com/office/word/2010/wordprocessingGroup" xmlns:wpi="http://schemas.microsoft.com/office/word/2010/wordprocessingInk" xmlns:wne="http://schemas.microsoft.com/office/word/2006/wordml" xmlns:wps="http://schemas.microsoft.com/office/word/2010/wordprocessingShape" mc:Ignorable="w14 w15 w16se w16cid w16 w16cex w16sdtdh wp14">
   <w:abstractNum w:abstractNumId="0" w15:restartNumberingAfterBreak="0">
     <w:nsid w:val="04445485"/>
     <w:multiLevelType w:val="multilevel"/>
@@ -17982,43 +18135,43 @@
       </w:pPr>
     </w:lvl>
   </w:abstractNum>
-  <w:num w:numId="1" w16cid:durableId="1717198209">
+  <w:num w:numId="1">
     <w:abstractNumId w:val="4"/>
   </w:num>
-  <w:num w:numId="2" w16cid:durableId="2028828659">
+  <w:num w:numId="2">
     <w:abstractNumId w:val="14"/>
   </w:num>
-  <w:num w:numId="3" w16cid:durableId="398141177">
+  <w:num w:numId="3">
     <w:abstractNumId w:val="12"/>
   </w:num>
-  <w:num w:numId="4" w16cid:durableId="1422095743">
+  <w:num w:numId="4">
     <w:abstractNumId w:val="1"/>
   </w:num>
-  <w:num w:numId="5" w16cid:durableId="983969232">
+  <w:num w:numId="5">
     <w:abstractNumId w:val="16"/>
   </w:num>
-  <w:num w:numId="6" w16cid:durableId="1520968115">
+  <w:num w:numId="6">
     <w:abstractNumId w:val="8"/>
   </w:num>
-  <w:num w:numId="7" w16cid:durableId="2094814265">
+  <w:num w:numId="7">
     <w:abstractNumId w:val="17"/>
   </w:num>
-  <w:num w:numId="8" w16cid:durableId="1387291954">
+  <w:num w:numId="8">
     <w:abstractNumId w:val="3"/>
   </w:num>
-  <w:num w:numId="9" w16cid:durableId="1720931161">
+  <w:num w:numId="9">
     <w:abstractNumId w:val="10"/>
   </w:num>
-  <w:num w:numId="10" w16cid:durableId="291601412">
+  <w:num w:numId="10">
     <w:abstractNumId w:val="5"/>
   </w:num>
-  <w:num w:numId="11" w16cid:durableId="345834965">
+  <w:num w:numId="11">
     <w:abstractNumId w:val="0"/>
   </w:num>
-  <w:num w:numId="12" w16cid:durableId="406347959">
+  <w:num w:numId="12">
     <w:abstractNumId w:val="9"/>
   </w:num>
-  <w:num w:numId="13" w16cid:durableId="1935626399">
+  <w:num w:numId="13">
     <w:abstractNumId w:val="4"/>
     <w:lvlOverride w:ilvl="0">
       <w:startOverride w:val="1"/>
@@ -18048,49 +18201,49 @@
       <w:startOverride w:val="1"/>
     </w:lvlOverride>
   </w:num>
-  <w:num w:numId="14" w16cid:durableId="605232492">
+  <w:num w:numId="14">
     <w:abstractNumId w:val="2"/>
   </w:num>
-  <w:num w:numId="15" w16cid:durableId="795296911">
+  <w:num w:numId="15">
     <w:abstractNumId w:val="4"/>
   </w:num>
-  <w:num w:numId="16" w16cid:durableId="874460561">
+  <w:num w:numId="16">
     <w:abstractNumId w:val="11"/>
   </w:num>
-  <w:num w:numId="17" w16cid:durableId="469518113">
+  <w:num w:numId="17">
     <w:abstractNumId w:val="4"/>
   </w:num>
-  <w:num w:numId="18" w16cid:durableId="493229201">
+  <w:num w:numId="18">
     <w:abstractNumId w:val="15"/>
   </w:num>
-  <w:num w:numId="19" w16cid:durableId="188418486">
+  <w:num w:numId="19">
     <w:abstractNumId w:val="7"/>
     <w:lvlOverride w:ilvl="0">
       <w:startOverride w:val="1"/>
     </w:lvlOverride>
   </w:num>
-  <w:num w:numId="20" w16cid:durableId="2143422370">
+  <w:num w:numId="20">
     <w:abstractNumId w:val="13"/>
     <w:lvlOverride w:ilvl="0">
       <w:startOverride w:val="1"/>
     </w:lvlOverride>
   </w:num>
-  <w:num w:numId="21" w16cid:durableId="1563441618">
+  <w:num w:numId="21">
     <w:abstractNumId w:val="4"/>
   </w:num>
-  <w:num w:numId="22" w16cid:durableId="155266837">
+  <w:num w:numId="22">
     <w:abstractNumId w:val="4"/>
   </w:num>
-  <w:num w:numId="23" w16cid:durableId="1890147885">
+  <w:num w:numId="23">
     <w:abstractNumId w:val="4"/>
   </w:num>
-  <w:num w:numId="24" w16cid:durableId="1956984177">
+  <w:num w:numId="24">
     <w:abstractNumId w:val="4"/>
   </w:num>
-  <w:num w:numId="25" w16cid:durableId="910626959">
+  <w:num w:numId="25">
     <w:abstractNumId w:val="4"/>
   </w:num>
-  <w:num w:numId="26" w16cid:durableId="414278910">
+  <w:num w:numId="26">
     <w:abstractNumId w:val="4"/>
     <w:lvlOverride w:ilvl="0">
       <w:startOverride w:val="1"/>
@@ -18120,11 +18273,14 @@
       <w:startOverride w:val="1"/>
     </w:lvlOverride>
   </w:num>
-  <w:num w:numId="27" w16cid:durableId="1168788014">
+  <w:num w:numId="27">
     <w:abstractNumId w:val="13"/>
   </w:num>
-  <w:num w:numId="28" w16cid:durableId="1242523055">
+  <w:num w:numId="28">
     <w:abstractNumId w:val="6"/>
+  </w:num>
+  <w:num w:numId="29">
+    <w:abstractNumId w:val="4"/>
   </w:num>
 </w:numbering>
 </file>
@@ -18745,7 +18901,6 @@
   <w:style w:type="character" w:default="1" w:styleId="DefaultParagraphFont">
     <w:name w:val="Default Paragraph Font"/>
     <w:uiPriority w:val="1"/>
-    <w:semiHidden/>
     <w:unhideWhenUsed/>
   </w:style>
   <w:style w:type="table" w:default="1" w:styleId="TableNormal">
@@ -19600,7 +19755,7 @@
 </file>
 
 <file path=word/glossary/document.xml><?xml version="1.0" encoding="utf-8"?>
-<w:glossaryDocument xmlns:wpc="http://schemas.microsoft.com/office/word/2010/wordprocessingCanvas" xmlns:cx="http://schemas.microsoft.com/office/drawing/2014/chartex" xmlns:cx1="http://schemas.microsoft.com/office/drawing/2015/9/8/chartex" xmlns:cx2="http://schemas.microsoft.com/office/drawing/2015/10/21/chartex" xmlns:cx3="http://schemas.microsoft.com/office/drawing/2016/5/9/chartex" xmlns:cx4="http://schemas.microsoft.com/office/drawing/2016/5/10/chartex" xmlns:cx5="http://schemas.microsoft.com/office/drawing/2016/5/11/chartex" xmlns:cx6="http://schemas.microsoft.com/office/drawing/2016/5/12/chartex" xmlns:cx7="http://schemas.microsoft.com/office/drawing/2016/5/13/chartex" xmlns:cx8="http://schemas.microsoft.com/office/drawing/2016/5/14/chartex" xmlns:mc="http://schemas.openxmlformats.org/markup-compatibility/2006" xmlns:aink="http://schemas.microsoft.com/office/drawing/2016/ink" xmlns:am3d="http://schemas.microsoft.com/office/drawing/2017/model3d" xmlns:o="urn:schemas-microsoft-com:office:office" xmlns:oel="http://schemas.microsoft.com/office/2019/extlst" xmlns:r="http://schemas.openxmlformats.org/officeDocument/2006/relationships" xmlns:m="http://schemas.openxmlformats.org/officeDocument/2006/math" xmlns:v="urn:schemas-microsoft-com:vml" xmlns:wp14="http://schemas.microsoft.com/office/word/2010/wordprocessingDrawing" xmlns:wp="http://schemas.openxmlformats.org/drawingml/2006/wordprocessingDrawing" xmlns:w10="urn:schemas-microsoft-com:office:word" xmlns:w="http://schemas.openxmlformats.org/wordprocessingml/2006/main" xmlns:w14="http://schemas.microsoft.com/office/word/2010/wordml" xmlns:w15="http://schemas.microsoft.com/office/word/2012/wordml" xmlns:w16cex="http://schemas.microsoft.com/office/word/2018/wordml/cex" xmlns:w16cid="http://schemas.microsoft.com/office/word/2016/wordml/cid" xmlns:w16="http://schemas.microsoft.com/office/word/2018/wordml" xmlns:w16sdtdh="http://schemas.microsoft.com/office/word/2020/wordml/sdtdatahash" xmlns:w16se="http://schemas.microsoft.com/office/word/2015/wordml/symex" xmlns:wpg="http://schemas.microsoft.com/office/word/2010/wordprocessingGroup" xmlns:wpi="http://schemas.microsoft.com/office/word/2010/wordprocessingInk" xmlns:wne="http://schemas.microsoft.com/office/word/2006/wordml" xmlns:wps="http://schemas.microsoft.com/office/word/2010/wordprocessingShape" mc:Ignorable="w14 w15 w16se w16cid w16 w16cex w16sdtdh wp14">
+<w:glossaryDocument xmlns:wpc="http://schemas.microsoft.com/office/word/2010/wordprocessingCanvas" xmlns:cx="http://schemas.microsoft.com/office/drawing/2014/chartex" xmlns:cx1="http://schemas.microsoft.com/office/drawing/2015/9/8/chartex" xmlns:cx2="http://schemas.microsoft.com/office/drawing/2015/10/21/chartex" xmlns:cx3="http://schemas.microsoft.com/office/drawing/2016/5/9/chartex" xmlns:cx4="http://schemas.microsoft.com/office/drawing/2016/5/10/chartex" xmlns:cx5="http://schemas.microsoft.com/office/drawing/2016/5/11/chartex" xmlns:cx6="http://schemas.microsoft.com/office/drawing/2016/5/12/chartex" xmlns:cx7="http://schemas.microsoft.com/office/drawing/2016/5/13/chartex" xmlns:cx8="http://schemas.microsoft.com/office/drawing/2016/5/14/chartex" xmlns:mc="http://schemas.openxmlformats.org/markup-compatibility/2006" xmlns:aink="http://schemas.microsoft.com/office/drawing/2016/ink" xmlns:am3d="http://schemas.microsoft.com/office/drawing/2017/model3d" xmlns:o="urn:schemas-microsoft-com:office:office" xmlns:r="http://schemas.openxmlformats.org/officeDocument/2006/relationships" xmlns:m="http://schemas.openxmlformats.org/officeDocument/2006/math" xmlns:v="urn:schemas-microsoft-com:vml" xmlns:wp14="http://schemas.microsoft.com/office/word/2010/wordprocessingDrawing" xmlns:wp="http://schemas.openxmlformats.org/drawingml/2006/wordprocessingDrawing" xmlns:w10="urn:schemas-microsoft-com:office:word" xmlns:w="http://schemas.openxmlformats.org/wordprocessingml/2006/main" xmlns:w14="http://schemas.microsoft.com/office/word/2010/wordml" xmlns:w15="http://schemas.microsoft.com/office/word/2012/wordml" xmlns:w16cex="http://schemas.microsoft.com/office/word/2018/wordml/cex" xmlns:w16cid="http://schemas.microsoft.com/office/word/2016/wordml/cid" xmlns:w16="http://schemas.microsoft.com/office/word/2018/wordml" xmlns:w16sdtdh="http://schemas.microsoft.com/office/word/2020/wordml/sdtdatahash" xmlns:w16se="http://schemas.microsoft.com/office/word/2015/wordml/symex" xmlns:wpg="http://schemas.microsoft.com/office/word/2010/wordprocessingGroup" xmlns:wpi="http://schemas.microsoft.com/office/word/2010/wordprocessingInk" xmlns:wne="http://schemas.microsoft.com/office/word/2006/wordml" xmlns:wps="http://schemas.microsoft.com/office/word/2010/wordprocessingShape" mc:Ignorable="w14 w15 w16se w16cid w16 w16cex w16sdtdh wp14">
   <w:docParts>
     <w:docPart>
       <w:docPartPr>
@@ -19724,6 +19879,7 @@
     <w:rsid w:val="00E77B1C"/>
     <w:rsid w:val="00E9535B"/>
     <w:rsid w:val="00F355D5"/>
+    <w:rsid w:val="00FD575D"/>
   </w:rsids>
   <m:mathPr>
     <m:mathFont m:val="Cambria Math"/>
@@ -19740,8 +19896,8 @@
   </m:mathPr>
   <w:themeFontLang w:val="en-ID"/>
   <w:clrSchemeMapping w:bg1="light1" w:t1="dark1" w:bg2="light2" w:t2="dark2" w:accent1="accent1" w:accent2="accent2" w:accent3="accent3" w:accent4="accent4" w:accent5="accent5" w:accent6="accent6" w:hyperlink="hyperlink" w:followedHyperlink="followedHyperlink"/>
-  <w:decimalSymbol w:val="."/>
-  <w:listSeparator w:val=","/>
+  <w:decimalSymbol w:val=","/>
+  <w:listSeparator w:val=";"/>
   <w15:chartTrackingRefBased/>
 </w:settings>
 </file>
@@ -20504,7 +20660,7 @@
   <we:properties>
     <we:property name="MENDELEY_BIBLIOGRAPHY_IS_DIRTY" value="true"/>
     <we:property name="MENDELEY_BIBLIOGRAPHY_LAST_MODIFIED" value="1781487139501"/>
-    <we:property name="MENDELEY_CITATIONS" value="[{&quot;citationID&quot;:&quot;MENDELEY_CITATION_7aea97f7-eb5e-4b5f-b5b9-2005dfc930df&quot;,&quot;properties&quot;:{&quot;noteIndex&quot;:0},&quot;isEdited&quot;:false,&quot;manualOverride&quot;:{&quot;isManuallyOverridden&quot;:false,&quot;citeprocText&quot;:&quot;(KH M Cholil Nafis, 2026)&quot;,&quot;manualOverrideText&quot;:&quot;&quot;},&quot;citationTag&quot;:&quot;MENDELEY_CITATION_v3_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&quot;,&quot;citationItems&quot;:[{&quot;id&quot;:&quot;50348d3c-ed7d-34e4-a349-8f7de9d63132&quot;,&quot;itemData&quot;:{&quot;type&quot;:&quot;webpage&quot;,&quot;id&quot;:&quot;50348d3c-ed7d-34e4-a349-8f7de9d63132&quot;,&quot;title&quot;:&quot;Mengukur Masa Depan Peradaban dalam Literasi Alquran&quot;,&quot;author&quot;:[{&quot;family&quot;:&quot;KH M Cholil Nafis&quot;,&quot;given&quot;:&quot;Ph.D&quot;,&quot;parse-names&quot;:false,&quot;dropping-particle&quot;:&quot;&quot;,&quot;non-dropping-particle&quot;:&quot;&quot;}],&quot;container-title&quot;:&quot;MUI Digital&quot;,&quot;accessed&quot;:{&quot;date-parts&quot;:[[2026,5,12]]},&quot;URL&quot;:&quot;https://mui.or.id/baca/opini/mengukur-masa-depan-peradaban-dalam-literasi-alquran?&quot;,&quot;issued&quot;:{&quot;date-parts&quot;:[[2026,3,10]]},&quot;container-title-short&quot;:&quot;&quot;},&quot;isTemporary&quot;:false}]},{&quot;citationID&quot;:&quot;MENDELEY_CITATION_2043320a-e264-46d1-9572-c3a0b026ebe7&quot;,&quot;properties&quot;:{&quot;noteIndex&quot;:0,&quot;mode&quot;:&quot;suppress-author&quot;},&quot;isEdited&quot;:false,&quot;manualOverride&quot;:{&quot;isManuallyOverridden&quot;:false,&quot;citeprocText&quot;:&quot;(2023)&quot;,&quot;manualOverrideText&quot;:&quot;&quot;},&quot;citationTag&quot;:&quot;MENDELEY_CITATION_v3_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&quot;,&quot;citationItems&quot;:[{&quot;displayAs&quot;:&quot;suppress-author&quot;,&quot;label&quot;:&quot;page&quot;,&quot;id&quot;:&quot;d8a07602-732c-3779-8765-3aa9988b737e&quot;,&quot;itemData&quot;:{&quot;type&quot;:&quot;webpage&quot;,&quot;id&quot;:&quot;d8a07602-732c-3779-8765-3aa9988b737e&quot;,&quot;title&quot;:&quot;Catat, 190.000 Lembaga Pendidikan Al-Quran Sudah Dapat Tanda Daftar &quot;,&quot;author&quot;:[{&quot;family&quot;:&quot;Kementrian Agama&quot;,&quot;given&quot;:&quot;&quot;,&quot;parse-names&quot;:false,&quot;dropping-particle&quot;:&quot;&quot;,&quot;non-dropping-particle&quot;:&quot;&quot;}],&quot;accessed&quot;:{&quot;date-parts&quot;:[[2026,5,25]]},&quot;URL&quot;:&quot;https://kemenag.go.id/nasional/catat-190000-lembaga-pendidikan-al-quran-sudah-dapat-tanda-daftar-hanp03&quot;,&quot;issued&quot;:{&quot;date-parts&quot;:[[2023,3,15]]},&quot;container-title-short&quot;:&quot;&quot;},&quot;isTemporary&quot;:false,&quot;suppress-author&quot;:true,&quot;composite&quot;:false,&quot;author-only&quot;:false}]},{&quot;citationID&quot;:&quot;MENDELEY_CITATION_1c652747-0d66-4613-a224-534bce422943&quot;,&quot;properties&quot;:{&quot;noteIndex&quot;:0,&quot;mode&quot;:&quot;composite&quot;},&quot;isEdited&quot;:false,&quot;manualOverride&quot;:{&quot;isManuallyOverridden&quot;:false,&quot;citeprocText&quot;:&quot;Sujjada et al. (2024)&quot;,&quot;manualOverrideText&quot;:&quot;&quot;},&quot;citationTag&quot;:&quot;MENDELEY_CITATION_v3_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&quot;,&quot;citationItems&quot;:[{&quot;displayAs&quot;:&quot;composite&quot;,&quot;label&quot;:&quot;page&quot;,&quot;id&quot;:&quot;aaac5f55-7414-3162-98a2-5a3ad7b72cb4&quot;,&quot;itemData&quot;:{&quot;type&quot;:&quot;article-journal&quot;,&quot;id&quot;:&quot;aaac5f55-7414-3162-98a2-5a3ad7b72cb4&quot;,&quot;title&quot;:&quot;Implementasi Automatic Speech Recognition Pada Penilaian Hafalan Al-Quran Dengan Metode Murojaâ€™ah Berbasis Android&quot;,&quot;author&quot;:[{&quot;family&quot;:&quot;Sujjada&quot;,&quot;given&quot;:&quot;Alun&quot;,&quot;parse-names&quot;:false,&quot;dropping-particle&quot;:&quot;&quot;,&quot;non-dropping-particle&quot;:&quot;&quot;},{&quot;family&quot;:&quot;Insany&quot;,&quot;given&quot;:&quot;Gina Purnama&quot;,&quot;parse-names&quot;:false,&quot;dropping-particle&quot;:&quot;&quot;,&quot;non-dropping-particle&quot;:&quot;&quot;},{&quot;family&quot;:&quot;Nugraha&quot;,&quot;given&quot;:&quot;Muhamad Fajar&quot;,&quot;parse-names&quot;:false,&quot;dropping-particle&quot;:&quot;&quot;,&quot;non-dropping-particle&quot;:&quot;&quot;}],&quot;container-title&quot;:&quot;CICES&quot;,&quot;DOI&quot;:&quot;10.33050/cices.v10i2.3247&quot;,&quot;ISSN&quot;:&quot;2356-5209&quot;,&quot;issued&quot;:{&quot;date-parts&quot;:[[2024,8,8]]},&quot;page&quot;:&quot;216-228&quot;,&quot;abstract&quot;:&quot;This research implements Automatic Speech Recognition (ASR) technology in the process of assessing Al-Qur'an memorization to overcome the problem of the increasing number of people who cannot read the Al-Qur'an fluently. With ASR, computers can recognize and transcribe human speech accurately, thereby improving the quality and accuracy of pronunciation and providing constructive feedback to learners. An Android-based application that uses the ASR service from the Google Speech API allows users to recite verses from the Koran and automatically recognize and evaluate what they have memorized. The hope is that the use of ASR technology can improve the ability to memorize the Al-Qur'an more effectively and flexibly without requiring direct teacher assistance. This system was developed using the Rapid Application Development (RAD) method with Blackbox Testing.&quot;,&quot;publisher&quot;:&quot;Pandawan Sejahtera Indonesia&quot;,&quot;issue&quot;:&quot;2&quot;,&quot;volume&quot;:&quot;10&quot;,&quot;container-title-short&quot;:&quot;&quot;},&quot;isTemporary&quot;:false,&quot;suppress-author&quot;:false,&quot;composite&quot;:true,&quot;author-only&quot;:false}]},{&quot;citationID&quot;:&quot;MENDELEY_CITATION_d3408173-36dc-496d-9343-4bb0f3a84efe&quot;,&quot;properties&quot;:{&quot;noteIndex&quot;:0,&quot;mode&quot;:&quot;composite&quot;},&quot;isEdited&quot;:false,&quot;manualOverride&quot;:{&quot;isManuallyOverridden&quot;:false,&quot;citeprocText&quot;:&quot;Ihsanudin Syaifullah &amp;#38; Ghufron (2024)&quot;,&quot;manualOverrideText&quot;:&quot;&quot;},&quot;citationTag&quot;:&quot;MENDELEY_CITATION_v3_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&quot;,&quot;citationItems&quot;:[{&quot;displayAs&quot;:&quot;composite&quot;,&quot;label&quot;:&quot;page&quot;,&quot;id&quot;:&quot;c666ff2c-c259-3061-8b00-d61a4b02d9c4&quot;,&quot;itemData&quot;:{&quot;type&quot;:&quot;article-journal&quot;,&quot;id&quot;:&quot;c666ff2c-c259-3061-8b00-d61a4b02d9c4&quot;,&quot;title&quot;:&quot;Penerapan Teknologi Automatic Speech Recognition Menggunakan Model Wav2vec2.0 Sebagai Alat Bantu Untuk Mendeteksi Kesalahan Dalam Membaca Al-Qur'an Berbasis Mobile&quot;,&quot;author&quot;:[{&quot;family&quot;:&quot;Ihsanudin Syaifullah&quot;,&quot;given&quot;:&quot;Muhammad&quot;,&quot;parse-names&quot;:false,&quot;dropping-particle&quot;:&quot;&quot;,&quot;non-dropping-particle&quot;:&quot;&quot;},{&quot;family&quot;:&quot;Ghufron&quot;,&quot;given&quot;:&quot;&quot;,&quot;parse-names&quot;:false,&quot;dropping-particle&quot;:&quot;&quot;,&quot;non-dropping-particle&quot;:&quot;&quot;}],&quot;container-title&quot;:&quot;JSI : Jurnal Sistem Informasi (E-Journal&quot;,&quot;accessed&quot;:{&quot;date-parts&quot;:[[2026,5,25]]},&quot;ISSN&quot;:&quot;2355-4614&quot;,&quot;issued&quot;:{&quot;date-parts&quot;:[[2024]]},&quot;page&quot;:&quot;2024&quot;,&quot;abstract&quot;:&quot;Reading the Qur'an correctly is an obligation for Muslims. However, in practice, there are often errors in the recitation of the Qur'an that can change the meaning of the holy verses and most people do not realize if there are errors in their reading. This research aims to develop a mobile application that utilizes Automatic Speech Recognition (ASR) technology to help users check their recitation. The Wav2vec2.0 model is a self-supervised learning model specifically designed for speech understanding tasks, chosen for its strong ability to capture deep audio representations without requiring large amounts of labeled data. The Wav2vec2.0 model is used to automatically generate transcriptions of Qur'anic recitations. By comparing the transcription with a reference text, the system can identify types of reading errors, such as errors in harakat and letters. The results showed that the model was able to achieve a Word Error Rate of 0.367483 in recognizing words and harakat in the Qur'an. This indicates great potential in the development of a good Qur'an reading error detection tool.&quot;,&quot;issue&quot;:&quot;2&quot;,&quot;volume&quot;:&quot;16&quot;,&quot;container-title-short&quot;:&quot;&quot;},&quot;isTemporary&quot;:false,&quot;suppress-author&quot;:false,&quot;composite&quot;:true,&quot;author-only&quot;:false}]},{&quot;citationID&quot;:&quot;MENDELEY_CITATION_2379b781-a0fa-49b1-a0e0-956a0921a121&quot;,&quot;properties&quot;:{&quot;noteIndex&quot;:0,&quot;mode&quot;:&quot;composite&quot;},&quot;isEdited&quot;:false,&quot;manualOverride&quot;:{&quot;isManuallyOverridden&quot;:false,&quot;citeprocText&quot;:&quot;Ferdiansyah et al. (2024)&quot;,&quot;manualOverrideText&quot;:&quot;&quot;},&quot;citationTag&quot;:&quot;MENDELEY_CITATION_v3_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&quot;,&quot;citationItems&quot;:[{&quot;displayAs&quot;:&quot;composite&quot;,&quot;label&quot;:&quot;page&quot;,&quot;id&quot;:&quot;d81bb3f1-e325-3fa1-9748-77d55b4a456a&quot;,&quot;itemData&quot;:{&quot;type&quot;:&quot;report&quot;,&quot;id&quot;:&quot;d81bb3f1-e325-3fa1-9748-77d55b4a456a&quot;,&quot;title&quot;:&quot;Implementasi Automatic Speech Recognition Bacaan Al-Qur'an Menggunakan Metode Wav2Vec 2.0 dan OpenAI-Whisper&quot;,&quot;author&quot;:[{&quot;family&quot;:&quot;Ferdiansyah&quot;,&quot;given&quot;:&quot;Danny&quot;,&quot;parse-names&quot;:false,&quot;dropping-particle&quot;:&quot;&quot;,&quot;non-dropping-particle&quot;:&quot;&quot;},{&quot;family&quot;:&quot;Sri Kusuma Aditya&quot;,&quot;given&quot;:&quot;Christian&quot;,&quot;parse-names&quot;:false,&quot;dropping-particle&quot;:&quot;&quot;,&quot;non-dropping-particle&quot;:&quot;&quot;},{&quot;family&quot;:&quot;Raya Tlogomas No&quot;,&quot;given&quot;:&quot;Jl&quot;,&quot;parse-names&quot;:false,&quot;dropping-particle&quot;:&quot;&quot;,&quot;non-dropping-particle&quot;:&quot;&quot;},{&quot;family&quot;:&quot;Lowokwaru&quot;,&quot;given&quot;:&quot;Kec&quot;,&quot;parse-names&quot;:false,&quot;dropping-particle&quot;:&quot;&quot;,&quot;non-dropping-particle&quot;:&quot;&quot;},{&quot;family&quot;:&quot;Malang&quot;,&quot;given&quot;:&quot;Kota&quot;,&quot;parse-names&quot;:false,&quot;dropping-particle&quot;:&quot;&quot;,&quot;non-dropping-particle&quot;:&quot;&quot;},{&quot;family&quot;:&quot;Timur&quot;,&quot;given&quot;:&quot;Jawa&quot;,&quot;parse-names&quot;:false,&quot;dropping-particle&quot;:&quot;&quot;,&quot;non-dropping-particle&quot;:&quot;&quot;}],&quot;URL&quot;:&quot;https://journal.trunojoyo.ac.id/triac&quot;,&quot;issued&quot;:{&quot;date-parts&quot;:[[2024]]},&quot;number-of-pages&quot;:&quot;2615-7764&quot;,&quot;issue&quot;:&quot;1&quot;,&quot;volume&quot;:&quot;11&quot;,&quot;container-title-short&quot;:&quot;&quot;},&quot;isTemporary&quot;:false,&quot;suppress-author&quot;:false,&quot;composite&quot;:true,&quot;author-only&quot;:false}]},{&quot;citationID&quot;:&quot;MENDELEY_CITATION_a058f302-d460-458b-a2d7-fb4881807a2d&quot;,&quot;properties&quot;:{&quot;noteIndex&quot;:0},&quot;isEdited&quot;:false,&quot;manualOverride&quot;:{&quot;isManuallyOverridden&quot;:false,&quot;citeprocText&quot;:&quot;(Daulay et al., 2023)&quot;,&quot;manualOverrideText&quot;:&quot;&quot;},&quot;citationTag&quot;:&quot;MENDELEY_CITATION_v3_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&quot;,&quot;citationItems&quot;:[{&quot;id&quot;:&quot;3273c195-a2d4-3745-a74c-ee60c370e5c7&quot;,&quot;itemData&quot;:{&quot;type&quot;:&quot;article-journal&quot;,&quot;id&quot;:&quot;3273c195-a2d4-3745-a74c-ee60c370e5c7&quot;,&quot;title&quot;:&quot;3995-Article Text-10293-2-10-20230321&quot;,&quot;author&quot;:[{&quot;family&quot;:&quot;Daulay&quot;,&quot;given&quot;:&quot;Salim Said&quot;,&quot;parse-names&quot;:false,&quot;dropping-particle&quot;:&quot;&quot;,&quot;non-dropping-particle&quot;:&quot;&quot;},{&quot;family&quot;:&quot;Suciyandhani&quot;,&quot;given&quot;:&quot;Adinda&quot;,&quot;parse-names&quot;:false,&quot;dropping-particle&quot;:&quot;&quot;,&quot;non-dropping-particle&quot;:&quot;&quot;},{&quot;family&quot;:&quot;Sofian&quot;,&quot;given&quot;:&quot;Sopan&quot;,&quot;parse-names&quot;:false,&quot;dropping-particle&quot;:&quot;&quot;,&quot;non-dropping-particle&quot;:&quot;&quot;},{&quot;family&quot;:&quot;Julaiha&quot;,&quot;given&quot;:&quot;Juli&quot;,&quot;parse-names&quot;:false,&quot;dropping-particle&quot;:&quot;&quot;,&quot;non-dropping-particle&quot;:&quot;&quot;},{&quot;family&quot;:&quot;Ardiansyah&quot;,&quot;given&quot;:&quot;&quot;,&quot;parse-names&quot;:false,&quot;dropping-particle&quot;:&quot;&quot;,&quot;non-dropping-particle&quot;:&quot;&quot;}],&quot;issued&quot;:{&quot;date-parts&quot;:[[2023]]},&quot;container-title-short&quot;:&quot;&quot;},&quot;isTemporary&quot;:false}]},{&quot;citationID&quot;:&quot;MENDELEY_CITATION_3cdb8c31-9750-4f73-a014-4f54da0f993a&quot;,&quot;properties&quot;:{&quot;noteIndex&quot;:0},&quot;isEdited&quot;:false,&quot;manualOverride&quot;:{&quot;isManuallyOverridden&quot;:false,&quot;citeprocText&quot;:&quot;(Wassalwa et al., 2025)&quot;,&quot;manualOverrideText&quot;:&quot;&quot;},&quot;citationTag&quot;:&quot;MENDELEY_CITATION_v3_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&quot;,&quot;citationItems&quot;:[{&quot;id&quot;:&quot;110aa877-11c0-3ef0-924b-d91b820af2be&quot;,&quot;itemData&quot;:{&quot;type&quot;:&quot;article-journal&quot;,&quot;id&quot;:&quot;110aa877-11c0-3ef0-924b-d91b820af2be&quot;,&quot;title&quot;:&quot;KORELASI HAFALAN AL-QUR’AN TERHADAP KEMAMPUAN MEMBACA TEKS BAHASA ARAB&quot;,&quot;author&quot;:[{&quot;family&quot;:&quot;Wassalwa&quot;,&quot;given&quot;:&quot;Almannah&quot;,&quot;parse-names&quot;:false,&quot;dropping-particle&quot;:&quot;&quot;,&quot;non-dropping-particle&quot;:&quot;&quot;},{&quot;family&quot;:&quot;Khoiroh&quot;,&quot;given&quot;:&quot;Hani'atul&quot;,&quot;parse-names&quot;:false,&quot;dropping-particle&quot;:&quot;&quot;,&quot;non-dropping-particle&quot;:&quot;&quot;},{&quot;family&quot;:&quot;Fu'adah&quot;,&quot;given&quot;:&quot;Shofwatul&quot;,&quot;parse-names&quot;:false,&quot;dropping-particle&quot;:&quot;&quot;,&quot;non-dropping-particle&quot;:&quot;&quot;},{&quot;family&quot;:&quot;Amirul Mukminin&quot;,&quot;given&quot;:&quot;&quot;,&quot;parse-names&quot;:false,&quot;dropping-particle&quot;:&quot;&quot;,&quot;non-dropping-particle&quot;:&quot;&quot;}],&quot;container-title&quot;:&quot;Lahjah Arabiyah: Jurnal Bahasa Arab dan Pendidikan Bahasa Arab&quot;,&quot;DOI&quot;:&quot;10.35316/lahjah.v6i1.116-132&quot;,&quot;ISSN&quot;:&quot;2716-2028&quot;,&quot;issued&quot;:{&quot;date-parts&quot;:[[2025,2,5]]},&quot;page&quot;:&quot;116-132&quot;,&quot;abstract&quot;:&quot;Al-Qur’an is the holy book of Muslims in Arabic. A growing phenomenon in society shows that learning Arabic is still considered difficult and complicated. However, then there is an assumption or paradigm that students who memorize the Al-Qur'an definitely have Arabic language skills, especially in reading Arabic texts and the results are guaranteed to be good, this is in accordance with data obtained from observations of Tahfidz students at Sirojul Ulum Islamic Boarding School Jember. The aim of this research is to ascertain the connection between students' memorization of the Al-Qur'an and their proficiency in reading Arabic literature. The form of this research is correlational research, which is quantitative in nature and the subjects used in this research were students of the Sirojul Ulum Islamic boarding school, especially students of tahfidz Al-Qur’an. Tests were used to acquire the data. Information regarding the pupils' memorizing of the Qur'an was gathered through the tests. The results of this research show that the correlation coefficient between the ability of Sirojul Ulum Tegal Waru Mayang Jember students in reading Arabic texts and memorizing the Al-Qur'an has a significance level of &gt;0.05 with a calculated r-count of 0.912. This means that there is a positive correlation between the two objects studied or Ha is accepted because the r count is close to 1. This research category has a strong level of correlation, so it can be concluded that if memorization of the Al-Qur'an increases, the quality of Arabic text reading skills will improve.&quot;,&quot;publisher&quot;:&quot;LP2M Universitas Ibrahimy&quot;,&quot;issue&quot;:&quot;1&quot;,&quot;volume&quot;:&quot;6&quot;,&quot;container-title-short&quot;:&quot;&quot;},&quot;isTemporary&quot;:false}]},{&quot;citationID&quot;:&quot;MENDELEY_CITATION_371f3bf3-a29f-4c1a-91ca-25785c0cf0f5&quot;,&quot;properties&quot;:{&quot;noteIndex&quot;:0},&quot;isEdited&quot;:false,&quot;manualOverride&quot;:{&quot;isManuallyOverridden&quot;:false,&quot;citeprocText&quot;:&quot;(Wassalwa et al., 2025)&quot;,&quot;manualOverrideText&quot;:&quot;&quot;},&quot;citationTag&quot;:&quot;MENDELEY_CITATION_v3_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&quot;,&quot;citationItems&quot;:[{&quot;id&quot;:&quot;110aa877-11c0-3ef0-924b-d91b820af2be&quot;,&quot;itemData&quot;:{&quot;type&quot;:&quot;article-journal&quot;,&quot;id&quot;:&quot;110aa877-11c0-3ef0-924b-d91b820af2be&quot;,&quot;title&quot;:&quot;KORELASI HAFALAN AL-QUR’AN TERHADAP KEMAMPUAN MEMBACA TEKS BAHASA ARAB&quot;,&quot;author&quot;:[{&quot;family&quot;:&quot;Wassalwa&quot;,&quot;given&quot;:&quot;Almannah&quot;,&quot;parse-names&quot;:false,&quot;dropping-particle&quot;:&quot;&quot;,&quot;non-dropping-particle&quot;:&quot;&quot;},{&quot;family&quot;:&quot;Khoiroh&quot;,&quot;given&quot;:&quot;Hani'atul&quot;,&quot;parse-names&quot;:false,&quot;dropping-particle&quot;:&quot;&quot;,&quot;non-dropping-particle&quot;:&quot;&quot;},{&quot;family&quot;:&quot;Fu'adah&quot;,&quot;given&quot;:&quot;Shofwatul&quot;,&quot;parse-names&quot;:false,&quot;dropping-particle&quot;:&quot;&quot;,&quot;non-dropping-particle&quot;:&quot;&quot;},{&quot;family&quot;:&quot;Amirul Mukminin&quot;,&quot;given&quot;:&quot;&quot;,&quot;parse-names&quot;:false,&quot;dropping-particle&quot;:&quot;&quot;,&quot;non-dropping-particle&quot;:&quot;&quot;}],&quot;container-title&quot;:&quot;Lahjah Arabiyah: Jurnal Bahasa Arab dan Pendidikan Bahasa Arab&quot;,&quot;DOI&quot;:&quot;10.35316/lahjah.v6i1.116-132&quot;,&quot;ISSN&quot;:&quot;2716-2028&quot;,&quot;issued&quot;:{&quot;date-parts&quot;:[[2025,2,5]]},&quot;page&quot;:&quot;116-132&quot;,&quot;abstract&quot;:&quot;Al-Qur’an is the holy book of Muslims in Arabic. A growing phenomenon in society shows that learning Arabic is still considered difficult and complicated. However, then there is an assumption or paradigm that students who memorize the Al-Qur'an definitely have Arabic language skills, especially in reading Arabic texts and the results are guaranteed to be good, this is in accordance with data obtained from observations of Tahfidz students at Sirojul Ulum Islamic Boarding School Jember. The aim of this research is to ascertain the connection between students' memorization of the Al-Qur'an and their proficiency in reading Arabic literature. The form of this research is correlational research, which is quantitative in nature and the subjects used in this research were students of the Sirojul Ulum Islamic boarding school, especially students of tahfidz Al-Qur’an. Tests were used to acquire the data. Information regarding the pupils' memorizing of the Qur'an was gathered through the tests. The results of this research show that the correlation coefficient between the ability of Sirojul Ulum Tegal Waru Mayang Jember students in reading Arabic texts and memorizing the Al-Qur'an has a significance level of &gt;0.05 with a calculated r-count of 0.912. This means that there is a positive correlation between the two objects studied or Ha is accepted because the r count is close to 1. This research category has a strong level of correlation, so it can be concluded that if memorization of the Al-Qur'an increases, the quality of Arabic text reading skills will improve.&quot;,&quot;publisher&quot;:&quot;LP2M Universitas Ibrahimy&quot;,&quot;issue&quot;:&quot;1&quot;,&quot;volume&quot;:&quot;6&quot;,&quot;container-title-short&quot;:&quot;&quot;},&quot;isTemporary&quot;:false}]},{&quot;citationID&quot;:&quot;MENDELEY_CITATION_4f3dc2ad-82dc-4c73-9b76-bfd382981ed3&quot;,&quot;properties&quot;:{&quot;noteIndex&quot;:0},&quot;isEdited&quot;:false,&quot;manualOverride&quot;:{&quot;isManuallyOverridden&quot;:false,&quot;citeprocText&quot;:&quot;(Wassalwa et al., 2025)&quot;,&quot;manualOverrideText&quot;:&quot;&quot;},&quot;citationTag&quot;:&quot;MENDELEY_CITATION_v3_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&quot;,&quot;citationItems&quot;:[{&quot;id&quot;:&quot;110aa877-11c0-3ef0-924b-d91b820af2be&quot;,&quot;itemData&quot;:{&quot;type&quot;:&quot;article-journal&quot;,&quot;id&quot;:&quot;110aa877-11c0-3ef0-924b-d91b820af2be&quot;,&quot;title&quot;:&quot;KORELASI HAFALAN AL-QUR’AN TERHADAP KEMAMPUAN MEMBACA TEKS BAHASA ARAB&quot;,&quot;author&quot;:[{&quot;family&quot;:&quot;Wassalwa&quot;,&quot;given&quot;:&quot;Almannah&quot;,&quot;parse-names&quot;:false,&quot;dropping-particle&quot;:&quot;&quot;,&quot;non-dropping-particle&quot;:&quot;&quot;},{&quot;family&quot;:&quot;Khoiroh&quot;,&quot;given&quot;:&quot;Hani'atul&quot;,&quot;parse-names&quot;:false,&quot;dropping-particle&quot;:&quot;&quot;,&quot;non-dropping-particle&quot;:&quot;&quot;},{&quot;family&quot;:&quot;Fu'adah&quot;,&quot;given&quot;:&quot;Shofwatul&quot;,&quot;parse-names&quot;:false,&quot;dropping-particle&quot;:&quot;&quot;,&quot;non-dropping-particle&quot;:&quot;&quot;},{&quot;family&quot;:&quot;Amirul Mukminin&quot;,&quot;given&quot;:&quot;&quot;,&quot;parse-names&quot;:false,&quot;dropping-particle&quot;:&quot;&quot;,&quot;non-dropping-particle&quot;:&quot;&quot;}],&quot;container-title&quot;:&quot;Lahjah Arabiyah: Jurnal Bahasa Arab dan Pendidikan Bahasa Arab&quot;,&quot;DOI&quot;:&quot;10.35316/lahjah.v6i1.116-132&quot;,&quot;ISSN&quot;:&quot;2716-2028&quot;,&quot;issued&quot;:{&quot;date-parts&quot;:[[2025,2,5]]},&quot;page&quot;:&quot;116-132&quot;,&quot;abstract&quot;:&quot;Al-Qur’an is the holy book of Muslims in Arabic. A growing phenomenon in society shows that learning Arabic is still considered difficult and complicated. However, then there is an assumption or paradigm that students who memorize the Al-Qur'an definitely have Arabic language skills, especially in reading Arabic texts and the results are guaranteed to be good, this is in accordance with data obtained from observations of Tahfidz students at Sirojul Ulum Islamic Boarding School Jember. The aim of this research is to ascertain the connection between students' memorization of the Al-Qur'an and their proficiency in reading Arabic literature. The form of this research is correlational research, which is quantitative in nature and the subjects used in this research were students of the Sirojul Ulum Islamic boarding school, especially students of tahfidz Al-Qur’an. Tests were used to acquire the data. Information regarding the pupils' memorizing of the Qur'an was gathered through the tests. The results of this research show that the correlation coefficient between the ability of Sirojul Ulum Tegal Waru Mayang Jember students in reading Arabic texts and memorizing the Al-Qur'an has a significance level of &gt;0.05 with a calculated r-count of 0.912. This means that there is a positive correlation between the two objects studied or Ha is accepted because the r count is close to 1. This research category has a strong level of correlation, so it can be concluded that if memorization of the Al-Qur'an increases, the quality of Arabic text reading skills will improve.&quot;,&quot;publisher&quot;:&quot;LP2M Universitas Ibrahimy&quot;,&quot;issue&quot;:&quot;1&quot;,&quot;volume&quot;:&quot;6&quot;,&quot;container-title-short&quot;:&quot;&quot;},&quot;isTemporary&quot;:false}]},{&quot;citationID&quot;:&quot;MENDELEY_CITATION_0300edc5-92aa-4081-bf21-9a200ddc68b1&quot;,&quot;properties&quot;:{&quot;noteIndex&quot;:0,&quot;mode&quot;:&quot;composite&quot;},&quot;isEdited&quot;:false,&quot;manualOverride&quot;:{&quot;isManuallyOverridden&quot;:false,&quot;citeprocText&quot;:&quot;Ramadhani &amp;#38; Aprison (2022)&quot;,&quot;manualOverrideText&quot;:&quot;&quot;},&quot;citationTag&quot;:&quot;MENDELEY_CITATION_v3_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&quot;,&quot;citationItems&quot;:[{&quot;displayAs&quot;:&quot;composite&quot;,&quot;label&quot;:&quot;page&quot;,&quot;id&quot;:&quot;16cb1903-2668-3978-8c98-19e003df9f7d&quot;,&quot;itemData&quot;:{&quot;type&quot;:&quot;report&quot;,&quot;id&quot;:&quot;16cb1903-2668-3978-8c98-19e003df9f7d&quot;,&quot;title&quot;:&quot;Urgensi Pembelajaran Tahfidz Al-Qur'an di Era 4.0&quot;,&quot;author&quot;:[{&quot;family&quot;:&quot;Ramadhani&quot;,&quot;given&quot;:&quot;Wahyuni&quot;,&quot;parse-names&quot;:false,&quot;dropping-particle&quot;:&quot;&quot;,&quot;non-dropping-particle&quot;:&quot;&quot;},{&quot;family&quot;:&quot;Aprison&quot;,&quot;given&quot;:&quot;Wedra&quot;,&quot;parse-names&quot;:false,&quot;dropping-particle&quot;:&quot;&quot;,&quot;non-dropping-particle&quot;:&quot;&quot;}],&quot;issued&quot;:{&quot;date-parts&quot;:[[2022]]},&quot;container-title-short&quot;:&quot;&quot;},&quot;isTemporary&quot;:false,&quot;suppress-author&quot;:false,&quot;composite&quot;:true,&quot;author-only&quot;:false}]},{&quot;citationID&quot;:&quot;MENDELEY_CITATION_953bc006-4c5b-4789-9e34-6fccafb3b794&quot;,&quot;properties&quot;:{&quot;noteIndex&quot;:0},&quot;isEdited&quot;:false,&quot;manualOverride&quot;:{&quot;isManuallyOverridden&quot;:true,&quot;citeprocText&quot;:&quot;(Wassalwa et al., 2025)&quot;,&quot;manualOverrideText&quot;:&quot;Wassalwa et al., 2025&quot;},&quot;citationTag&quot;:&quot;MENDELEY_CITATION_v3_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&quot;,&quot;citationItems&quot;:[{&quot;id&quot;:&quot;110aa877-11c0-3ef0-924b-d91b820af2be&quot;,&quot;itemData&quot;:{&quot;type&quot;:&quot;article-journal&quot;,&quot;id&quot;:&quot;110aa877-11c0-3ef0-924b-d91b820af2be&quot;,&quot;title&quot;:&quot;KORELASI HAFALAN AL-QUR’AN TERHADAP KEMAMPUAN MEMBACA TEKS BAHASA ARAB&quot;,&quot;author&quot;:[{&quot;family&quot;:&quot;Wassalwa&quot;,&quot;given&quot;:&quot;Almannah&quot;,&quot;parse-names&quot;:false,&quot;dropping-particle&quot;:&quot;&quot;,&quot;non-dropping-particle&quot;:&quot;&quot;},{&quot;family&quot;:&quot;Khoiroh&quot;,&quot;given&quot;:&quot;Hani'atul&quot;,&quot;parse-names&quot;:false,&quot;dropping-particle&quot;:&quot;&quot;,&quot;non-dropping-particle&quot;:&quot;&quot;},{&quot;family&quot;:&quot;Fu'adah&quot;,&quot;given&quot;:&quot;Shofwatul&quot;,&quot;parse-names&quot;:false,&quot;dropping-particle&quot;:&quot;&quot;,&quot;non-dropping-particle&quot;:&quot;&quot;},{&quot;family&quot;:&quot;Amirul Mukminin&quot;,&quot;given&quot;:&quot;&quot;,&quot;parse-names&quot;:false,&quot;dropping-particle&quot;:&quot;&quot;,&quot;non-dropping-particle&quot;:&quot;&quot;}],&quot;container-title&quot;:&quot;Lahjah Arabiyah: Jurnal Bahasa Arab dan Pendidikan Bahasa Arab&quot;,&quot;DOI&quot;:&quot;10.35316/lahjah.v6i1.116-132&quot;,&quot;ISSN&quot;:&quot;2716-2028&quot;,&quot;issued&quot;:{&quot;date-parts&quot;:[[2025,2,5]]},&quot;page&quot;:&quot;116-132&quot;,&quot;abstract&quot;:&quot;Al-Qur’an is the holy book of Muslims in Arabic. A growing phenomenon in society shows that learning Arabic is still considered difficult and complicated. However, then there is an assumption or paradigm that students who memorize the Al-Qur'an definitely have Arabic language skills, especially in reading Arabic texts and the results are guaranteed to be good, this is in accordance with data obtained from observations of Tahfidz students at Sirojul Ulum Islamic Boarding School Jember. The aim of this research is to ascertain the connection between students' memorization of the Al-Qur'an and their proficiency in reading Arabic literature. The form of this research is correlational research, which is quantitative in nature and the subjects used in this research were students of the Sirojul Ulum Islamic boarding school, especially students of tahfidz Al-Qur’an. Tests were used to acquire the data. Information regarding the pupils' memorizing of the Qur'an was gathered through the tests. The results of this research show that the correlation coefficient between the ability of Sirojul Ulum Tegal Waru Mayang Jember students in reading Arabic texts and memorizing the Al-Qur'an has a significance level of &gt;0.05 with a calculated r-count of 0.912. This means that there is a positive correlation between the two objects studied or Ha is accepted because the r count is close to 1. This research category has a strong level of correlation, so it can be concluded that if memorization of the Al-Qur'an increases, the quality of Arabic text reading skills will improve.&quot;,&quot;publisher&quot;:&quot;LP2M Universitas Ibrahimy&quot;,&quot;issue&quot;:&quot;1&quot;,&quot;volume&quot;:&quot;6&quot;,&quot;container-title-short&quot;:&quot;&quot;},&quot;isTemporary&quot;:false}]},{&quot;citationID&quot;:&quot;MENDELEY_CITATION_b39fa7aa-0b88-41e9-afcf-82ecca930089&quot;,&quot;properties&quot;:{&quot;noteIndex&quot;:0},&quot;isEdited&quot;:false,&quot;manualOverride&quot;:{&quot;isManuallyOverridden&quot;:true,&quot;citeprocText&quot;:&quot;(Wassalwa et al., 2025)&quot;,&quot;manualOverrideText&quot;:&quot;(Wassalwa et al., 2025).&quot;},&quot;citationTag&quot;:&quot;MENDELEY_CITATION_v3_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&quot;,&quot;citationItems&quot;:[{&quot;id&quot;:&quot;110aa877-11c0-3ef0-924b-d91b820af2be&quot;,&quot;itemData&quot;:{&quot;type&quot;:&quot;article-journal&quot;,&quot;id&quot;:&quot;110aa877-11c0-3ef0-924b-d91b820af2be&quot;,&quot;title&quot;:&quot;KORELASI HAFALAN AL-QUR’AN TERHADAP KEMAMPUAN MEMBACA TEKS BAHASA ARAB&quot;,&quot;author&quot;:[{&quot;family&quot;:&quot;Wassalwa&quot;,&quot;given&quot;:&quot;Almannah&quot;,&quot;parse-names&quot;:false,&quot;dropping-particle&quot;:&quot;&quot;,&quot;non-dropping-particle&quot;:&quot;&quot;},{&quot;family&quot;:&quot;Khoiroh&quot;,&quot;given&quot;:&quot;Hani'atul&quot;,&quot;parse-names&quot;:false,&quot;dropping-particle&quot;:&quot;&quot;,&quot;non-dropping-particle&quot;:&quot;&quot;},{&quot;family&quot;:&quot;Fu'adah&quot;,&quot;given&quot;:&quot;Shofwatul&quot;,&quot;parse-names&quot;:false,&quot;dropping-particle&quot;:&quot;&quot;,&quot;non-dropping-particle&quot;:&quot;&quot;},{&quot;family&quot;:&quot;Amirul Mukminin&quot;,&quot;given&quot;:&quot;&quot;,&quot;parse-names&quot;:false,&quot;dropping-particle&quot;:&quot;&quot;,&quot;non-dropping-particle&quot;:&quot;&quot;}],&quot;container-title&quot;:&quot;Lahjah Arabiyah: Jurnal Bahasa Arab dan Pendidikan Bahasa Arab&quot;,&quot;DOI&quot;:&quot;10.35316/lahjah.v6i1.116-132&quot;,&quot;ISSN&quot;:&quot;2716-2028&quot;,&quot;issued&quot;:{&quot;date-parts&quot;:[[2025,2,5]]},&quot;page&quot;:&quot;116-132&quot;,&quot;abstract&quot;:&quot;Al-Qur’an is the holy book of Muslims in Arabic. A growing phenomenon in society shows that learning Arabic is still considered difficult and complicated. However, then there is an assumption or paradigm that students who memorize the Al-Qur'an definitely have Arabic language skills, especially in reading Arabic texts and the results are guaranteed to be good, this is in accordance with data obtained from observations of Tahfidz students at Sirojul Ulum Islamic Boarding School Jember. The aim of this research is to ascertain the connection between students' memorization of the Al-Qur'an and their proficiency in reading Arabic literature. The form of this research is correlational research, which is quantitative in nature and the subjects used in this research were students of the Sirojul Ulum Islamic boarding school, especially students of tahfidz Al-Qur’an. Tests were used to acquire the data. Information regarding the pupils' memorizing of the Qur'an was gathered through the tests. The results of this research show that the correlation coefficient between the ability of Sirojul Ulum Tegal Waru Mayang Jember students in reading Arabic texts and memorizing the Al-Qur'an has a significance level of &gt;0.05 with a calculated r-count of 0.912. This means that there is a positive correlation between the two objects studied or Ha is accepted because the r count is close to 1. This research category has a strong level of correlation, so it can be concluded that if memorization of the Al-Qur'an increases, the quality of Arabic text reading skills will improve.&quot;,&quot;publisher&quot;:&quot;LP2M Universitas Ibrahimy&quot;,&quot;issue&quot;:&quot;1&quot;,&quot;volume&quot;:&quot;6&quot;,&quot;container-title-short&quot;:&quot;&quot;},&quot;isTemporary&quot;:false}]},{&quot;citationID&quot;:&quot;MENDELEY_CITATION_69b250a4-695e-4ea7-944e-57907dcb1264&quot;,&quot;properties&quot;:{&quot;noteIndex&quot;:0,&quot;mode&quot;:&quot;composite&quot;},&quot;isEdited&quot;:false,&quot;manualOverride&quot;:{&quot;isManuallyOverridden&quot;:false,&quot;citeprocText&quot;:&quot;Malik et al. (2021)&quot;,&quot;manualOverrideText&quot;:&quot;&quot;},&quot;citationTag&quot;:&quot;MENDELEY_CITATION_v3_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&quot;,&quot;citationItems&quot;:[{&quot;displayAs&quot;:&quot;composite&quot;,&quot;label&quot;:&quot;page&quot;,&quot;id&quot;:&quot;d7dc5884-9081-354c-86f9-2f5064e3fc5f&quot;,&quot;itemData&quot;:{&quot;type&quot;:&quot;article-journal&quot;,&quot;id&quot;:&quot;d7dc5884-9081-354c-86f9-2f5064e3fc5f&quot;,&quot;title&quot;:&quot;Automatic speech recognition: a survey&quot;,&quot;author&quot;:[{&quot;family&quot;:&quot;Malik&quot;,&quot;given&quot;:&quot;Mishaim&quot;,&quot;parse-names&quot;:false,&quot;dropping-particle&quot;:&quot;&quot;,&quot;non-dropping-particle&quot;:&quot;&quot;},{&quot;family&quot;:&quot;Malik&quot;,&quot;given&quot;:&quot;Muhammad Kamran&quot;,&quot;parse-names&quot;:false,&quot;dropping-particle&quot;:&quot;&quot;,&quot;non-dropping-particle&quot;:&quot;&quot;},{&quot;family&quot;:&quot;Mehmood&quot;,&quot;given&quot;:&quot;Khawar&quot;,&quot;parse-names&quot;:false,&quot;dropping-particle&quot;:&quot;&quot;,&quot;non-dropping-particle&quot;:&quot;&quot;},{&quot;family&quot;:&quot;Makhdoom&quot;,&quot;given&quot;:&quot;Imran&quot;,&quot;parse-names&quot;:false,&quot;dropping-particle&quot;:&quot;&quot;,&quot;non-dropping-particle&quot;:&quot;&quot;}],&quot;container-title&quot;:&quot;Multimedia Tools and Applications&quot;,&quot;container-title-short&quot;:&quot;Multimed. Tools Appl.&quot;,&quot;DOI&quot;:&quot;10.1007/s11042-020-10073-7&quot;,&quot;ISSN&quot;:&quot;15737721&quot;,&quot;issued&quot;:{&quot;date-parts&quot;:[[2021,3,1]]},&quot;page&quot;:&quot;9411-9457&quot;,&quot;abstract&quot;:&quot;Recently great strides have been made in the field of automatic speech recognition (ASR) by using various deep learning techniques. In this study, we present a thorough comparison between cutting-edged techniques currently being used in this area, with a special focus on the various deep learning methods. This study explores different feature extraction methods, state-of-the-art classification models, and vis-a-vis their impact on an ASR. As deep learning techniques are very data-dependent different speech datasets that are available online are also discussed in detail. In the end, the various online toolkits, resources, and language models that can be helpful in the formulation of an ASR are also proffered. In this study, we captured every aspect that can impact the performance of an ASR. Hence, we speculate that this work is a good starting point for academics interested in ASR research.&quot;,&quot;publisher&quot;:&quot;Springer&quot;,&quot;issue&quot;:&quot;6&quot;,&quot;volume&quot;:&quot;80&quot;},&quot;isTemporary&quot;:false,&quot;suppress-author&quot;:false,&quot;composite&quot;:true,&quot;author-only&quot;:false}]},{&quot;citationID&quot;:&quot;MENDELEY_CITATION_1f76c952-33b5-4f06-a9ca-d606360f190f&quot;,&quot;properties&quot;:{&quot;noteIndex&quot;:0,&quot;mode&quot;:&quot;composite&quot;},&quot;isEdited&quot;:false,&quot;manualOverride&quot;:{&quot;isManuallyOverridden&quot;:false,&quot;citeprocText&quot;:&quot;Malik et al. (2021)&quot;,&quot;manualOverrideText&quot;:&quot;&quot;},&quot;citationTag&quot;:&quot;MENDELEY_CITATION_v3_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&quot;,&quot;citationItems&quot;:[{&quot;displayAs&quot;:&quot;composite&quot;,&quot;label&quot;:&quot;page&quot;,&quot;id&quot;:&quot;d7dc5884-9081-354c-86f9-2f5064e3fc5f&quot;,&quot;itemData&quot;:{&quot;type&quot;:&quot;article-journal&quot;,&quot;id&quot;:&quot;d7dc5884-9081-354c-86f9-2f5064e3fc5f&quot;,&quot;title&quot;:&quot;Automatic speech recognition: a survey&quot;,&quot;author&quot;:[{&quot;family&quot;:&quot;Malik&quot;,&quot;given&quot;:&quot;Mishaim&quot;,&quot;parse-names&quot;:false,&quot;dropping-particle&quot;:&quot;&quot;,&quot;non-dropping-particle&quot;:&quot;&quot;},{&quot;family&quot;:&quot;Malik&quot;,&quot;given&quot;:&quot;Muhammad Kamran&quot;,&quot;parse-names&quot;:false,&quot;dropping-particle&quot;:&quot;&quot;,&quot;non-dropping-particle&quot;:&quot;&quot;},{&quot;family&quot;:&quot;Mehmood&quot;,&quot;given&quot;:&quot;Khawar&quot;,&quot;parse-names&quot;:false,&quot;dropping-particle&quot;:&quot;&quot;,&quot;non-dropping-particle&quot;:&quot;&quot;},{&quot;family&quot;:&quot;Makhdoom&quot;,&quot;given&quot;:&quot;Imran&quot;,&quot;parse-names&quot;:false,&quot;dropping-particle&quot;:&quot;&quot;,&quot;non-dropping-particle&quot;:&quot;&quot;}],&quot;container-title&quot;:&quot;Multimedia Tools and Applications&quot;,&quot;container-title-short&quot;:&quot;Multimed. Tools Appl.&quot;,&quot;DOI&quot;:&quot;10.1007/s11042-020-10073-7&quot;,&quot;ISSN&quot;:&quot;15737721&quot;,&quot;issued&quot;:{&quot;date-parts&quot;:[[2021,3,1]]},&quot;page&quot;:&quot;9411-9457&quot;,&quot;abstract&quot;:&quot;Recently great strides have been made in the field of automatic speech recognition (ASR) by using various deep learning techniques. In this study, we present a thorough comparison between cutting-edged techniques currently being used in this area, with a special focus on the various deep learning methods. This study explores different feature extraction methods, state-of-the-art classification models, and vis-a-vis their impact on an ASR. As deep learning techniques are very data-dependent different speech datasets that are available online are also discussed in detail. In the end, the various online toolkits, resources, and language models that can be helpful in the formulation of an ASR are also proffered. In this study, we captured every aspect that can impact the performance of an ASR. Hence, we speculate that this work is a good starting point for academics interested in ASR research.&quot;,&quot;publisher&quot;:&quot;Springer&quot;,&quot;issue&quot;:&quot;6&quot;,&quot;volume&quot;:&quot;80&quot;},&quot;isTemporary&quot;:false,&quot;suppress-author&quot;:false,&quot;composite&quot;:true,&quot;author-only&quot;:false}]},{&quot;citationID&quot;:&quot;MENDELEY_CITATION_aab7512a-c1a2-42b9-8f4a-34c746d6d479&quot;,&quot;properties&quot;:{&quot;noteIndex&quot;:0},&quot;isEdited&quot;:false,&quot;manualOverride&quot;:{&quot;isManuallyOverridden&quot;:false,&quot;citeprocText&quot;:&quot;(Malik et al., 2021)&quot;,&quot;manualOverrideText&quot;:&quot;&quot;},&quot;citationTag&quot;:&quot;MENDELEY_CITATION_v3_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&quot;,&quot;citationItems&quot;:[{&quot;id&quot;:&quot;d7dc5884-9081-354c-86f9-2f5064e3fc5f&quot;,&quot;itemData&quot;:{&quot;type&quot;:&quot;article-journal&quot;,&quot;id&quot;:&quot;d7dc5884-9081-354c-86f9-2f5064e3fc5f&quot;,&quot;title&quot;:&quot;Automatic speech recognition: a survey&quot;,&quot;author&quot;:[{&quot;family&quot;:&quot;Malik&quot;,&quot;given&quot;:&quot;Mishaim&quot;,&quot;parse-names&quot;:false,&quot;dropping-particle&quot;:&quot;&quot;,&quot;non-dropping-particle&quot;:&quot;&quot;},{&quot;family&quot;:&quot;Malik&quot;,&quot;given&quot;:&quot;Muhammad Kamran&quot;,&quot;parse-names&quot;:false,&quot;dropping-particle&quot;:&quot;&quot;,&quot;non-dropping-particle&quot;:&quot;&quot;},{&quot;family&quot;:&quot;Mehmood&quot;,&quot;given&quot;:&quot;Khawar&quot;,&quot;parse-names&quot;:false,&quot;dropping-particle&quot;:&quot;&quot;,&quot;non-dropping-particle&quot;:&quot;&quot;},{&quot;family&quot;:&quot;Makhdoom&quot;,&quot;given&quot;:&quot;Imran&quot;,&quot;parse-names&quot;:false,&quot;dropping-particle&quot;:&quot;&quot;,&quot;non-dropping-particle&quot;:&quot;&quot;}],&quot;container-title&quot;:&quot;Multimedia Tools and Applications&quot;,&quot;container-title-short&quot;:&quot;Multimed. Tools Appl.&quot;,&quot;DOI&quot;:&quot;10.1007/s11042-020-10073-7&quot;,&quot;ISSN&quot;:&quot;15737721&quot;,&quot;issued&quot;:{&quot;date-parts&quot;:[[2021,3,1]]},&quot;page&quot;:&quot;9411-9457&quot;,&quot;abstract&quot;:&quot;Recently great strides have been made in the field of automatic speech recognition (ASR) by using various deep learning techniques. In this study, we present a thorough comparison between cutting-edged techniques currently being used in this area, with a special focus on the various deep learning methods. This study explores different feature extraction methods, state-of-the-art classification models, and vis-a-vis their impact on an ASR. As deep learning techniques are very data-dependent different speech datasets that are available online are also discussed in detail. In the end, the various online toolkits, resources, and language models that can be helpful in the formulation of an ASR are also proffered. In this study, we captured every aspect that can impact the performance of an ASR. Hence, we speculate that this work is a good starting point for academics interested in ASR research.&quot;,&quot;publisher&quot;:&quot;Springer&quot;,&quot;issue&quot;:&quot;6&quot;,&quot;volume&quot;:&quot;80&quot;},&quot;isTemporary&quot;:false}]},{&quot;citationID&quot;:&quot;MENDELEY_CITATION_79c65f88-db1f-498f-a54c-2604ac7631a0&quot;,&quot;properties&quot;:{&quot;noteIndex&quot;:0,&quot;mode&quot;:&quot;composite&quot;},&quot;isEdited&quot;:false,&quot;manualOverride&quot;:{&quot;isManuallyOverridden&quot;:false,&quot;citeprocText&quot;:&quot;Prabhavalkar et al. (2024)&quot;,&quot;manualOverrideText&quot;:&quot;&quot;},&quot;citationTag&quot;:&quot;MENDELEY_CITATION_v3_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&quot;,&quot;citationItems&quot;:[{&quot;displayAs&quot;:&quot;composite&quot;,&quot;label&quot;:&quot;page&quot;,&quot;id&quot;:&quot;5d6ff4f2-4d68-3531-9bd0-d39a20f28525&quot;,&quot;itemData&quot;:{&quot;type&quot;:&quot;article-journal&quot;,&quot;id&quot;:&quot;5d6ff4f2-4d68-3531-9bd0-d39a20f28525&quot;,&quot;title&quot;:&quot;End-to-End Speech Recognition: A Survey&quot;,&quot;author&quot;:[{&quot;family&quot;:&quot;Prabhavalkar&quot;,&quot;given&quot;:&quot;Rohit&quot;,&quot;parse-names&quot;:false,&quot;dropping-particle&quot;:&quot;&quot;,&quot;non-dropping-particle&quot;:&quot;&quot;},{&quot;family&quot;:&quot;Hori&quot;,&quot;given&quot;:&quot;Takaaki&quot;,&quot;parse-names&quot;:false,&quot;dropping-particle&quot;:&quot;&quot;,&quot;non-dropping-particle&quot;:&quot;&quot;},{&quot;family&quot;:&quot;Sainath&quot;,&quot;given&quot;:&quot;Tara N.&quot;,&quot;parse-names&quot;:false,&quot;dropping-particle&quot;:&quot;&quot;,&quot;non-dropping-particle&quot;:&quot;&quot;},{&quot;family&quot;:&quot;Schluter&quot;,&quot;given&quot;:&quot;Ralf&quot;,&quot;parse-names&quot;:false,&quot;dropping-particle&quot;:&quot;&quot;,&quot;non-dropping-particle&quot;:&quot;&quot;},{&quot;family&quot;:&quot;Watanabe&quot;,&quot;given&quot;:&quot;Shinji&quot;,&quot;parse-names&quot;:false,&quot;dropping-particle&quot;:&quot;&quot;,&quot;non-dropping-particle&quot;:&quot;&quot;}],&quot;container-title&quot;:&quot;IEEE/ACM Transactions on Audio Speech and Language Processing&quot;,&quot;container-title-short&quot;:&quot;IEEE/ACM Trans. Audio Speech Lang. Process.&quot;,&quot;DOI&quot;:&quot;10.1109/TASLP.2023.3328283&quot;,&quot;ISSN&quot;:&quot;23299304&quot;,&quot;issued&quot;:{&quot;date-parts&quot;:[[2024]]},&quot;page&quot;:&quot;325-351&quot;,&quot;abstract&quot;:&quot;In the last decade of automatic speech recognition (ASR) research, the introduction of deep learning has brought considerable reductions in word error rate of more than 50% relative, compared to modeling without deep learning. In the wake of this transition, a number of all-neural ASR architectures have been introduced. These so-called end-to-end (E2E) models provide highly integrated, completely neural ASR models, which rely strongly on general machine learning knowledge, learn more consistently from data, with lower dependence on ASR domain-specific experience. The success and enthusiastic adoption of deep learning, accompanied by more generic model architectures has led to E2E models now becoming the prominent ASR approach. The goal of this survey is to provide a taxonomy of E2E ASR models and corresponding improvements, and to discuss their properties and their relationship to classical hidden Markov model (HMM) based ASR architectures. All relevant aspects of E2E ASR are covered in this work: modeling, training, decoding, and external language model integration, discussions of performance and deployment opportunities, as well as an outlook into potential future developments.&quot;,&quot;publisher&quot;:&quot;Institute of Electrical and Electronics Engineers Inc.&quot;,&quot;volume&quot;:&quot;32&quot;},&quot;isTemporary&quot;:false,&quot;suppress-author&quot;:false,&quot;composite&quot;:true,&quot;author-only&quot;:false}]},{&quot;citationID&quot;:&quot;MENDELEY_CITATION_a7231034-740b-41e3-8376-ded2586c8e4c&quot;,&quot;properties&quot;:{&quot;noteIndex&quot;:0},&quot;isEdited&quot;:false,&quot;manualOverride&quot;:{&quot;isManuallyOverridden&quot;:false,&quot;citeprocText&quot;:&quot;(Prabhavalkar et al., 2024)&quot;,&quot;manualOverrideText&quot;:&quot;&quot;},&quot;citationTag&quot;:&quot;MENDELEY_CITATION_v3_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&quot;,&quot;citationItems&quot;:[{&quot;id&quot;:&quot;5d6ff4f2-4d68-3531-9bd0-d39a20f28525&quot;,&quot;itemData&quot;:{&quot;type&quot;:&quot;article-journal&quot;,&quot;id&quot;:&quot;5d6ff4f2-4d68-3531-9bd0-d39a20f28525&quot;,&quot;title&quot;:&quot;End-to-End Speech Recognition: A Survey&quot;,&quot;author&quot;:[{&quot;family&quot;:&quot;Prabhavalkar&quot;,&quot;given&quot;:&quot;Rohit&quot;,&quot;parse-names&quot;:false,&quot;dropping-particle&quot;:&quot;&quot;,&quot;non-dropping-particle&quot;:&quot;&quot;},{&quot;family&quot;:&quot;Hori&quot;,&quot;given&quot;:&quot;Takaaki&quot;,&quot;parse-names&quot;:false,&quot;dropping-particle&quot;:&quot;&quot;,&quot;non-dropping-particle&quot;:&quot;&quot;},{&quot;family&quot;:&quot;Sainath&quot;,&quot;given&quot;:&quot;Tara N.&quot;,&quot;parse-names&quot;:false,&quot;dropping-particle&quot;:&quot;&quot;,&quot;non-dropping-particle&quot;:&quot;&quot;},{&quot;family&quot;:&quot;Schluter&quot;,&quot;given&quot;:&quot;Ralf&quot;,&quot;parse-names&quot;:false,&quot;dropping-particle&quot;:&quot;&quot;,&quot;non-dropping-particle&quot;:&quot;&quot;},{&quot;family&quot;:&quot;Watanabe&quot;,&quot;given&quot;:&quot;Shinji&quot;,&quot;parse-names&quot;:false,&quot;dropping-particle&quot;:&quot;&quot;,&quot;non-dropping-particle&quot;:&quot;&quot;}],&quot;container-title&quot;:&quot;IEEE/ACM Transactions on Audio Speech and Language Processing&quot;,&quot;container-title-short&quot;:&quot;IEEE/ACM Trans. Audio Speech Lang. Process.&quot;,&quot;DOI&quot;:&quot;10.1109/TASLP.2023.3328283&quot;,&quot;ISSN&quot;:&quot;23299304&quot;,&quot;issued&quot;:{&quot;date-parts&quot;:[[2024]]},&quot;page&quot;:&quot;325-351&quot;,&quot;abstract&quot;:&quot;In the last decade of automatic speech recognition (ASR) research, the introduction of deep learning has brought considerable reductions in word error rate of more than 50% relative, compared to modeling without deep learning. In the wake of this transition, a number of all-neural ASR architectures have been introduced. These so-called end-to-end (E2E) models provide highly integrated, completely neural ASR models, which rely strongly on general machine learning knowledge, learn more consistently from data, with lower dependence on ASR domain-specific experience. The success and enthusiastic adoption of deep learning, accompanied by more generic model architectures has led to E2E models now becoming the prominent ASR approach. The goal of this survey is to provide a taxonomy of E2E ASR models and corresponding improvements, and to discuss their properties and their relationship to classical hidden Markov model (HMM) based ASR architectures. All relevant aspects of E2E ASR are covered in this work: modeling, training, decoding, and external language model integration, discussions of performance and deployment opportunities, as well as an outlook into potential future developments.&quot;,&quot;publisher&quot;:&quot;Institute of Electrical and Electronics Engineers Inc.&quot;,&quot;volume&quot;:&quot;32&quot;},&quot;isTemporary&quot;:false}]},{&quot;citationID&quot;:&quot;MENDELEY_CITATION_ca562bcf-acc4-4ab3-86be-e796264aad95&quot;,&quot;properties&quot;:{&quot;noteIndex&quot;:0},&quot;isEdited&quot;:false,&quot;manualOverride&quot;:{&quot;isManuallyOverridden&quot;:false,&quot;citeprocText&quot;:&quot;(Nayeem et al., 2025)&quot;,&quot;manualOverrideText&quot;:&quot;&quot;},&quot;citationTag&quot;:&quot;MENDELEY_CITATION_v3_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&quot;,&quot;citationItems&quot;:[{&quot;id&quot;:&quot;48218fab-71ce-3807-b1c2-7cdc9ec915de&quot;,&quot;itemData&quot;:{&quot;type&quot;:&quot;article-journal&quot;,&quot;id&quot;:&quot;48218fab-71ce-3807-b1c2-7cdc9ec915de&quot;,&quot;title&quot;:&quot;Automatic Speech Recognition in the Modern Era: Architectures, Training, and Evaluation&quot;,&quot;author&quot;:[{&quot;family&quot;:&quot;Nayeem&quot;,&quot;given&quot;:&quot;Md.&quot;,&quot;parse-names&quot;:false,&quot;dropping-particle&quot;:&quot;&quot;,&quot;non-dropping-particle&quot;:&quot;&quot;},{&quot;family&quot;:&quot;Tabrej&quot;,&quot;given&quot;:&quot;Md Shamse&quot;,&quot;parse-names&quot;:false,&quot;dropping-particle&quot;:&quot;&quot;,&quot;non-dropping-particle&quot;:&quot;&quot;},{&quot;family&quot;:&quot;Deb&quot;,&quot;given&quot;:&quot;Kabbojit Jit&quot;,&quot;parse-names&quot;:false,&quot;dropping-particle&quot;:&quot;&quot;,&quot;non-dropping-particle&quot;:&quot;&quot;},{&quot;family&quot;:&quot;Goswami&quot;,&quot;given&quot;:&quot;Shaonti&quot;,&quot;parse-names&quot;:false,&quot;dropping-particle&quot;:&quot;&quot;,&quot;non-dropping-particle&quot;:&quot;&quot;},{&quot;family&quot;:&quot;Hakim&quot;,&quot;given&quot;:&quot;Md. Azizul&quot;,&quot;parse-names&quot;:false,&quot;dropping-particle&quot;:&quot;&quot;,&quot;non-dropping-particle&quot;:&quot;&quot;}],&quot;URL&quot;:&quot;http://arxiv.org/abs/2510.12827&quot;,&quot;issued&quot;:{&quot;date-parts&quot;:[[2025,10,11]]},&quot;abstract&quot;:&quot;Automatic Speech Recognition (ASR) has undergone a profound transformation over the past decade, driven by advances in deep learning. This survey provides a comprehensive overview of the modern era of ASR, charting its evolution from traditional hybrid systems, such as Gaussian Mixture Model-Hidden Markov Models (GMM-HMMs) and Deep Neural Network-HMMs (DNN-HMMs), to the now-dominant end-to-end neural architectures. We systematically review the foundational end-to-end paradigms: Connectionist Temporal Classification (CTC), attention-based encoder-decoder models, and the Recurrent Neural Network Transducer (RNN-T), which established the groundwork for fully integrated speech-to-text systems. We then detail the subsequent architectural shift towards Transformer and Conformer models, which leverage self-attention to capture long-range dependencies with high computational efficiency. A central theme of this survey is the parallel revolution in training paradigms. We examine the progression from fully supervised learning, augmented by techniques like SpecAugment, to the rise of self-supervised learning (SSL) with foundation models such as wav2vec 2.0, which drastically reduce the reliance on transcribed data. Furthermore, we analyze the impact of largescale, weakly supervised models like Whisper, which achieve unprecedented robustness through massive data diversity. The paper also covers essential ecosystem components, including key datasets and benchmarks (e.g., LibriSpeech, Switchboard, CHiME), standard evaluation metrics (e.g., Word Error Rate), and critical considerations for real-world deployment, such as streaming inference, on-device efficiency, and the ethical imperatives of fairness and robustness. We conclude by outlining open challenges and future research directions.&quot;,&quot;container-title-short&quot;:&quot;&quot;},&quot;isTemporary&quot;:false}]},{&quot;citationID&quot;:&quot;MENDELEY_CITATION_29d6d9d1-3439-4b13-a465-3604e7d9f76c&quot;,&quot;properties&quot;:{&quot;noteIndex&quot;:0},&quot;isEdited&quot;:false,&quot;manualOverride&quot;:{&quot;isManuallyOverridden&quot;:false,&quot;citeprocText&quot;:&quot;(Nayeem et al., 2025)&quot;,&quot;manualOverrideText&quot;:&quot;&quot;},&quot;citationTag&quot;:&quot;MENDELEY_CITATION_v3_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&quot;,&quot;citationItems&quot;:[{&quot;id&quot;:&quot;48218fab-71ce-3807-b1c2-7cdc9ec915de&quot;,&quot;itemData&quot;:{&quot;type&quot;:&quot;article-journal&quot;,&quot;id&quot;:&quot;48218fab-71ce-3807-b1c2-7cdc9ec915de&quot;,&quot;title&quot;:&quot;Automatic Speech Recognition in the Modern Era: Architectures, Training, and Evaluation&quot;,&quot;author&quot;:[{&quot;family&quot;:&quot;Nayeem&quot;,&quot;given&quot;:&quot;Md.&quot;,&quot;parse-names&quot;:false,&quot;dropping-particle&quot;:&quot;&quot;,&quot;non-dropping-particle&quot;:&quot;&quot;},{&quot;family&quot;:&quot;Tabrej&quot;,&quot;given&quot;:&quot;Md Shamse&quot;,&quot;parse-names&quot;:false,&quot;dropping-particle&quot;:&quot;&quot;,&quot;non-dropping-particle&quot;:&quot;&quot;},{&quot;family&quot;:&quot;Deb&quot;,&quot;given&quot;:&quot;Kabbojit Jit&quot;,&quot;parse-names&quot;:false,&quot;dropping-particle&quot;:&quot;&quot;,&quot;non-dropping-particle&quot;:&quot;&quot;},{&quot;family&quot;:&quot;Goswami&quot;,&quot;given&quot;:&quot;Shaonti&quot;,&quot;parse-names&quot;:false,&quot;dropping-particle&quot;:&quot;&quot;,&quot;non-dropping-particle&quot;:&quot;&quot;},{&quot;family&quot;:&quot;Hakim&quot;,&quot;given&quot;:&quot;Md. Azizul&quot;,&quot;parse-names&quot;:false,&quot;dropping-particle&quot;:&quot;&quot;,&quot;non-dropping-particle&quot;:&quot;&quot;}],&quot;URL&quot;:&quot;http://arxiv.org/abs/2510.12827&quot;,&quot;issued&quot;:{&quot;date-parts&quot;:[[2025,10,11]]},&quot;abstract&quot;:&quot;Automatic Speech Recognition (ASR) has undergone a profound transformation over the past decade, driven by advances in deep learning. This survey provides a comprehensive overview of the modern era of ASR, charting its evolution from traditional hybrid systems, such as Gaussian Mixture Model-Hidden Markov Models (GMM-HMMs) and Deep Neural Network-HMMs (DNN-HMMs), to the now-dominant end-to-end neural architectures. We systematically review the foundational end-to-end paradigms: Connectionist Temporal Classification (CTC), attention-based encoder-decoder models, and the Recurrent Neural Network Transducer (RNN-T), which established the groundwork for fully integrated speech-to-text systems. We then detail the subsequent architectural shift towards Transformer and Conformer models, which leverage self-attention to capture long-range dependencies with high computational efficiency. A central theme of this survey is the parallel revolution in training paradigms. We examine the progression from fully supervised learning, augmented by techniques like SpecAugment, to the rise of self-supervised learning (SSL) with foundation models such as wav2vec 2.0, which drastically reduce the reliance on transcribed data. Furthermore, we analyze the impact of largescale, weakly supervised models like Whisper, which achieve unprecedented robustness through massive data diversity. The paper also covers essential ecosystem components, including key datasets and benchmarks (e.g., LibriSpeech, Switchboard, CHiME), standard evaluation metrics (e.g., Word Error Rate), and critical considerations for real-world deployment, such as streaming inference, on-device efficiency, and the ethical imperatives of fairness and robustness. We conclude by outlining open challenges and future research directions.&quot;,&quot;container-title-short&quot;:&quot;&quot;},&quot;isTemporary&quot;:false}]},{&quot;citationID&quot;:&quot;MENDELEY_CITATION_0b463dad-74f4-4e0d-a8f0-18b7de77be99&quot;,&quot;properties&quot;:{&quot;noteIndex&quot;:0},&quot;isEdited&quot;:false,&quot;manualOverride&quot;:{&quot;isManuallyOverridden&quot;:false,&quot;citeprocText&quot;:&quot;(Radford et al., 2022)&quot;,&quot;manualOverrideText&quot;:&quot;&quot;},&quot;citationTag&quot;:&quot;MENDELEY_CITATION_v3_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&quot;,&quot;citationItems&quot;:[{&quot;id&quot;:&quot;24400b57-f0d6-313a-b8e4-e7229294ab95&quot;,&quot;itemData&quot;:{&quot;type&quot;:&quot;article-journal&quot;,&quot;id&quot;:&quot;24400b57-f0d6-313a-b8e4-e7229294ab95&quot;,&quot;title&quot;:&quot;Robust Speech Recognition via Large-Scale Weak Supervision&quot;,&quot;author&quot;:[{&quot;family&quot;:&quot;Radford&quot;,&quot;given&quot;:&quot;Alec&quot;,&quot;parse-names&quot;:false,&quot;dropping-particle&quot;:&quot;&quot;,&quot;non-dropping-particle&quot;:&quot;&quot;},{&quot;family&quot;:&quot;Kim&quot;,&quot;given&quot;:&quot;Jong Wook&quot;,&quot;parse-names&quot;:false,&quot;dropping-particle&quot;:&quot;&quot;,&quot;non-dropping-particle&quot;:&quot;&quot;},{&quot;family&quot;:&quot;Xu&quot;,&quot;given&quot;:&quot;Tao&quot;,&quot;parse-names&quot;:false,&quot;dropping-particle&quot;:&quot;&quot;,&quot;non-dropping-particle&quot;:&quot;&quot;},{&quot;family&quot;:&quot;Brockman&quot;,&quot;given&quot;:&quot;Greg&quot;,&quot;parse-names&quot;:false,&quot;dropping-particle&quot;:&quot;&quot;,&quot;non-dropping-particle&quot;:&quot;&quot;},{&quot;family&quot;:&quot;McLeavey&quot;,&quot;given&quot;:&quot;Christine&quot;,&quot;parse-names&quot;:false,&quot;dropping-particle&quot;:&quot;&quot;,&quot;non-dropping-particle&quot;:&quot;&quot;},{&quot;family&quot;:&quot;Sutskever&quot;,&quot;given&quot;:&quot;Ilya&quot;,&quot;parse-names&quot;:false,&quot;dropping-particle&quot;:&quot;&quot;,&quot;non-dropping-particle&quot;:&quot;&quot;}],&quot;URL&quot;:&quot;http://arxiv.org/abs/2212.04356&quot;,&quot;issued&quot;:{&quot;date-parts&quot;:[[2022,12,6]]},&quot;abstract&quot;:&quot;We study the capabilities of speech processing systems trained simply to predict large amounts of transcripts of audio on the internet. When scaled to 680,000 hours of multilingual and multitask supervision, the resulting models generalize well to standard benchmarks and are often competitive with prior fully supervised results but in a zero-shot transfer setting without the need for any fine-tuning. When compared to humans, the models approach their accuracy and robustness. We are releasing models and inference code to serve as a foundation for further work on robust speech processing.&quot;,&quot;container-title-short&quot;:&quot;&quot;},&quot;isTemporary&quot;:false}]},{&quot;citationID&quot;:&quot;MENDELEY_CITATION_546b27f2-a413-4958-9636-508d24f98165&quot;,&quot;properties&quot;:{&quot;noteIndex&quot;:0},&quot;isEdited&quot;:false,&quot;manualOverride&quot;:{&quot;isManuallyOverridden&quot;:false,&quot;citeprocText&quot;:&quot;(Radford et al., 2022)&quot;,&quot;manualOverrideText&quot;:&quot;&quot;},&quot;citationTag&quot;:&quot;MENDELEY_CITATION_v3_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&quot;,&quot;citationItems&quot;:[{&quot;id&quot;:&quot;24400b57-f0d6-313a-b8e4-e7229294ab95&quot;,&quot;itemData&quot;:{&quot;type&quot;:&quot;article-journal&quot;,&quot;id&quot;:&quot;24400b57-f0d6-313a-b8e4-e7229294ab95&quot;,&quot;title&quot;:&quot;Robust Speech Recognition via Large-Scale Weak Supervision&quot;,&quot;author&quot;:[{&quot;family&quot;:&quot;Radford&quot;,&quot;given&quot;:&quot;Alec&quot;,&quot;parse-names&quot;:false,&quot;dropping-particle&quot;:&quot;&quot;,&quot;non-dropping-particle&quot;:&quot;&quot;},{&quot;family&quot;:&quot;Kim&quot;,&quot;given&quot;:&quot;Jong Wook&quot;,&quot;parse-names&quot;:false,&quot;dropping-particle&quot;:&quot;&quot;,&quot;non-dropping-particle&quot;:&quot;&quot;},{&quot;family&quot;:&quot;Xu&quot;,&quot;given&quot;:&quot;Tao&quot;,&quot;parse-names&quot;:false,&quot;dropping-particle&quot;:&quot;&quot;,&quot;non-dropping-particle&quot;:&quot;&quot;},{&quot;family&quot;:&quot;Brockman&quot;,&quot;given&quot;:&quot;Greg&quot;,&quot;parse-names&quot;:false,&quot;dropping-particle&quot;:&quot;&quot;,&quot;non-dropping-particle&quot;:&quot;&quot;},{&quot;family&quot;:&quot;McLeavey&quot;,&quot;given&quot;:&quot;Christine&quot;,&quot;parse-names&quot;:false,&quot;dropping-particle&quot;:&quot;&quot;,&quot;non-dropping-particle&quot;:&quot;&quot;},{&quot;family&quot;:&quot;Sutskever&quot;,&quot;given&quot;:&quot;Ilya&quot;,&quot;parse-names&quot;:false,&quot;dropping-particle&quot;:&quot;&quot;,&quot;non-dropping-particle&quot;:&quot;&quot;}],&quot;URL&quot;:&quot;http://arxiv.org/abs/2212.04356&quot;,&quot;issued&quot;:{&quot;date-parts&quot;:[[2022,12,6]]},&quot;abstract&quot;:&quot;We study the capabilities of speech processing systems trained simply to predict large amounts of transcripts of audio on the internet. When scaled to 680,000 hours of multilingual and multitask supervision, the resulting models generalize well to standard benchmarks and are often competitive with prior fully supervised results but in a zero-shot transfer setting without the need for any fine-tuning. When compared to humans, the models approach their accuracy and robustness. We are releasing models and inference code to serve as a foundation for further work on robust speech processing.&quot;,&quot;container-title-short&quot;:&quot;&quot;},&quot;isTemporary&quot;:false}]},{&quot;citationID&quot;:&quot;MENDELEY_CITATION_700e5ab8-7879-4c52-af5d-21de10d2cdfc&quot;,&quot;properties&quot;:{&quot;noteIndex&quot;:0,&quot;mode&quot;:&quot;composite&quot;},&quot;isEdited&quot;:false,&quot;manualOverride&quot;:{&quot;isManuallyOverridden&quot;:false,&quot;citeprocText&quot;:&quot;Radford et al. (2022)&quot;,&quot;manualOverrideText&quot;:&quot;&quot;},&quot;citationTag&quot;:&quot;MENDELEY_CITATION_v3_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&quot;,&quot;citationItems&quot;:[{&quot;displayAs&quot;:&quot;composite&quot;,&quot;label&quot;:&quot;page&quot;,&quot;id&quot;:&quot;24400b57-f0d6-313a-b8e4-e7229294ab95&quot;,&quot;itemData&quot;:{&quot;type&quot;:&quot;article-journal&quot;,&quot;id&quot;:&quot;24400b57-f0d6-313a-b8e4-e7229294ab95&quot;,&quot;title&quot;:&quot;Robust Speech Recognition via Large-Scale Weak Supervision&quot;,&quot;author&quot;:[{&quot;family&quot;:&quot;Radford&quot;,&quot;given&quot;:&quot;Alec&quot;,&quot;parse-names&quot;:false,&quot;dropping-particle&quot;:&quot;&quot;,&quot;non-dropping-particle&quot;:&quot;&quot;},{&quot;family&quot;:&quot;Kim&quot;,&quot;given&quot;:&quot;Jong Wook&quot;,&quot;parse-names&quot;:false,&quot;dropping-particle&quot;:&quot;&quot;,&quot;non-dropping-particle&quot;:&quot;&quot;},{&quot;family&quot;:&quot;Xu&quot;,&quot;given&quot;:&quot;Tao&quot;,&quot;parse-names&quot;:false,&quot;dropping-particle&quot;:&quot;&quot;,&quot;non-dropping-particle&quot;:&quot;&quot;},{&quot;family&quot;:&quot;Brockman&quot;,&quot;given&quot;:&quot;Greg&quot;,&quot;parse-names&quot;:false,&quot;dropping-particle&quot;:&quot;&quot;,&quot;non-dropping-particle&quot;:&quot;&quot;},{&quot;family&quot;:&quot;McLeavey&quot;,&quot;given&quot;:&quot;Christine&quot;,&quot;parse-names&quot;:false,&quot;dropping-particle&quot;:&quot;&quot;,&quot;non-dropping-particle&quot;:&quot;&quot;},{&quot;family&quot;:&quot;Sutskever&quot;,&quot;given&quot;:&quot;Ilya&quot;,&quot;parse-names&quot;:false,&quot;dropping-particle&quot;:&quot;&quot;,&quot;non-dropping-particle&quot;:&quot;&quot;}],&quot;URL&quot;:&quot;http://arxiv.org/abs/2212.04356&quot;,&quot;issued&quot;:{&quot;date-parts&quot;:[[2022,12,6]]},&quot;abstract&quot;:&quot;We study the capabilities of speech processing systems trained simply to predict large amounts of transcripts of audio on the internet. When scaled to 680,000 hours of multilingual and multitask supervision, the resulting models generalize well to standard benchmarks and are often competitive with prior fully supervised results but in a zero-shot transfer setting without the need for any fine-tuning. When compared to humans, the models approach their accuracy and robustness. We are releasing models and inference code to serve as a foundation for further work on robust speech processing.&quot;,&quot;container-title-short&quot;:&quot;&quot;},&quot;isTemporary&quot;:false,&quot;suppress-author&quot;:false,&quot;composite&quot;:true,&quot;author-only&quot;:false}]},{&quot;citationID&quot;:&quot;MENDELEY_CITATION_5b82a166-99f1-4a01-b7b9-51ff5b7b6184&quot;,&quot;properties&quot;:{&quot;noteIndex&quot;:0},&quot;isEdited&quot;:false,&quot;manualOverride&quot;:{&quot;isManuallyOverridden&quot;:false,&quot;citeprocText&quot;:&quot;(Radford et al., 2022)&quot;,&quot;manualOverrideText&quot;:&quot;&quot;},&quot;citationTag&quot;:&quot;MENDELEY_CITATION_v3_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&quot;,&quot;citationItems&quot;:[{&quot;id&quot;:&quot;24400b57-f0d6-313a-b8e4-e7229294ab95&quot;,&quot;itemData&quot;:{&quot;type&quot;:&quot;article-journal&quot;,&quot;id&quot;:&quot;24400b57-f0d6-313a-b8e4-e7229294ab95&quot;,&quot;title&quot;:&quot;Robust Speech Recognition via Large-Scale Weak Supervision&quot;,&quot;author&quot;:[{&quot;family&quot;:&quot;Radford&quot;,&quot;given&quot;:&quot;Alec&quot;,&quot;parse-names&quot;:false,&quot;dropping-particle&quot;:&quot;&quot;,&quot;non-dropping-particle&quot;:&quot;&quot;},{&quot;family&quot;:&quot;Kim&quot;,&quot;given&quot;:&quot;Jong Wook&quot;,&quot;parse-names&quot;:false,&quot;dropping-particle&quot;:&quot;&quot;,&quot;non-dropping-particle&quot;:&quot;&quot;},{&quot;family&quot;:&quot;Xu&quot;,&quot;given&quot;:&quot;Tao&quot;,&quot;parse-names&quot;:false,&quot;dropping-particle&quot;:&quot;&quot;,&quot;non-dropping-particle&quot;:&quot;&quot;},{&quot;family&quot;:&quot;Brockman&quot;,&quot;given&quot;:&quot;Greg&quot;,&quot;parse-names&quot;:false,&quot;dropping-particle&quot;:&quot;&quot;,&quot;non-dropping-particle&quot;:&quot;&quot;},{&quot;family&quot;:&quot;McLeavey&quot;,&quot;given&quot;:&quot;Christine&quot;,&quot;parse-names&quot;:false,&quot;dropping-particle&quot;:&quot;&quot;,&quot;non-dropping-particle&quot;:&quot;&quot;},{&quot;family&quot;:&quot;Sutskever&quot;,&quot;given&quot;:&quot;Ilya&quot;,&quot;parse-names&quot;:false,&quot;dropping-particle&quot;:&quot;&quot;,&quot;non-dropping-particle&quot;:&quot;&quot;}],&quot;URL&quot;:&quot;http://arxiv.org/abs/2212.04356&quot;,&quot;issued&quot;:{&quot;date-parts&quot;:[[2022,12,6]]},&quot;abstract&quot;:&quot;We study the capabilities of speech processing systems trained simply to predict large amounts of transcripts of audio on the internet. When scaled to 680,000 hours of multilingual and multitask supervision, the resulting models generalize well to standard benchmarks and are often competitive with prior fully supervised results but in a zero-shot transfer setting without the need for any fine-tuning. When compared to humans, the models approach their accuracy and robustness. We are releasing models and inference code to serve as a foundation for further work on robust speech processing.&quot;,&quot;container-title-short&quot;:&quot;&quot;},&quot;isTemporary&quot;:false}]},{&quot;citationID&quot;:&quot;MENDELEY_CITATION_9bad3665-b9de-4291-ba6a-1e2acd311ed9&quot;,&quot;properties&quot;:{&quot;noteIndex&quot;:0,&quot;mode&quot;:&quot;composite&quot;},&quot;isEdited&quot;:false,&quot;manualOverride&quot;:{&quot;isManuallyOverridden&quot;:false,&quot;citeprocText&quot;:&quot;Ferdiansyah et al. (2024)&quot;,&quot;manualOverrideText&quot;:&quot;&quot;},&quot;citationTag&quot;:&quot;MENDELEY_CITATION_v3_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&quot;,&quot;citationItems&quot;:[{&quot;displayAs&quot;:&quot;composite&quot;,&quot;label&quot;:&quot;page&quot;,&quot;id&quot;:&quot;d81bb3f1-e325-3fa1-9748-77d55b4a456a&quot;,&quot;itemData&quot;:{&quot;type&quot;:&quot;report&quot;,&quot;id&quot;:&quot;d81bb3f1-e325-3fa1-9748-77d55b4a456a&quot;,&quot;title&quot;:&quot;Implementasi Automatic Speech Recognition Bacaan Al-Qur'an Menggunakan Metode Wav2Vec 2.0 dan OpenAI-Whisper&quot;,&quot;author&quot;:[{&quot;family&quot;:&quot;Ferdiansyah&quot;,&quot;given&quot;:&quot;Danny&quot;,&quot;parse-names&quot;:false,&quot;dropping-particle&quot;:&quot;&quot;,&quot;non-dropping-particle&quot;:&quot;&quot;},{&quot;family&quot;:&quot;Sri Kusuma Aditya&quot;,&quot;given&quot;:&quot;Christian&quot;,&quot;parse-names&quot;:false,&quot;dropping-particle&quot;:&quot;&quot;,&quot;non-dropping-particle&quot;:&quot;&quot;},{&quot;family&quot;:&quot;Raya Tlogomas No&quot;,&quot;given&quot;:&quot;Jl&quot;,&quot;parse-names&quot;:false,&quot;dropping-particle&quot;:&quot;&quot;,&quot;non-dropping-particle&quot;:&quot;&quot;},{&quot;family&quot;:&quot;Lowokwaru&quot;,&quot;given&quot;:&quot;Kec&quot;,&quot;parse-names&quot;:false,&quot;dropping-particle&quot;:&quot;&quot;,&quot;non-dropping-particle&quot;:&quot;&quot;},{&quot;family&quot;:&quot;Malang&quot;,&quot;given&quot;:&quot;Kota&quot;,&quot;parse-names&quot;:false,&quot;dropping-particle&quot;:&quot;&quot;,&quot;non-dropping-particle&quot;:&quot;&quot;},{&quot;family&quot;:&quot;Timur&quot;,&quot;given&quot;:&quot;Jawa&quot;,&quot;parse-names&quot;:false,&quot;dropping-particle&quot;:&quot;&quot;,&quot;non-dropping-particle&quot;:&quot;&quot;}],&quot;URL&quot;:&quot;https://journal.trunojoyo.ac.id/triac&quot;,&quot;issued&quot;:{&quot;date-parts&quot;:[[2024]]},&quot;number-of-pages&quot;:&quot;2615-7764&quot;,&quot;issue&quot;:&quot;1&quot;,&quot;volume&quot;:&quot;11&quot;,&quot;container-title-short&quot;:&quot;&quot;},&quot;isTemporary&quot;:false,&quot;suppress-author&quot;:false,&quot;composite&quot;:true,&quot;author-only&quot;:false}]},{&quot;citationID&quot;:&quot;MENDELEY_CITATION_15594cfd-c059-4a6b-ac60-3a6b9c692ce0&quot;,&quot;properties&quot;:{&quot;noteIndex&quot;:0},&quot;isEdited&quot;:false,&quot;manualOverride&quot;:{&quot;isManuallyOverridden&quot;:false,&quot;citeprocText&quot;:&quot;(Ferdiansyah et al., 2024)&quot;,&quot;manualOverrideText&quot;:&quot;&quot;},&quot;citationTag&quot;:&quot;MENDELEY_CITATION_v3_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&quot;,&quot;citationItems&quot;:[{&quot;id&quot;:&quot;d81bb3f1-e325-3fa1-9748-77d55b4a456a&quot;,&quot;itemData&quot;:{&quot;type&quot;:&quot;report&quot;,&quot;id&quot;:&quot;d81bb3f1-e325-3fa1-9748-77d55b4a456a&quot;,&quot;title&quot;:&quot;Implementasi Automatic Speech Recognition Bacaan Al-Qur'an Menggunakan Metode Wav2Vec 2.0 dan OpenAI-Whisper&quot;,&quot;author&quot;:[{&quot;family&quot;:&quot;Ferdiansyah&quot;,&quot;given&quot;:&quot;Danny&quot;,&quot;parse-names&quot;:false,&quot;dropping-particle&quot;:&quot;&quot;,&quot;non-dropping-particle&quot;:&quot;&quot;},{&quot;family&quot;:&quot;Sri Kusuma Aditya&quot;,&quot;given&quot;:&quot;Christian&quot;,&quot;parse-names&quot;:false,&quot;dropping-particle&quot;:&quot;&quot;,&quot;non-dropping-particle&quot;:&quot;&quot;},{&quot;family&quot;:&quot;Raya Tlogomas No&quot;,&quot;given&quot;:&quot;Jl&quot;,&quot;parse-names&quot;:false,&quot;dropping-particle&quot;:&quot;&quot;,&quot;non-dropping-particle&quot;:&quot;&quot;},{&quot;family&quot;:&quot;Lowokwaru&quot;,&quot;given&quot;:&quot;Kec&quot;,&quot;parse-names&quot;:false,&quot;dropping-particle&quot;:&quot;&quot;,&quot;non-dropping-particle&quot;:&quot;&quot;},{&quot;family&quot;:&quot;Malang&quot;,&quot;given&quot;:&quot;Kota&quot;,&quot;parse-names&quot;:false,&quot;dropping-particle&quot;:&quot;&quot;,&quot;non-dropping-particle&quot;:&quot;&quot;},{&quot;family&quot;:&quot;Timur&quot;,&quot;given&quot;:&quot;Jawa&quot;,&quot;parse-names&quot;:false,&quot;dropping-particle&quot;:&quot;&quot;,&quot;non-dropping-particle&quot;:&quot;&quot;}],&quot;URL&quot;:&quot;https://journal.trunojoyo.ac.id/triac&quot;,&quot;issued&quot;:{&quot;date-parts&quot;:[[2024]]},&quot;number-of-pages&quot;:&quot;2615-7764&quot;,&quot;issue&quot;:&quot;1&quot;,&quot;volume&quot;:&quot;11&quot;,&quot;container-title-short&quot;:&quot;&quot;},&quot;isTemporary&quot;:false}]},{&quot;citationID&quot;:&quot;MENDELEY_CITATION_e7be5aa2-70ef-4176-9b23-002c0a392173&quot;,&quot;properties&quot;:{&quot;noteIndex&quot;:0,&quot;mode&quot;:&quot;composite&quot;},&quot;isEdited&quot;:false,&quot;manualOverride&quot;:{&quot;isManuallyOverridden&quot;:false,&quot;citeprocText&quot;:&quot;Ferdiansyah et al. (2024)&quot;,&quot;manualOverrideText&quot;:&quot;&quot;},&quot;citationTag&quot;:&quot;MENDELEY_CITATION_v3_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&quot;,&quot;citationItems&quot;:[{&quot;displayAs&quot;:&quot;composite&quot;,&quot;label&quot;:&quot;page&quot;,&quot;id&quot;:&quot;d81bb3f1-e325-3fa1-9748-77d55b4a456a&quot;,&quot;itemData&quot;:{&quot;type&quot;:&quot;report&quot;,&quot;id&quot;:&quot;d81bb3f1-e325-3fa1-9748-77d55b4a456a&quot;,&quot;title&quot;:&quot;Implementasi Automatic Speech Recognition Bacaan Al-Qur'an Menggunakan Metode Wav2Vec 2.0 dan OpenAI-Whisper&quot;,&quot;author&quot;:[{&quot;family&quot;:&quot;Ferdiansyah&quot;,&quot;given&quot;:&quot;Danny&quot;,&quot;parse-names&quot;:false,&quot;dropping-particle&quot;:&quot;&quot;,&quot;non-dropping-particle&quot;:&quot;&quot;},{&quot;family&quot;:&quot;Sri Kusuma Aditya&quot;,&quot;given&quot;:&quot;Christian&quot;,&quot;parse-names&quot;:false,&quot;dropping-particle&quot;:&quot;&quot;,&quot;non-dropping-particle&quot;:&quot;&quot;},{&quot;family&quot;:&quot;Raya Tlogomas No&quot;,&quot;given&quot;:&quot;Jl&quot;,&quot;parse-names&quot;:false,&quot;dropping-particle&quot;:&quot;&quot;,&quot;non-dropping-particle&quot;:&quot;&quot;},{&quot;family&quot;:&quot;Lowokwaru&quot;,&quot;given&quot;:&quot;Kec&quot;,&quot;parse-names&quot;:false,&quot;dropping-particle&quot;:&quot;&quot;,&quot;non-dropping-particle&quot;:&quot;&quot;},{&quot;family&quot;:&quot;Malang&quot;,&quot;given&quot;:&quot;Kota&quot;,&quot;parse-names&quot;:false,&quot;dropping-particle&quot;:&quot;&quot;,&quot;non-dropping-particle&quot;:&quot;&quot;},{&quot;family&quot;:&quot;Timur&quot;,&quot;given&quot;:&quot;Jawa&quot;,&quot;parse-names&quot;:false,&quot;dropping-particle&quot;:&quot;&quot;,&quot;non-dropping-particle&quot;:&quot;&quot;}],&quot;URL&quot;:&quot;https://journal.trunojoyo.ac.id/triac&quot;,&quot;issued&quot;:{&quot;date-parts&quot;:[[2024]]},&quot;number-of-pages&quot;:&quot;2615-7764&quot;,&quot;issue&quot;:&quot;1&quot;,&quot;volume&quot;:&quot;11&quot;,&quot;container-title-short&quot;:&quot;&quot;},&quot;isTemporary&quot;:false,&quot;suppress-author&quot;:false,&quot;composite&quot;:true,&quot;author-only&quot;:false}]},{&quot;citationID&quot;:&quot;MENDELEY_CITATION_f7f33267-67fa-44ba-a236-6a8e18493e7b&quot;,&quot;properties&quot;:{&quot;noteIndex&quot;:0},&quot;isEdited&quot;:false,&quot;manualOverride&quot;:{&quot;isManuallyOverridden&quot;:false,&quot;citeprocText&quot;:&quot;(Ferdiansyah et al., 2024)&quot;,&quot;manualOverrideText&quot;:&quot;&quot;},&quot;citationTag&quot;:&quot;MENDELEY_CITATION_v3_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&quot;,&quot;citationItems&quot;:[{&quot;id&quot;:&quot;d81bb3f1-e325-3fa1-9748-77d55b4a456a&quot;,&quot;itemData&quot;:{&quot;type&quot;:&quot;report&quot;,&quot;id&quot;:&quot;d81bb3f1-e325-3fa1-9748-77d55b4a456a&quot;,&quot;title&quot;:&quot;Implementasi Automatic Speech Recognition Bacaan Al-Qur'an Menggunakan Metode Wav2Vec 2.0 dan OpenAI-Whisper&quot;,&quot;author&quot;:[{&quot;family&quot;:&quot;Ferdiansyah&quot;,&quot;given&quot;:&quot;Danny&quot;,&quot;parse-names&quot;:false,&quot;dropping-particle&quot;:&quot;&quot;,&quot;non-dropping-particle&quot;:&quot;&quot;},{&quot;family&quot;:&quot;Sri Kusuma Aditya&quot;,&quot;given&quot;:&quot;Christian&quot;,&quot;parse-names&quot;:false,&quot;dropping-particle&quot;:&quot;&quot;,&quot;non-dropping-particle&quot;:&quot;&quot;},{&quot;family&quot;:&quot;Raya Tlogomas No&quot;,&quot;given&quot;:&quot;Jl&quot;,&quot;parse-names&quot;:false,&quot;dropping-particle&quot;:&quot;&quot;,&quot;non-dropping-particle&quot;:&quot;&quot;},{&quot;family&quot;:&quot;Lowokwaru&quot;,&quot;given&quot;:&quot;Kec&quot;,&quot;parse-names&quot;:false,&quot;dropping-particle&quot;:&quot;&quot;,&quot;non-dropping-particle&quot;:&quot;&quot;},{&quot;family&quot;:&quot;Malang&quot;,&quot;given&quot;:&quot;Kota&quot;,&quot;parse-names&quot;:false,&quot;dropping-particle&quot;:&quot;&quot;,&quot;non-dropping-particle&quot;:&quot;&quot;},{&quot;family&quot;:&quot;Timur&quot;,&quot;given&quot;:&quot;Jawa&quot;,&quot;parse-names&quot;:false,&quot;dropping-particle&quot;:&quot;&quot;,&quot;non-dropping-particle&quot;:&quot;&quot;}],&quot;URL&quot;:&quot;https://journal.trunojoyo.ac.id/triac&quot;,&quot;issued&quot;:{&quot;date-parts&quot;:[[2024]]},&quot;number-of-pages&quot;:&quot;2615-7764&quot;,&quot;issue&quot;:&quot;1&quot;,&quot;volume&quot;:&quot;11&quot;,&quot;container-title-short&quot;:&quot;&quot;},&quot;isTemporary&quot;:false}]},{&quot;citationID&quot;:&quot;MENDELEY_CITATION_2899cdfc-6a97-447f-b901-7e3c529ab9e4&quot;,&quot;properties&quot;:{&quot;noteIndex&quot;:0},&quot;isEdited&quot;:false,&quot;manualOverride&quot;:{&quot;isManuallyOverridden&quot;:false,&quot;citeprocText&quot;:&quot;(Sujjada et al., 2024)&quot;,&quot;manualOverrideText&quot;:&quot;&quot;},&quot;citationTag&quot;:&quot;MENDELEY_CITATION_v3_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&quot;,&quot;citationItems&quot;:[{&quot;id&quot;:&quot;aaac5f55-7414-3162-98a2-5a3ad7b72cb4&quot;,&quot;itemData&quot;:{&quot;type&quot;:&quot;article-journal&quot;,&quot;id&quot;:&quot;aaac5f55-7414-3162-98a2-5a3ad7b72cb4&quot;,&quot;title&quot;:&quot;Implementasi Automatic Speech Recognition Pada Penilaian Hafalan Al-Quran Dengan Metode Murojaâ€™ah Berbasis Android&quot;,&quot;author&quot;:[{&quot;family&quot;:&quot;Sujjada&quot;,&quot;given&quot;:&quot;Alun&quot;,&quot;parse-names&quot;:false,&quot;dropping-particle&quot;:&quot;&quot;,&quot;non-dropping-particle&quot;:&quot;&quot;},{&quot;family&quot;:&quot;Insany&quot;,&quot;given&quot;:&quot;Gina Purnama&quot;,&quot;parse-names&quot;:false,&quot;dropping-particle&quot;:&quot;&quot;,&quot;non-dropping-particle&quot;:&quot;&quot;},{&quot;family&quot;:&quot;Nugraha&quot;,&quot;given&quot;:&quot;Muhamad Fajar&quot;,&quot;parse-names&quot;:false,&quot;dropping-particle&quot;:&quot;&quot;,&quot;non-dropping-particle&quot;:&quot;&quot;}],&quot;container-title&quot;:&quot;CICES&quot;,&quot;DOI&quot;:&quot;10.33050/cices.v10i2.3247&quot;,&quot;ISSN&quot;:&quot;2356-5209&quot;,&quot;issued&quot;:{&quot;date-parts&quot;:[[2024,8,8]]},&quot;page&quot;:&quot;216-228&quot;,&quot;abstract&quot;:&quot;This research implements Automatic Speech Recognition (ASR) technology in the process of assessing Al-Qur'an memorization to overcome the problem of the increasing number of people who cannot read the Al-Qur'an fluently. With ASR, computers can recognize and transcribe human speech accurately, thereby improving the quality and accuracy of pronunciation and providing constructive feedback to learners. An Android-based application that uses the ASR service from the Google Speech API allows users to recite verses from the Koran and automatically recognize and evaluate what they have memorized. The hope is that the use of ASR technology can improve the ability to memorize the Al-Qur'an more effectively and flexibly without requiring direct teacher assistance. This system was developed using the Rapid Application Development (RAD) method with Blackbox Testing.&quot;,&quot;publisher&quot;:&quot;Pandawan Sejahtera Indonesia&quot;,&quot;issue&quot;:&quot;2&quot;,&quot;volume&quot;:&quot;10&quot;,&quot;container-title-short&quot;:&quot;&quot;},&quot;isTemporary&quot;:false}]},{&quot;citationID&quot;:&quot;MENDELEY_CITATION_0cfe80d3-062c-45cd-b9a4-bc2335d6c86f&quot;,&quot;properties&quot;:{&quot;noteIndex&quot;:0},&quot;isEdited&quot;:false,&quot;manualOverride&quot;:{&quot;isManuallyOverridden&quot;:false,&quot;citeprocText&quot;:&quot;(Sujjada et al., 2024)&quot;,&quot;manualOverrideText&quot;:&quot;&quot;},&quot;citationTag&quot;:&quot;MENDELEY_CITATION_v3_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&quot;,&quot;citationItems&quot;:[{&quot;id&quot;:&quot;aaac5f55-7414-3162-98a2-5a3ad7b72cb4&quot;,&quot;itemData&quot;:{&quot;type&quot;:&quot;article-journal&quot;,&quot;id&quot;:&quot;aaac5f55-7414-3162-98a2-5a3ad7b72cb4&quot;,&quot;title&quot;:&quot;Implementasi Automatic Speech Recognition Pada Penilaian Hafalan Al-Quran Dengan Metode Murojaâ€™ah Berbasis Android&quot;,&quot;author&quot;:[{&quot;family&quot;:&quot;Sujjada&quot;,&quot;given&quot;:&quot;Alun&quot;,&quot;parse-names&quot;:false,&quot;dropping-particle&quot;:&quot;&quot;,&quot;non-dropping-particle&quot;:&quot;&quot;},{&quot;family&quot;:&quot;Insany&quot;,&quot;given&quot;:&quot;Gina Purnama&quot;,&quot;parse-names&quot;:false,&quot;dropping-particle&quot;:&quot;&quot;,&quot;non-dropping-particle&quot;:&quot;&quot;},{&quot;family&quot;:&quot;Nugraha&quot;,&quot;given&quot;:&quot;Muhamad Fajar&quot;,&quot;parse-names&quot;:false,&quot;dropping-particle&quot;:&quot;&quot;,&quot;non-dropping-particle&quot;:&quot;&quot;}],&quot;container-title&quot;:&quot;CICES&quot;,&quot;DOI&quot;:&quot;10.33050/cices.v10i2.3247&quot;,&quot;ISSN&quot;:&quot;2356-5209&quot;,&quot;issued&quot;:{&quot;date-parts&quot;:[[2024,8,8]]},&quot;page&quot;:&quot;216-228&quot;,&quot;abstract&quot;:&quot;This research implements Automatic Speech Recognition (ASR) technology in the process of assessing Al-Qur'an memorization to overcome the problem of the increasing number of people who cannot read the Al-Qur'an fluently. With ASR, computers can recognize and transcribe human speech accurately, thereby improving the quality and accuracy of pronunciation and providing constructive feedback to learners. An Android-based application that uses the ASR service from the Google Speech API allows users to recite verses from the Koran and automatically recognize and evaluate what they have memorized. The hope is that the use of ASR technology can improve the ability to memorize the Al-Qur'an more effectively and flexibly without requiring direct teacher assistance. This system was developed using the Rapid Application Development (RAD) method with Blackbox Testing.&quot;,&quot;publisher&quot;:&quot;Pandawan Sejahtera Indonesia&quot;,&quot;issue&quot;:&quot;2&quot;,&quot;volume&quot;:&quot;10&quot;,&quot;container-title-short&quot;:&quot;&quot;},&quot;isTemporary&quot;:false}]},{&quot;citationID&quot;:&quot;MENDELEY_CITATION_d86f687a-0211-4f81-af0b-5f35acf4f6b7&quot;,&quot;properties&quot;:{&quot;noteIndex&quot;:0},&quot;isEdited&quot;:false,&quot;manualOverride&quot;:{&quot;isManuallyOverridden&quot;:false,&quot;citeprocText&quot;:&quot;(Sujjada et al., 2024)&quot;,&quot;manualOverrideText&quot;:&quot;&quot;},&quot;citationTag&quot;:&quot;MENDELEY_CITATION_v3_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&quot;,&quot;citationItems&quot;:[{&quot;id&quot;:&quot;aaac5f55-7414-3162-98a2-5a3ad7b72cb4&quot;,&quot;itemData&quot;:{&quot;type&quot;:&quot;article-journal&quot;,&quot;id&quot;:&quot;aaac5f55-7414-3162-98a2-5a3ad7b72cb4&quot;,&quot;title&quot;:&quot;Implementasi Automatic Speech Recognition Pada Penilaian Hafalan Al-Quran Dengan Metode Murojaâ€™ah Berbasis Android&quot;,&quot;author&quot;:[{&quot;family&quot;:&quot;Sujjada&quot;,&quot;given&quot;:&quot;Alun&quot;,&quot;parse-names&quot;:false,&quot;dropping-particle&quot;:&quot;&quot;,&quot;non-dropping-particle&quot;:&quot;&quot;},{&quot;family&quot;:&quot;Insany&quot;,&quot;given&quot;:&quot;Gina Purnama&quot;,&quot;parse-names&quot;:false,&quot;dropping-particle&quot;:&quot;&quot;,&quot;non-dropping-particle&quot;:&quot;&quot;},{&quot;family&quot;:&quot;Nugraha&quot;,&quot;given&quot;:&quot;Muhamad Fajar&quot;,&quot;parse-names&quot;:false,&quot;dropping-particle&quot;:&quot;&quot;,&quot;non-dropping-particle&quot;:&quot;&quot;}],&quot;container-title&quot;:&quot;CICES&quot;,&quot;DOI&quot;:&quot;10.33050/cices.v10i2.3247&quot;,&quot;ISSN&quot;:&quot;2356-5209&quot;,&quot;issued&quot;:{&quot;date-parts&quot;:[[2024,8,8]]},&quot;page&quot;:&quot;216-228&quot;,&quot;abstract&quot;:&quot;This research implements Automatic Speech Recognition (ASR) technology in the process of assessing Al-Qur'an memorization to overcome the problem of the increasing number of people who cannot read the Al-Qur'an fluently. With ASR, computers can recognize and transcribe human speech accurately, thereby improving the quality and accuracy of pronunciation and providing constructive feedback to learners. An Android-based application that uses the ASR service from the Google Speech API allows users to recite verses from the Koran and automatically recognize and evaluate what they have memorized. The hope is that the use of ASR technology can improve the ability to memorize the Al-Qur'an more effectively and flexibly without requiring direct teacher assistance. This system was developed using the Rapid Application Development (RAD) method with Blackbox Testing.&quot;,&quot;publisher&quot;:&quot;Pandawan Sejahtera Indonesia&quot;,&quot;issue&quot;:&quot;2&quot;,&quot;volume&quot;:&quot;10&quot;,&quot;container-title-short&quot;:&quot;&quot;},&quot;isTemporary&quot;:false}]}]"/>
+    <we:property name="MENDELEY_CITATIONS" value="[{&quot;citationID&quot;:&quot;MENDELEY_CITATION_7aea97f7-eb5e-4b5f-b5b9-2005dfc930df&quot;,&quot;properties&quot;:{&quot;noteIndex&quot;:0},&quot;isEdited&quot;:false,&quot;manualOverride&quot;:{&quot;isManuallyOverridden&quot;:false,&quot;citeprocText&quot;:&quot;(KH M Cholil Nafis, 2026)&quot;,&quot;manualOverrideText&quot;:&quot;&quot;},&quot;citationTag&quot;:&quot;MENDELEY_CITATION_v3_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&quot;,&quot;citationItems&quot;:[{&quot;id&quot;:&quot;50348d3c-ed7d-34e4-a349-8f7de9d63132&quot;,&quot;itemData&quot;:{&quot;type&quot;:&quot;webpage&quot;,&quot;id&quot;:&quot;50348d3c-ed7d-34e4-a349-8f7de9d63132&quot;,&quot;title&quot;:&quot;Mengukur Masa Depan Peradaban dalam Literasi Alquran&quot;,&quot;author&quot;:[{&quot;family&quot;:&quot;KH M Cholil Nafis&quot;,&quot;given&quot;:&quot;Ph.D&quot;,&quot;parse-names&quot;:false,&quot;dropping-particle&quot;:&quot;&quot;,&quot;non-dropping-particle&quot;:&quot;&quot;}],&quot;container-title&quot;:&quot;MUI Digital&quot;,&quot;accessed&quot;:{&quot;date-parts&quot;:[[2026,5,12]]},&quot;URL&quot;:&quot;https://mui.or.id/baca/opini/mengukur-masa-depan-peradaban-dalam-literasi-alquran?&quot;,&quot;issued&quot;:{&quot;date-parts&quot;:[[2026,3,10]]},&quot;container-title-short&quot;:&quot;&quot;},&quot;isTemporary&quot;:false}]},{&quot;citationID&quot;:&quot;MENDELEY_CITATION_2043320a-e264-46d1-9572-c3a0b026ebe7&quot;,&quot;properties&quot;:{&quot;noteIndex&quot;:0,&quot;mode&quot;:&quot;suppress-author&quot;},&quot;isEdited&quot;:false,&quot;manualOverride&quot;:{&quot;isManuallyOverridden&quot;:false,&quot;citeprocText&quot;:&quot;(2023)&quot;,&quot;manualOverrideText&quot;:&quot;&quot;},&quot;citationTag&quot;:&quot;MENDELEY_CITATION_v3_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&quot;,&quot;citationItems&quot;:[{&quot;displayAs&quot;:&quot;suppress-author&quot;,&quot;label&quot;:&quot;page&quot;,&quot;id&quot;:&quot;d8a07602-732c-3779-8765-3aa9988b737e&quot;,&quot;itemData&quot;:{&quot;type&quot;:&quot;webpage&quot;,&quot;id&quot;:&quot;d8a07602-732c-3779-8765-3aa9988b737e&quot;,&quot;title&quot;:&quot;Catat, 190.000 Lembaga Pendidikan Al-Quran Sudah Dapat Tanda Daftar &quot;,&quot;author&quot;:[{&quot;family&quot;:&quot;Kementrian Agama&quot;,&quot;given&quot;:&quot;&quot;,&quot;parse-names&quot;:false,&quot;dropping-particle&quot;:&quot;&quot;,&quot;non-dropping-particle&quot;:&quot;&quot;}],&quot;accessed&quot;:{&quot;date-parts&quot;:[[2026,5,25]]},&quot;URL&quot;:&quot;https://kemenag.go.id/nasional/catat-190000-lembaga-pendidikan-al-quran-sudah-dapat-tanda-daftar-hanp03&quot;,&quot;issued&quot;:{&quot;date-parts&quot;:[[2023,3,15]]},&quot;container-title-short&quot;:&quot;&quot;},&quot;isTemporary&quot;:false,&quot;suppress-author&quot;:true,&quot;composite&quot;:false,&quot;author-only&quot;:false}]},{&quot;citationID&quot;:&quot;MENDELEY_CITATION_1c652747-0d66-4613-a224-534bce422943&quot;,&quot;properties&quot;:{&quot;noteIndex&quot;:0,&quot;mode&quot;:&quot;composite&quot;},&quot;isEdited&quot;:false,&quot;manualOverride&quot;:{&quot;isManuallyOverridden&quot;:false,&quot;citeprocText&quot;:&quot;Sujjada et al. (2024)&quot;,&quot;manualOverrideText&quot;:&quot;&quot;},&quot;citationTag&quot;:&quot;MENDELEY_CITATION_v3_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&quot;,&quot;citationItems&quot;:[{&quot;displayAs&quot;:&quot;composite&quot;,&quot;label&quot;:&quot;page&quot;,&quot;id&quot;:&quot;aaac5f55-7414-3162-98a2-5a3ad7b72cb4&quot;,&quot;itemData&quot;:{&quot;type&quot;:&quot;article-journal&quot;,&quot;id&quot;:&quot;aaac5f55-7414-3162-98a2-5a3ad7b72cb4&quot;,&quot;title&quot;:&quot;Implementasi Automatic Speech Recognition Pada Penilaian Hafalan Al-Quran Dengan Metode Murojaâ€™ah Berbasis Android&quot;,&quot;author&quot;:[{&quot;family&quot;:&quot;Sujjada&quot;,&quot;given&quot;:&quot;Alun&quot;,&quot;parse-names&quot;:false,&quot;dropping-particle&quot;:&quot;&quot;,&quot;non-dropping-particle&quot;:&quot;&quot;},{&quot;family&quot;:&quot;Insany&quot;,&quot;given&quot;:&quot;Gina Purnama&quot;,&quot;parse-names&quot;:false,&quot;dropping-particle&quot;:&quot;&quot;,&quot;non-dropping-particle&quot;:&quot;&quot;},{&quot;family&quot;:&quot;Nugraha&quot;,&quot;given&quot;:&quot;Muhamad Fajar&quot;,&quot;parse-names&quot;:false,&quot;dropping-particle&quot;:&quot;&quot;,&quot;non-dropping-particle&quot;:&quot;&quot;}],&quot;container-title&quot;:&quot;CICES&quot;,&quot;DOI&quot;:&quot;10.33050/cices.v10i2.3247&quot;,&quot;ISSN&quot;:&quot;2356-5209&quot;,&quot;issued&quot;:{&quot;date-parts&quot;:[[2024,8,8]]},&quot;page&quot;:&quot;216-228&quot;,&quot;abstract&quot;:&quot;This research implements Automatic Speech Recognition (ASR) technology in the process of assessing Al-Qur'an memorization to overcome the problem of the increasing number of people who cannot read the Al-Qur'an fluently. With ASR, computers can recognize and transcribe human speech accurately, thereby improving the quality and accuracy of pronunciation and providing constructive feedback to learners. An Android-based application that uses the ASR service from the Google Speech API allows users to recite verses from the Koran and automatically recognize and evaluate what they have memorized. The hope is that the use of ASR technology can improve the ability to memorize the Al-Qur'an more effectively and flexibly without requiring direct teacher assistance. This system was developed using the Rapid Application Development (RAD) method with Blackbox Testing.&quot;,&quot;publisher&quot;:&quot;Pandawan Sejahtera Indonesia&quot;,&quot;issue&quot;:&quot;2&quot;,&quot;volume&quot;:&quot;10&quot;,&quot;container-title-short&quot;:&quot;&quot;},&quot;isTemporary&quot;:false,&quot;suppress-author&quot;:false,&quot;composite&quot;:true,&quot;author-only&quot;:false}]},{&quot;citationID&quot;:&quot;MENDELEY_CITATION_d3408173-36dc-496d-9343-4bb0f3a84efe&quot;,&quot;properties&quot;:{&quot;noteIndex&quot;:0,&quot;mode&quot;:&quot;composite&quot;},&quot;isEdited&quot;:false,&quot;manualOverride&quot;:{&quot;isManuallyOverridden&quot;:false,&quot;citeprocText&quot;:&quot;Ihsanudin Syaifullah &amp;#38; Ghufron (2024)&quot;,&quot;manualOverrideText&quot;:&quot;&quot;},&quot;citationTag&quot;:&quot;MENDELEY_CITATION_v3_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&quot;,&quot;citationItems&quot;:[{&quot;displayAs&quot;:&quot;composite&quot;,&quot;label&quot;:&quot;page&quot;,&quot;id&quot;:&quot;c666ff2c-c259-3061-8b00-d61a4b02d9c4&quot;,&quot;itemData&quot;:{&quot;type&quot;:&quot;article-journal&quot;,&quot;id&quot;:&quot;c666ff2c-c259-3061-8b00-d61a4b02d9c4&quot;,&quot;title&quot;:&quot;Penerapan Teknologi Automatic Speech Recognition Menggunakan Model Wav2vec2.0 Sebagai Alat Bantu Untuk Mendeteksi Kesalahan Dalam Membaca Al-Qur'an Berbasis Mobile&quot;,&quot;author&quot;:[{&quot;family&quot;:&quot;Ihsanudin Syaifullah&quot;,&quot;given&quot;:&quot;Muhammad&quot;,&quot;parse-names&quot;:false,&quot;dropping-particle&quot;:&quot;&quot;,&quot;non-dropping-particle&quot;:&quot;&quot;},{&quot;family&quot;:&quot;Ghufron&quot;,&quot;given&quot;:&quot;&quot;,&quot;parse-names&quot;:false,&quot;dropping-particle&quot;:&quot;&quot;,&quot;non-dropping-particle&quot;:&quot;&quot;}],&quot;container-title&quot;:&quot;JSI : Jurnal Sistem Informasi (E-Journal&quot;,&quot;accessed&quot;:{&quot;date-parts&quot;:[[2026,5,25]]},&quot;ISSN&quot;:&quot;2355-4614&quot;,&quot;issued&quot;:{&quot;date-parts&quot;:[[2024]]},&quot;page&quot;:&quot;2024&quot;,&quot;abstract&quot;:&quot;Reading the Qur'an correctly is an obligation for Muslims. However, in practice, there are often errors in the recitation of the Qur'an that can change the meaning of the holy verses and most people do not realize if there are errors in their reading. This research aims to develop a mobile application that utilizes Automatic Speech Recognition (ASR) technology to help users check their recitation. The Wav2vec2.0 model is a self-supervised learning model specifically designed for speech understanding tasks, chosen for its strong ability to capture deep audio representations without requiring large amounts of labeled data. The Wav2vec2.0 model is used to automatically generate transcriptions of Qur'anic recitations. By comparing the transcription with a reference text, the system can identify types of reading errors, such as errors in harakat and letters. The results showed that the model was able to achieve a Word Error Rate of 0.367483 in recognizing words and harakat in the Qur'an. This indicates great potential in the development of a good Qur'an reading error detection tool.&quot;,&quot;issue&quot;:&quot;2&quot;,&quot;volume&quot;:&quot;16&quot;,&quot;container-title-short&quot;:&quot;&quot;},&quot;isTemporary&quot;:false,&quot;suppress-author&quot;:false,&quot;composite&quot;:true,&quot;author-only&quot;:false}]},{&quot;citationID&quot;:&quot;MENDELEY_CITATION_2379b781-a0fa-49b1-a0e0-956a0921a121&quot;,&quot;properties&quot;:{&quot;noteIndex&quot;:0,&quot;mode&quot;:&quot;composite&quot;},&quot;isEdited&quot;:false,&quot;manualOverride&quot;:{&quot;isManuallyOverridden&quot;:false,&quot;citeprocText&quot;:&quot;Ferdiansyah et al. (2024)&quot;,&quot;manualOverrideText&quot;:&quot;&quot;},&quot;citationTag&quot;:&quot;MENDELEY_CITATION_v3_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&quot;,&quot;citationItems&quot;:[{&quot;displayAs&quot;:&quot;composite&quot;,&quot;label&quot;:&quot;page&quot;,&quot;id&quot;:&quot;d81bb3f1-e325-3fa1-9748-77d55b4a456a&quot;,&quot;itemData&quot;:{&quot;type&quot;:&quot;report&quot;,&quot;id&quot;:&quot;d81bb3f1-e325-3fa1-9748-77d55b4a456a&quot;,&quot;title&quot;:&quot;Implementasi Automatic Speech Recognition Bacaan Al-Qur'an Menggunakan Metode Wav2Vec 2.0 dan OpenAI-Whisper&quot;,&quot;author&quot;:[{&quot;family&quot;:&quot;Ferdiansyah&quot;,&quot;given&quot;:&quot;Danny&quot;,&quot;parse-names&quot;:false,&quot;dropping-particle&quot;:&quot;&quot;,&quot;non-dropping-particle&quot;:&quot;&quot;},{&quot;family&quot;:&quot;Sri Kusuma Aditya&quot;,&quot;given&quot;:&quot;Christian&quot;,&quot;parse-names&quot;:false,&quot;dropping-particle&quot;:&quot;&quot;,&quot;non-dropping-particle&quot;:&quot;&quot;},{&quot;family&quot;:&quot;Raya Tlogomas No&quot;,&quot;given&quot;:&quot;Jl&quot;,&quot;parse-names&quot;:false,&quot;dropping-particle&quot;:&quot;&quot;,&quot;non-dropping-particle&quot;:&quot;&quot;},{&quot;family&quot;:&quot;Lowokwaru&quot;,&quot;given&quot;:&quot;Kec&quot;,&quot;parse-names&quot;:false,&quot;dropping-particle&quot;:&quot;&quot;,&quot;non-dropping-particle&quot;:&quot;&quot;},{&quot;family&quot;:&quot;Malang&quot;,&quot;given&quot;:&quot;Kota&quot;,&quot;parse-names&quot;:false,&quot;dropping-particle&quot;:&quot;&quot;,&quot;non-dropping-particle&quot;:&quot;&quot;},{&quot;family&quot;:&quot;Timur&quot;,&quot;given&quot;:&quot;Jawa&quot;,&quot;parse-names&quot;:false,&quot;dropping-particle&quot;:&quot;&quot;,&quot;non-dropping-particle&quot;:&quot;&quot;}],&quot;URL&quot;:&quot;https://journal.trunojoyo.ac.id/triac&quot;,&quot;issued&quot;:{&quot;date-parts&quot;:[[2024]]},&quot;number-of-pages&quot;:&quot;2615-7764&quot;,&quot;issue&quot;:&quot;1&quot;,&quot;volume&quot;:&quot;11&quot;,&quot;container-title-short&quot;:&quot;&quot;},&quot;isTemporary&quot;:false,&quot;suppress-author&quot;:false,&quot;composite&quot;:true,&quot;author-only&quot;:false}]},{&quot;citationID&quot;:&quot;MENDELEY_CITATION_07459c13-7cfa-4903-9791-da0b5b5e7597&quot;,&quot;properties&quot;:{&quot;noteIndex&quot;:0,&quot;mode&quot;:&quot;composite&quot;},&quot;isEdited&quot;:false,&quot;manualOverride&quot;:{&quot;isManuallyOverridden&quot;:false,&quot;citeprocText&quot;:&quot;Ferdiansyah et al. (2024)&quot;,&quot;manualOverrideText&quot;:&quot;&quot;},&quot;citationTag&quot;:&quot;MENDELEY_CITATION_v3_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&quot;,&quot;citationItems&quot;:[{&quot;displayAs&quot;:&quot;composite&quot;,&quot;label&quot;:&quot;page&quot;,&quot;id&quot;:&quot;d81bb3f1-e325-3fa1-9748-77d55b4a456a&quot;,&quot;itemData&quot;:{&quot;type&quot;:&quot;report&quot;,&quot;id&quot;:&quot;d81bb3f1-e325-3fa1-9748-77d55b4a456a&quot;,&quot;title&quot;:&quot;Implementasi Automatic Speech Recognition Bacaan Al-Qur'an Menggunakan Metode Wav2Vec 2.0 dan OpenAI-Whisper&quot;,&quot;author&quot;:[{&quot;family&quot;:&quot;Ferdiansyah&quot;,&quot;given&quot;:&quot;Danny&quot;,&quot;parse-names&quot;:false,&quot;dropping-particle&quot;:&quot;&quot;,&quot;non-dropping-particle&quot;:&quot;&quot;},{&quot;family&quot;:&quot;Sri Kusuma Aditya&quot;,&quot;given&quot;:&quot;Christian&quot;,&quot;parse-names&quot;:false,&quot;dropping-particle&quot;:&quot;&quot;,&quot;non-dropping-particle&quot;:&quot;&quot;},{&quot;family&quot;:&quot;Raya Tlogomas No&quot;,&quot;given&quot;:&quot;Jl&quot;,&quot;parse-names&quot;:false,&quot;dropping-particle&quot;:&quot;&quot;,&quot;non-dropping-particle&quot;:&quot;&quot;},{&quot;family&quot;:&quot;Lowokwaru&quot;,&quot;given&quot;:&quot;Kec&quot;,&quot;parse-names&quot;:false,&quot;dropping-particle&quot;:&quot;&quot;,&quot;non-dropping-particle&quot;:&quot;&quot;},{&quot;family&quot;:&quot;Malang&quot;,&quot;given&quot;:&quot;Kota&quot;,&quot;parse-names&quot;:false,&quot;dropping-particle&quot;:&quot;&quot;,&quot;non-dropping-particle&quot;:&quot;&quot;},{&quot;family&quot;:&quot;Timur&quot;,&quot;given&quot;:&quot;Jawa&quot;,&quot;parse-names&quot;:false,&quot;dropping-particle&quot;:&quot;&quot;,&quot;non-dropping-particle&quot;:&quot;&quot;}],&quot;URL&quot;:&quot;https://journal.trunojoyo.ac.id/triac&quot;,&quot;issued&quot;:{&quot;date-parts&quot;:[[2024]]},&quot;number-of-pages&quot;:&quot;2615-7764&quot;,&quot;issue&quot;:&quot;1&quot;,&quot;volume&quot;:&quot;11&quot;,&quot;container-title-short&quot;:&quot;&quot;},&quot;isTemporary&quot;:false,&quot;suppress-author&quot;:false,&quot;composite&quot;:true,&quot;author-only&quot;:false}]},{&quot;citationID&quot;:&quot;MENDELEY_CITATION_a058f302-d460-458b-a2d7-fb4881807a2d&quot;,&quot;properties&quot;:{&quot;noteIndex&quot;:0},&quot;isEdited&quot;:false,&quot;manualOverride&quot;:{&quot;isManuallyOverridden&quot;:false,&quot;citeprocText&quot;:&quot;(Daulay et al., 2023)&quot;,&quot;manualOverrideText&quot;:&quot;&quot;},&quot;citationTag&quot;:&quot;MENDELEY_CITATION_v3_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&quot;,&quot;citationItems&quot;:[{&quot;id&quot;:&quot;3273c195-a2d4-3745-a74c-ee60c370e5c7&quot;,&quot;itemData&quot;:{&quot;type&quot;:&quot;article-journal&quot;,&quot;id&quot;:&quot;3273c195-a2d4-3745-a74c-ee60c370e5c7&quot;,&quot;title&quot;:&quot;3995-Article Text-10293-2-10-20230321&quot;,&quot;author&quot;:[{&quot;family&quot;:&quot;Daulay&quot;,&quot;given&quot;:&quot;Salim Said&quot;,&quot;parse-names&quot;:false,&quot;dropping-particle&quot;:&quot;&quot;,&quot;non-dropping-particle&quot;:&quot;&quot;},{&quot;family&quot;:&quot;Suciyandhani&quot;,&quot;given&quot;:&quot;Adinda&quot;,&quot;parse-names&quot;:false,&quot;dropping-particle&quot;:&quot;&quot;,&quot;non-dropping-particle&quot;:&quot;&quot;},{&quot;family&quot;:&quot;Sofian&quot;,&quot;given&quot;:&quot;Sopan&quot;,&quot;parse-names&quot;:false,&quot;dropping-particle&quot;:&quot;&quot;,&quot;non-dropping-particle&quot;:&quot;&quot;},{&quot;family&quot;:&quot;Julaiha&quot;,&quot;given&quot;:&quot;Juli&quot;,&quot;parse-names&quot;:false,&quot;dropping-particle&quot;:&quot;&quot;,&quot;non-dropping-particle&quot;:&quot;&quot;},{&quot;family&quot;:&quot;Ardiansyah&quot;,&quot;given&quot;:&quot;&quot;,&quot;parse-names&quot;:false,&quot;dropping-particle&quot;:&quot;&quot;,&quot;non-dropping-particle&quot;:&quot;&quot;}],&quot;issued&quot;:{&quot;date-parts&quot;:[[2023]]},&quot;container-title-short&quot;:&quot;&quot;},&quot;isTemporary&quot;:false}]},{&quot;citationID&quot;:&quot;MENDELEY_CITATION_3cdb8c31-9750-4f73-a014-4f54da0f993a&quot;,&quot;properties&quot;:{&quot;noteIndex&quot;:0},&quot;isEdited&quot;:false,&quot;manualOverride&quot;:{&quot;isManuallyOverridden&quot;:false,&quot;citeprocText&quot;:&quot;(Wassalwa et al., 2025)&quot;,&quot;manualOverrideText&quot;:&quot;&quot;},&quot;citationTag&quot;:&quot;MENDELEY_CITATION_v3_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&quot;,&quot;citationItems&quot;:[{&quot;id&quot;:&quot;110aa877-11c0-3ef0-924b-d91b820af2be&quot;,&quot;itemData&quot;:{&quot;type&quot;:&quot;article-journal&quot;,&quot;id&quot;:&quot;110aa877-11c0-3ef0-924b-d91b820af2be&quot;,&quot;title&quot;:&quot;KORELASI HAFALAN AL-QUR’AN TERHADAP KEMAMPUAN MEMBACA TEKS BAHASA ARAB&quot;,&quot;author&quot;:[{&quot;family&quot;:&quot;Wassalwa&quot;,&quot;given&quot;:&quot;Almannah&quot;,&quot;parse-names&quot;:false,&quot;dropping-particle&quot;:&quot;&quot;,&quot;non-dropping-particle&quot;:&quot;&quot;},{&quot;family&quot;:&quot;Khoiroh&quot;,&quot;given&quot;:&quot;Hani'atul&quot;,&quot;parse-names&quot;:false,&quot;dropping-particle&quot;:&quot;&quot;,&quot;non-dropping-particle&quot;:&quot;&quot;},{&quot;family&quot;:&quot;Fu'adah&quot;,&quot;given&quot;:&quot;Shofwatul&quot;,&quot;parse-names&quot;:false,&quot;dropping-particle&quot;:&quot;&quot;,&quot;non-dropping-particle&quot;:&quot;&quot;},{&quot;family&quot;:&quot;Amirul Mukminin&quot;,&quot;given&quot;:&quot;&quot;,&quot;parse-names&quot;:false,&quot;dropping-particle&quot;:&quot;&quot;,&quot;non-dropping-particle&quot;:&quot;&quot;}],&quot;container-title&quot;:&quot;Lahjah Arabiyah: Jurnal Bahasa Arab dan Pendidikan Bahasa Arab&quot;,&quot;DOI&quot;:&quot;10.35316/lahjah.v6i1.116-132&quot;,&quot;ISSN&quot;:&quot;2716-2028&quot;,&quot;issued&quot;:{&quot;date-parts&quot;:[[2025,2,5]]},&quot;page&quot;:&quot;116-132&quot;,&quot;abstract&quot;:&quot;Al-Qur’an is the holy book of Muslims in Arabic. A growing phenomenon in society shows that learning Arabic is still considered difficult and complicated. However, then there is an assumption or paradigm that students who memorize the Al-Qur'an definitely have Arabic language skills, especially in reading Arabic texts and the results are guaranteed to be good, this is in accordance with data obtained from observations of Tahfidz students at Sirojul Ulum Islamic Boarding School Jember. The aim of this research is to ascertain the connection between students' memorization of the Al-Qur'an and their proficiency in reading Arabic literature. The form of this research is correlational research, which is quantitative in nature and the subjects used in this research were students of the Sirojul Ulum Islamic boarding school, especially students of tahfidz Al-Qur’an. Tests were used to acquire the data. Information regarding the pupils' memorizing of the Qur'an was gathered through the tests. The results of this research show that the correlation coefficient between the ability of Sirojul Ulum Tegal Waru Mayang Jember students in reading Arabic texts and memorizing the Al-Qur'an has a significance level of &gt;0.05 with a calculated r-count of 0.912. This means that there is a positive correlation between the two objects studied or Ha is accepted because the r count is close to 1. This research category has a strong level of correlation, so it can be concluded that if memorization of the Al-Qur'an increases, the quality of Arabic text reading skills will improve.&quot;,&quot;publisher&quot;:&quot;LP2M Universitas Ibrahimy&quot;,&quot;issue&quot;:&quot;1&quot;,&quot;volume&quot;:&quot;6&quot;,&quot;container-title-short&quot;:&quot;&quot;},&quot;isTemporary&quot;:false}]},{&quot;citationID&quot;:&quot;MENDELEY_CITATION_371f3bf3-a29f-4c1a-91ca-25785c0cf0f5&quot;,&quot;properties&quot;:{&quot;noteIndex&quot;:0},&quot;isEdited&quot;:false,&quot;manualOverride&quot;:{&quot;isManuallyOverridden&quot;:false,&quot;citeprocText&quot;:&quot;(Wassalwa et al., 2025)&quot;,&quot;manualOverrideText&quot;:&quot;&quot;},&quot;citationTag&quot;:&quot;MENDELEY_CITATION_v3_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&quot;,&quot;citationItems&quot;:[{&quot;id&quot;:&quot;110aa877-11c0-3ef0-924b-d91b820af2be&quot;,&quot;itemData&quot;:{&quot;type&quot;:&quot;article-journal&quot;,&quot;id&quot;:&quot;110aa877-11c0-3ef0-924b-d91b820af2be&quot;,&quot;title&quot;:&quot;KORELASI HAFALAN AL-QUR’AN TERHADAP KEMAMPUAN MEMBACA TEKS BAHASA ARAB&quot;,&quot;author&quot;:[{&quot;family&quot;:&quot;Wassalwa&quot;,&quot;given&quot;:&quot;Almannah&quot;,&quot;parse-names&quot;:false,&quot;dropping-particle&quot;:&quot;&quot;,&quot;non-dropping-particle&quot;:&quot;&quot;},{&quot;family&quot;:&quot;Khoiroh&quot;,&quot;given&quot;:&quot;Hani'atul&quot;,&quot;parse-names&quot;:false,&quot;dropping-particle&quot;:&quot;&quot;,&quot;non-dropping-particle&quot;:&quot;&quot;},{&quot;family&quot;:&quot;Fu'adah&quot;,&quot;given&quot;:&quot;Shofwatul&quot;,&quot;parse-names&quot;:false,&quot;dropping-particle&quot;:&quot;&quot;,&quot;non-dropping-particle&quot;:&quot;&quot;},{&quot;family&quot;:&quot;Amirul Mukminin&quot;,&quot;given&quot;:&quot;&quot;,&quot;parse-names&quot;:false,&quot;dropping-particle&quot;:&quot;&quot;,&quot;non-dropping-particle&quot;:&quot;&quot;}],&quot;container-title&quot;:&quot;Lahjah Arabiyah: Jurnal Bahasa Arab dan Pendidikan Bahasa Arab&quot;,&quot;DOI&quot;:&quot;10.35316/lahjah.v6i1.116-132&quot;,&quot;ISSN&quot;:&quot;2716-2028&quot;,&quot;issued&quot;:{&quot;date-parts&quot;:[[2025,2,5]]},&quot;page&quot;:&quot;116-132&quot;,&quot;abstract&quot;:&quot;Al-Qur’an is the holy book of Muslims in Arabic. A growing phenomenon in society shows that learning Arabic is still considered difficult and complicated. However, then there is an assumption or paradigm that students who memorize the Al-Qur'an definitely have Arabic language skills, especially in reading Arabic texts and the results are guaranteed to be good, this is in accordance with data obtained from observations of Tahfidz students at Sirojul Ulum Islamic Boarding School Jember. The aim of this research is to ascertain the connection between students' memorization of the Al-Qur'an and their proficiency in reading Arabic literature. The form of this research is correlational research, which is quantitative in nature and the subjects used in this research were students of the Sirojul Ulum Islamic boarding school, especially students of tahfidz Al-Qur’an. Tests were used to acquire the data. Information regarding the pupils' memorizing of the Qur'an was gathered through the tests. The results of this research show that the correlation coefficient between the ability of Sirojul Ulum Tegal Waru Mayang Jember students in reading Arabic texts and memorizing the Al-Qur'an has a significance level of &gt;0.05 with a calculated r-count of 0.912. This means that there is a positive correlation between the two objects studied or Ha is accepted because the r count is close to 1. This research category has a strong level of correlation, so it can be concluded that if memorization of the Al-Qur'an increases, the quality of Arabic text reading skills will improve.&quot;,&quot;publisher&quot;:&quot;LP2M Universitas Ibrahimy&quot;,&quot;issue&quot;:&quot;1&quot;,&quot;volume&quot;:&quot;6&quot;,&quot;container-title-short&quot;:&quot;&quot;},&quot;isTemporary&quot;:false}]},{&quot;citationID&quot;:&quot;MENDELEY_CITATION_4f3dc2ad-82dc-4c73-9b76-bfd382981ed3&quot;,&quot;properties&quot;:{&quot;noteIndex&quot;:0},&quot;isEdited&quot;:false,&quot;manualOverride&quot;:{&quot;isManuallyOverridden&quot;:false,&quot;citeprocText&quot;:&quot;(Wassalwa et al., 2025)&quot;,&quot;manualOverrideText&quot;:&quot;&quot;},&quot;citationTag&quot;:&quot;MENDELEY_CITATION_v3_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&quot;,&quot;citationItems&quot;:[{&quot;id&quot;:&quot;110aa877-11c0-3ef0-924b-d91b820af2be&quot;,&quot;itemData&quot;:{&quot;type&quot;:&quot;article-journal&quot;,&quot;id&quot;:&quot;110aa877-11c0-3ef0-924b-d91b820af2be&quot;,&quot;title&quot;:&quot;KORELASI HAFALAN AL-QUR’AN TERHADAP KEMAMPUAN MEMBACA TEKS BAHASA ARAB&quot;,&quot;author&quot;:[{&quot;family&quot;:&quot;Wassalwa&quot;,&quot;given&quot;:&quot;Almannah&quot;,&quot;parse-names&quot;:false,&quot;dropping-particle&quot;:&quot;&quot;,&quot;non-dropping-particle&quot;:&quot;&quot;},{&quot;family&quot;:&quot;Khoiroh&quot;,&quot;given&quot;:&quot;Hani'atul&quot;,&quot;parse-names&quot;:false,&quot;dropping-particle&quot;:&quot;&quot;,&quot;non-dropping-particle&quot;:&quot;&quot;},{&quot;family&quot;:&quot;Fu'adah&quot;,&quot;given&quot;:&quot;Shofwatul&quot;,&quot;parse-names&quot;:false,&quot;dropping-particle&quot;:&quot;&quot;,&quot;non-dropping-particle&quot;:&quot;&quot;},{&quot;family&quot;:&quot;Amirul Mukminin&quot;,&quot;given&quot;:&quot;&quot;,&quot;parse-names&quot;:false,&quot;dropping-particle&quot;:&quot;&quot;,&quot;non-dropping-particle&quot;:&quot;&quot;}],&quot;container-title&quot;:&quot;Lahjah Arabiyah: Jurnal Bahasa Arab dan Pendidikan Bahasa Arab&quot;,&quot;DOI&quot;:&quot;10.35316/lahjah.v6i1.116-132&quot;,&quot;ISSN&quot;:&quot;2716-2028&quot;,&quot;issued&quot;:{&quot;date-parts&quot;:[[2025,2,5]]},&quot;page&quot;:&quot;116-132&quot;,&quot;abstract&quot;:&quot;Al-Qur’an is the holy book of Muslims in Arabic. A growing phenomenon in society shows that learning Arabic is still considered difficult and complicated. However, then there is an assumption or paradigm that students who memorize the Al-Qur'an definitely have Arabic language skills, especially in reading Arabic texts and the results are guaranteed to be good, this is in accordance with data obtained from observations of Tahfidz students at Sirojul Ulum Islamic Boarding School Jember. The aim of this research is to ascertain the connection between students' memorization of the Al-Qur'an and their proficiency in reading Arabic literature. The form of this research is correlational research, which is quantitative in nature and the subjects used in this research were students of the Sirojul Ulum Islamic boarding school, especially students of tahfidz Al-Qur’an. Tests were used to acquire the data. Information regarding the pupils' memorizing of the Qur'an was gathered through the tests. The results of this research show that the correlation coefficient between the ability of Sirojul Ulum Tegal Waru Mayang Jember students in reading Arabic texts and memorizing the Al-Qur'an has a significance level of &gt;0.05 with a calculated r-count of 0.912. This means that there is a positive correlation between the two objects studied or Ha is accepted because the r count is close to 1. This research category has a strong level of correlation, so it can be concluded that if memorization of the Al-Qur'an increases, the quality of Arabic text reading skills will improve.&quot;,&quot;publisher&quot;:&quot;LP2M Universitas Ibrahimy&quot;,&quot;issue&quot;:&quot;1&quot;,&quot;volume&quot;:&quot;6&quot;,&quot;container-title-short&quot;:&quot;&quot;},&quot;isTemporary&quot;:false}]},{&quot;citationID&quot;:&quot;MENDELEY_CITATION_0300edc5-92aa-4081-bf21-9a200ddc68b1&quot;,&quot;properties&quot;:{&quot;noteIndex&quot;:0,&quot;mode&quot;:&quot;composite&quot;},&quot;isEdited&quot;:false,&quot;manualOverride&quot;:{&quot;isManuallyOverridden&quot;:false,&quot;citeprocText&quot;:&quot;Ramadhani &amp;#38; Aprison (2022)&quot;,&quot;manualOverrideText&quot;:&quot;&quot;},&quot;citationTag&quot;:&quot;MENDELEY_CITATION_v3_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&quot;,&quot;citationItems&quot;:[{&quot;displayAs&quot;:&quot;composite&quot;,&quot;label&quot;:&quot;page&quot;,&quot;id&quot;:&quot;16cb1903-2668-3978-8c98-19e003df9f7d&quot;,&quot;itemData&quot;:{&quot;type&quot;:&quot;report&quot;,&quot;id&quot;:&quot;16cb1903-2668-3978-8c98-19e003df9f7d&quot;,&quot;title&quot;:&quot;Urgensi Pembelajaran Tahfidz Al-Qur'an di Era 4.0&quot;,&quot;author&quot;:[{&quot;family&quot;:&quot;Ramadhani&quot;,&quot;given&quot;:&quot;Wahyuni&quot;,&quot;parse-names&quot;:false,&quot;dropping-particle&quot;:&quot;&quot;,&quot;non-dropping-particle&quot;:&quot;&quot;},{&quot;family&quot;:&quot;Aprison&quot;,&quot;given&quot;:&quot;Wedra&quot;,&quot;parse-names&quot;:false,&quot;dropping-particle&quot;:&quot;&quot;,&quot;non-dropping-particle&quot;:&quot;&quot;}],&quot;issued&quot;:{&quot;date-parts&quot;:[[2022]]},&quot;container-title-short&quot;:&quot;&quot;},&quot;isTemporary&quot;:false,&quot;suppress-author&quot;:false,&quot;composite&quot;:true,&quot;author-only&quot;:false}]},{&quot;citationID&quot;:&quot;MENDELEY_CITATION_953bc006-4c5b-4789-9e34-6fccafb3b794&quot;,&quot;properties&quot;:{&quot;noteIndex&quot;:0},&quot;isEdited&quot;:false,&quot;manualOverride&quot;:{&quot;isManuallyOverridden&quot;:true,&quot;citeprocText&quot;:&quot;(Wassalwa et al., 2025)&quot;,&quot;manualOverrideText&quot;:&quot;Wassalwa et al., 2025&quot;},&quot;citationTag&quot;:&quot;MENDELEY_CITATION_v3_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&quot;,&quot;citationItems&quot;:[{&quot;id&quot;:&quot;110aa877-11c0-3ef0-924b-d91b820af2be&quot;,&quot;itemData&quot;:{&quot;type&quot;:&quot;article-journal&quot;,&quot;id&quot;:&quot;110aa877-11c0-3ef0-924b-d91b820af2be&quot;,&quot;title&quot;:&quot;KORELASI HAFALAN AL-QUR’AN TERHADAP KEMAMPUAN MEMBACA TEKS BAHASA ARAB&quot;,&quot;author&quot;:[{&quot;family&quot;:&quot;Wassalwa&quot;,&quot;given&quot;:&quot;Almannah&quot;,&quot;parse-names&quot;:false,&quot;dropping-particle&quot;:&quot;&quot;,&quot;non-dropping-particle&quot;:&quot;&quot;},{&quot;family&quot;:&quot;Khoiroh&quot;,&quot;given&quot;:&quot;Hani'atul&quot;,&quot;parse-names&quot;:false,&quot;dropping-particle&quot;:&quot;&quot;,&quot;non-dropping-particle&quot;:&quot;&quot;},{&quot;family&quot;:&quot;Fu'adah&quot;,&quot;given&quot;:&quot;Shofwatul&quot;,&quot;parse-names&quot;:false,&quot;dropping-particle&quot;:&quot;&quot;,&quot;non-dropping-particle&quot;:&quot;&quot;},{&quot;family&quot;:&quot;Amirul Mukminin&quot;,&quot;given&quot;:&quot;&quot;,&quot;parse-names&quot;:false,&quot;dropping-particle&quot;:&quot;&quot;,&quot;non-dropping-particle&quot;:&quot;&quot;}],&quot;container-title&quot;:&quot;Lahjah Arabiyah: Jurnal Bahasa Arab dan Pendidikan Bahasa Arab&quot;,&quot;DOI&quot;:&quot;10.35316/lahjah.v6i1.116-132&quot;,&quot;ISSN&quot;:&quot;2716-2028&quot;,&quot;issued&quot;:{&quot;date-parts&quot;:[[2025,2,5]]},&quot;page&quot;:&quot;116-132&quot;,&quot;abstract&quot;:&quot;Al-Qur’an is the holy book of Muslims in Arabic. A growing phenomenon in society shows that learning Arabic is still considered difficult and complicated. However, then there is an assumption or paradigm that students who memorize the Al-Qur'an definitely have Arabic language skills, especially in reading Arabic texts and the results are guaranteed to be good, this is in accordance with data obtained from observations of Tahfidz students at Sirojul Ulum Islamic Boarding School Jember. The aim of this research is to ascertain the connection between students' memorization of the Al-Qur'an and their proficiency in reading Arabic literature. The form of this research is correlational research, which is quantitative in nature and the subjects used in this research were students of the Sirojul Ulum Islamic boarding school, especially students of tahfidz Al-Qur’an. Tests were used to acquire the data. Information regarding the pupils' memorizing of the Qur'an was gathered through the tests. The results of this research show that the correlation coefficient between the ability of Sirojul Ulum Tegal Waru Mayang Jember students in reading Arabic texts and memorizing the Al-Qur'an has a significance level of &gt;0.05 with a calculated r-count of 0.912. This means that there is a positive correlation between the two objects studied or Ha is accepted because the r count is close to 1. This research category has a strong level of correlation, so it can be concluded that if memorization of the Al-Qur'an increases, the quality of Arabic text reading skills will improve.&quot;,&quot;publisher&quot;:&quot;LP2M Universitas Ibrahimy&quot;,&quot;issue&quot;:&quot;1&quot;,&quot;volume&quot;:&quot;6&quot;,&quot;container-title-short&quot;:&quot;&quot;},&quot;isTemporary&quot;:false}]},{&quot;citationID&quot;:&quot;MENDELEY_CITATION_b39fa7aa-0b88-41e9-afcf-82ecca930089&quot;,&quot;properties&quot;:{&quot;noteIndex&quot;:0},&quot;isEdited&quot;:false,&quot;manualOverride&quot;:{&quot;isManuallyOverridden&quot;:true,&quot;citeprocText&quot;:&quot;(Wassalwa et al., 2025)&quot;,&quot;manualOverrideText&quot;:&quot;(Wassalwa et al., 2025).&quot;},&quot;citationTag&quot;:&quot;MENDELEY_CITATION_v3_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&quot;,&quot;citationItems&quot;:[{&quot;id&quot;:&quot;110aa877-11c0-3ef0-924b-d91b820af2be&quot;,&quot;itemData&quot;:{&quot;type&quot;:&quot;article-journal&quot;,&quot;id&quot;:&quot;110aa877-11c0-3ef0-924b-d91b820af2be&quot;,&quot;title&quot;:&quot;KORELASI HAFALAN AL-QUR’AN TERHADAP KEMAMPUAN MEMBACA TEKS BAHASA ARAB&quot;,&quot;author&quot;:[{&quot;family&quot;:&quot;Wassalwa&quot;,&quot;given&quot;:&quot;Almannah&quot;,&quot;parse-names&quot;:false,&quot;dropping-particle&quot;:&quot;&quot;,&quot;non-dropping-particle&quot;:&quot;&quot;},{&quot;family&quot;:&quot;Khoiroh&quot;,&quot;given&quot;:&quot;Hani'atul&quot;,&quot;parse-names&quot;:false,&quot;dropping-particle&quot;:&quot;&quot;,&quot;non-dropping-particle&quot;:&quot;&quot;},{&quot;family&quot;:&quot;Fu'adah&quot;,&quot;given&quot;:&quot;Shofwatul&quot;,&quot;parse-names&quot;:false,&quot;dropping-particle&quot;:&quot;&quot;,&quot;non-dropping-particle&quot;:&quot;&quot;},{&quot;family&quot;:&quot;Amirul Mukminin&quot;,&quot;given&quot;:&quot;&quot;,&quot;parse-names&quot;:false,&quot;dropping-particle&quot;:&quot;&quot;,&quot;non-dropping-particle&quot;:&quot;&quot;}],&quot;container-title&quot;:&quot;Lahjah Arabiyah: Jurnal Bahasa Arab dan Pendidikan Bahasa Arab&quot;,&quot;DOI&quot;:&quot;10.35316/lahjah.v6i1.116-132&quot;,&quot;ISSN&quot;:&quot;2716-2028&quot;,&quot;issued&quot;:{&quot;date-parts&quot;:[[2025,2,5]]},&quot;page&quot;:&quot;116-132&quot;,&quot;abstract&quot;:&quot;Al-Qur’an is the holy book of Muslims in Arabic. A growing phenomenon in society shows that learning Arabic is still considered difficult and complicated. However, then there is an assumption or paradigm that students who memorize the Al-Qur'an definitely have Arabic language skills, especially in reading Arabic texts and the results are guaranteed to be good, this is in accordance with data obtained from observations of Tahfidz students at Sirojul Ulum Islamic Boarding School Jember. The aim of this research is to ascertain the connection between students' memorization of the Al-Qur'an and their proficiency in reading Arabic literature. The form of this research is correlational research, which is quantitative in nature and the subjects used in this research were students of the Sirojul Ulum Islamic boarding school, especially students of tahfidz Al-Qur’an. Tests were used to acquire the data. Information regarding the pupils' memorizing of the Qur'an was gathered through the tests. The results of this research show that the correlation coefficient between the ability of Sirojul Ulum Tegal Waru Mayang Jember students in reading Arabic texts and memorizing the Al-Qur'an has a significance level of &gt;0.05 with a calculated r-count of 0.912. This means that there is a positive correlation between the two objects studied or Ha is accepted because the r count is close to 1. This research category has a strong level of correlation, so it can be concluded that if memorization of the Al-Qur'an increases, the quality of Arabic text reading skills will improve.&quot;,&quot;publisher&quot;:&quot;LP2M Universitas Ibrahimy&quot;,&quot;issue&quot;:&quot;1&quot;,&quot;volume&quot;:&quot;6&quot;,&quot;container-title-short&quot;:&quot;&quot;},&quot;isTemporary&quot;:false}]},{&quot;citationID&quot;:&quot;MENDELEY_CITATION_69b250a4-695e-4ea7-944e-57907dcb1264&quot;,&quot;properties&quot;:{&quot;noteIndex&quot;:0,&quot;mode&quot;:&quot;composite&quot;},&quot;isEdited&quot;:false,&quot;manualOverride&quot;:{&quot;isManuallyOverridden&quot;:false,&quot;citeprocText&quot;:&quot;Malik et al. (2021)&quot;,&quot;manualOverrideText&quot;:&quot;&quot;},&quot;citationTag&quot;:&quot;MENDELEY_CITATION_v3_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&quot;,&quot;citationItems&quot;:[{&quot;displayAs&quot;:&quot;composite&quot;,&quot;label&quot;:&quot;page&quot;,&quot;id&quot;:&quot;d7dc5884-9081-354c-86f9-2f5064e3fc5f&quot;,&quot;itemData&quot;:{&quot;type&quot;:&quot;article-journal&quot;,&quot;id&quot;:&quot;d7dc5884-9081-354c-86f9-2f5064e3fc5f&quot;,&quot;title&quot;:&quot;Automatic speech recognition: a survey&quot;,&quot;author&quot;:[{&quot;family&quot;:&quot;Malik&quot;,&quot;given&quot;:&quot;Mishaim&quot;,&quot;parse-names&quot;:false,&quot;dropping-particle&quot;:&quot;&quot;,&quot;non-dropping-particle&quot;:&quot;&quot;},{&quot;family&quot;:&quot;Malik&quot;,&quot;given&quot;:&quot;Muhammad Kamran&quot;,&quot;parse-names&quot;:false,&quot;dropping-particle&quot;:&quot;&quot;,&quot;non-dropping-particle&quot;:&quot;&quot;},{&quot;family&quot;:&quot;Mehmood&quot;,&quot;given&quot;:&quot;Khawar&quot;,&quot;parse-names&quot;:false,&quot;dropping-particle&quot;:&quot;&quot;,&quot;non-dropping-particle&quot;:&quot;&quot;},{&quot;family&quot;:&quot;Makhdoom&quot;,&quot;given&quot;:&quot;Imran&quot;,&quot;parse-names&quot;:false,&quot;dropping-particle&quot;:&quot;&quot;,&quot;non-dropping-particle&quot;:&quot;&quot;}],&quot;container-title&quot;:&quot;Multimedia Tools and Applications&quot;,&quot;container-title-short&quot;:&quot;Multimed. Tools Appl.&quot;,&quot;DOI&quot;:&quot;10.1007/s11042-020-10073-7&quot;,&quot;ISSN&quot;:&quot;15737721&quot;,&quot;issued&quot;:{&quot;date-parts&quot;:[[2021,3,1]]},&quot;page&quot;:&quot;9411-9457&quot;,&quot;abstract&quot;:&quot;Recently great strides have been made in the field of automatic speech recognition (ASR) by using various deep learning techniques. In this study, we present a thorough comparison between cutting-edged techniques currently being used in this area, with a special focus on the various deep learning methods. This study explores different feature extraction methods, state-of-the-art classification models, and vis-a-vis their impact on an ASR. As deep learning techniques are very data-dependent different speech datasets that are available online are also discussed in detail. In the end, the various online toolkits, resources, and language models that can be helpful in the formulation of an ASR are also proffered. In this study, we captured every aspect that can impact the performance of an ASR. Hence, we speculate that this work is a good starting point for academics interested in ASR research.&quot;,&quot;publisher&quot;:&quot;Springer&quot;,&quot;issue&quot;:&quot;6&quot;,&quot;volume&quot;:&quot;80&quot;},&quot;isTemporary&quot;:false,&quot;suppress-author&quot;:false,&quot;composite&quot;:true,&quot;author-only&quot;:false}]},{&quot;citationID&quot;:&quot;MENDELEY_CITATION_1f76c952-33b5-4f06-a9ca-d606360f190f&quot;,&quot;properties&quot;:{&quot;noteIndex&quot;:0,&quot;mode&quot;:&quot;composite&quot;},&quot;isEdited&quot;:false,&quot;manualOverride&quot;:{&quot;isManuallyOverridden&quot;:false,&quot;citeprocText&quot;:&quot;Malik et al. (2021)&quot;,&quot;manualOverrideText&quot;:&quot;&quot;},&quot;citationTag&quot;:&quot;MENDELEY_CITATION_v3_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&quot;,&quot;citationItems&quot;:[{&quot;displayAs&quot;:&quot;composite&quot;,&quot;label&quot;:&quot;page&quot;,&quot;id&quot;:&quot;d7dc5884-9081-354c-86f9-2f5064e3fc5f&quot;,&quot;itemData&quot;:{&quot;type&quot;:&quot;article-journal&quot;,&quot;id&quot;:&quot;d7dc5884-9081-354c-86f9-2f5064e3fc5f&quot;,&quot;title&quot;:&quot;Automatic speech recognition: a survey&quot;,&quot;author&quot;:[{&quot;family&quot;:&quot;Malik&quot;,&quot;given&quot;:&quot;Mishaim&quot;,&quot;parse-names&quot;:false,&quot;dropping-particle&quot;:&quot;&quot;,&quot;non-dropping-particle&quot;:&quot;&quot;},{&quot;family&quot;:&quot;Malik&quot;,&quot;given&quot;:&quot;Muhammad Kamran&quot;,&quot;parse-names&quot;:false,&quot;dropping-particle&quot;:&quot;&quot;,&quot;non-dropping-particle&quot;:&quot;&quot;},{&quot;family&quot;:&quot;Mehmood&quot;,&quot;given&quot;:&quot;Khawar&quot;,&quot;parse-names&quot;:false,&quot;dropping-particle&quot;:&quot;&quot;,&quot;non-dropping-particle&quot;:&quot;&quot;},{&quot;family&quot;:&quot;Makhdoom&quot;,&quot;given&quot;:&quot;Imran&quot;,&quot;parse-names&quot;:false,&quot;dropping-particle&quot;:&quot;&quot;,&quot;non-dropping-particle&quot;:&quot;&quot;}],&quot;container-title&quot;:&quot;Multimedia Tools and Applications&quot;,&quot;container-title-short&quot;:&quot;Multimed. Tools Appl.&quot;,&quot;DOI&quot;:&quot;10.1007/s11042-020-10073-7&quot;,&quot;ISSN&quot;:&quot;15737721&quot;,&quot;issued&quot;:{&quot;date-parts&quot;:[[2021,3,1]]},&quot;page&quot;:&quot;9411-9457&quot;,&quot;abstract&quot;:&quot;Recently great strides have been made in the field of automatic speech recognition (ASR) by using various deep learning techniques. In this study, we present a thorough comparison between cutting-edged techniques currently being used in this area, with a special focus on the various deep learning methods. This study explores different feature extraction methods, state-of-the-art classification models, and vis-a-vis their impact on an ASR. As deep learning techniques are very data-dependent different speech datasets that are available online are also discussed in detail. In the end, the various online toolkits, resources, and language models that can be helpful in the formulation of an ASR are also proffered. In this study, we captured every aspect that can impact the performance of an ASR. Hence, we speculate that this work is a good starting point for academics interested in ASR research.&quot;,&quot;publisher&quot;:&quot;Springer&quot;,&quot;issue&quot;:&quot;6&quot;,&quot;volume&quot;:&quot;80&quot;},&quot;isTemporary&quot;:false,&quot;suppress-author&quot;:false,&quot;composite&quot;:true,&quot;author-only&quot;:false}]},{&quot;citationID&quot;:&quot;MENDELEY_CITATION_aab7512a-c1a2-42b9-8f4a-34c746d6d479&quot;,&quot;properties&quot;:{&quot;noteIndex&quot;:0},&quot;isEdited&quot;:false,&quot;manualOverride&quot;:{&quot;isManuallyOverridden&quot;:false,&quot;citeprocText&quot;:&quot;(Malik et al., 2021)&quot;,&quot;manualOverrideText&quot;:&quot;&quot;},&quot;citationTag&quot;:&quot;MENDELEY_CITATION_v3_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&quot;,&quot;citationItems&quot;:[{&quot;id&quot;:&quot;d7dc5884-9081-354c-86f9-2f5064e3fc5f&quot;,&quot;itemData&quot;:{&quot;type&quot;:&quot;article-journal&quot;,&quot;id&quot;:&quot;d7dc5884-9081-354c-86f9-2f5064e3fc5f&quot;,&quot;title&quot;:&quot;Automatic speech recognition: a survey&quot;,&quot;author&quot;:[{&quot;family&quot;:&quot;Malik&quot;,&quot;given&quot;:&quot;Mishaim&quot;,&quot;parse-names&quot;:false,&quot;dropping-particle&quot;:&quot;&quot;,&quot;non-dropping-particle&quot;:&quot;&quot;},{&quot;family&quot;:&quot;Malik&quot;,&quot;given&quot;:&quot;Muhammad Kamran&quot;,&quot;parse-names&quot;:false,&quot;dropping-particle&quot;:&quot;&quot;,&quot;non-dropping-particle&quot;:&quot;&quot;},{&quot;family&quot;:&quot;Mehmood&quot;,&quot;given&quot;:&quot;Khawar&quot;,&quot;parse-names&quot;:false,&quot;dropping-particle&quot;:&quot;&quot;,&quot;non-dropping-particle&quot;:&quot;&quot;},{&quot;family&quot;:&quot;Makhdoom&quot;,&quot;given&quot;:&quot;Imran&quot;,&quot;parse-names&quot;:false,&quot;dropping-particle&quot;:&quot;&quot;,&quot;non-dropping-particle&quot;:&quot;&quot;}],&quot;container-title&quot;:&quot;Multimedia Tools and Applications&quot;,&quot;container-title-short&quot;:&quot;Multimed. Tools Appl.&quot;,&quot;DOI&quot;:&quot;10.1007/s11042-020-10073-7&quot;,&quot;ISSN&quot;:&quot;15737721&quot;,&quot;issued&quot;:{&quot;date-parts&quot;:[[2021,3,1]]},&quot;page&quot;:&quot;9411-9457&quot;,&quot;abstract&quot;:&quot;Recently great strides have been made in the field of automatic speech recognition (ASR) by using various deep learning techniques. In this study, we present a thorough comparison between cutting-edged techniques currently being used in this area, with a special focus on the various deep learning methods. This study explores different feature extraction methods, state-of-the-art classification models, and vis-a-vis their impact on an ASR. As deep learning techniques are very data-dependent different speech datasets that are available online are also discussed in detail. In the end, the various online toolkits, resources, and language models that can be helpful in the formulation of an ASR are also proffered. In this study, we captured every aspect that can impact the performance of an ASR. Hence, we speculate that this work is a good starting point for academics interested in ASR research.&quot;,&quot;publisher&quot;:&quot;Springer&quot;,&quot;issue&quot;:&quot;6&quot;,&quot;volume&quot;:&quot;80&quot;},&quot;isTemporary&quot;:false}]},{&quot;citationID&quot;:&quot;MENDELEY_CITATION_79c65f88-db1f-498f-a54c-2604ac7631a0&quot;,&quot;properties&quot;:{&quot;noteIndex&quot;:0,&quot;mode&quot;:&quot;composite&quot;},&quot;isEdited&quot;:false,&quot;manualOverride&quot;:{&quot;isManuallyOverridden&quot;:false,&quot;citeprocText&quot;:&quot;Prabhavalkar et al. (2024)&quot;,&quot;manualOverrideText&quot;:&quot;&quot;},&quot;citationTag&quot;:&quot;MENDELEY_CITATION_v3_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&quot;,&quot;citationItems&quot;:[{&quot;displayAs&quot;:&quot;composite&quot;,&quot;label&quot;:&quot;page&quot;,&quot;id&quot;:&quot;5d6ff4f2-4d68-3531-9bd0-d39a20f28525&quot;,&quot;itemData&quot;:{&quot;type&quot;:&quot;article-journal&quot;,&quot;id&quot;:&quot;5d6ff4f2-4d68-3531-9bd0-d39a20f28525&quot;,&quot;title&quot;:&quot;End-to-End Speech Recognition: A Survey&quot;,&quot;author&quot;:[{&quot;family&quot;:&quot;Prabhavalkar&quot;,&quot;given&quot;:&quot;Rohit&quot;,&quot;parse-names&quot;:false,&quot;dropping-particle&quot;:&quot;&quot;,&quot;non-dropping-particle&quot;:&quot;&quot;},{&quot;family&quot;:&quot;Hori&quot;,&quot;given&quot;:&quot;Takaaki&quot;,&quot;parse-names&quot;:false,&quot;dropping-particle&quot;:&quot;&quot;,&quot;non-dropping-particle&quot;:&quot;&quot;},{&quot;family&quot;:&quot;Sainath&quot;,&quot;given&quot;:&quot;Tara N.&quot;,&quot;parse-names&quot;:false,&quot;dropping-particle&quot;:&quot;&quot;,&quot;non-dropping-particle&quot;:&quot;&quot;},{&quot;family&quot;:&quot;Schluter&quot;,&quot;given&quot;:&quot;Ralf&quot;,&quot;parse-names&quot;:false,&quot;dropping-particle&quot;:&quot;&quot;,&quot;non-dropping-particle&quot;:&quot;&quot;},{&quot;family&quot;:&quot;Watanabe&quot;,&quot;given&quot;:&quot;Shinji&quot;,&quot;parse-names&quot;:false,&quot;dropping-particle&quot;:&quot;&quot;,&quot;non-dropping-particle&quot;:&quot;&quot;}],&quot;container-title&quot;:&quot;IEEE/ACM Transactions on Audio Speech and Language Processing&quot;,&quot;container-title-short&quot;:&quot;IEEE/ACM Trans. Audio Speech Lang. Process.&quot;,&quot;DOI&quot;:&quot;10.1109/TASLP.2023.3328283&quot;,&quot;ISSN&quot;:&quot;23299304&quot;,&quot;issued&quot;:{&quot;date-parts&quot;:[[2024]]},&quot;page&quot;:&quot;325-351&quot;,&quot;abstract&quot;:&quot;In the last decade of automatic speech recognition (ASR) research, the introduction of deep learning has brought considerable reductions in word error rate of more than 50% relative, compared to modeling without deep learning. In the wake of this transition, a number of all-neural ASR architectures have been introduced. These so-called end-to-end (E2E) models provide highly integrated, completely neural ASR models, which rely strongly on general machine learning knowledge, learn more consistently from data, with lower dependence on ASR domain-specific experience. The success and enthusiastic adoption of deep learning, accompanied by more generic model architectures has led to E2E models now becoming the prominent ASR approach. The goal of this survey is to provide a taxonomy of E2E ASR models and corresponding improvements, and to discuss their properties and their relationship to classical hidden Markov model (HMM) based ASR architectures. All relevant aspects of E2E ASR are covered in this work: modeling, training, decoding, and external language model integration, discussions of performance and deployment opportunities, as well as an outlook into potential future developments.&quot;,&quot;publisher&quot;:&quot;Institute of Electrical and Electronics Engineers Inc.&quot;,&quot;volume&quot;:&quot;32&quot;},&quot;isTemporary&quot;:false,&quot;suppress-author&quot;:false,&quot;composite&quot;:true,&quot;author-only&quot;:false}]},{&quot;citationID&quot;:&quot;MENDELEY_CITATION_a7231034-740b-41e3-8376-ded2586c8e4c&quot;,&quot;properties&quot;:{&quot;noteIndex&quot;:0},&quot;isEdited&quot;:false,&quot;manualOverride&quot;:{&quot;isManuallyOverridden&quot;:false,&quot;citeprocText&quot;:&quot;(Prabhavalkar et al., 2024)&quot;,&quot;manualOverrideText&quot;:&quot;&quot;},&quot;citationTag&quot;:&quot;MENDELEY_CITATION_v3_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&quot;,&quot;citationItems&quot;:[{&quot;id&quot;:&quot;5d6ff4f2-4d68-3531-9bd0-d39a20f28525&quot;,&quot;itemData&quot;:{&quot;type&quot;:&quot;article-journal&quot;,&quot;id&quot;:&quot;5d6ff4f2-4d68-3531-9bd0-d39a20f28525&quot;,&quot;title&quot;:&quot;End-to-End Speech Recognition: A Survey&quot;,&quot;author&quot;:[{&quot;family&quot;:&quot;Prabhavalkar&quot;,&quot;given&quot;:&quot;Rohit&quot;,&quot;parse-names&quot;:false,&quot;dropping-particle&quot;:&quot;&quot;,&quot;non-dropping-particle&quot;:&quot;&quot;},{&quot;family&quot;:&quot;Hori&quot;,&quot;given&quot;:&quot;Takaaki&quot;,&quot;parse-names&quot;:false,&quot;dropping-particle&quot;:&quot;&quot;,&quot;non-dropping-particle&quot;:&quot;&quot;},{&quot;family&quot;:&quot;Sainath&quot;,&quot;given&quot;:&quot;Tara N.&quot;,&quot;parse-names&quot;:false,&quot;dropping-particle&quot;:&quot;&quot;,&quot;non-dropping-particle&quot;:&quot;&quot;},{&quot;family&quot;:&quot;Schluter&quot;,&quot;given&quot;:&quot;Ralf&quot;,&quot;parse-names&quot;:false,&quot;dropping-particle&quot;:&quot;&quot;,&quot;non-dropping-particle&quot;:&quot;&quot;},{&quot;family&quot;:&quot;Watanabe&quot;,&quot;given&quot;:&quot;Shinji&quot;,&quot;parse-names&quot;:false,&quot;dropping-particle&quot;:&quot;&quot;,&quot;non-dropping-particle&quot;:&quot;&quot;}],&quot;container-title&quot;:&quot;IEEE/ACM Transactions on Audio Speech and Language Processing&quot;,&quot;container-title-short&quot;:&quot;IEEE/ACM Trans. Audio Speech Lang. Process.&quot;,&quot;DOI&quot;:&quot;10.1109/TASLP.2023.3328283&quot;,&quot;ISSN&quot;:&quot;23299304&quot;,&quot;issued&quot;:{&quot;date-parts&quot;:[[2024]]},&quot;page&quot;:&quot;325-351&quot;,&quot;abstract&quot;:&quot;In the last decade of automatic speech recognition (ASR) research, the introduction of deep learning has brought considerable reductions in word error rate of more than 50% relative, compared to modeling without deep learning. In the wake of this transition, a number of all-neural ASR architectures have been introduced. These so-called end-to-end (E2E) models provide highly integrated, completely neural ASR models, which rely strongly on general machine learning knowledge, learn more consistently from data, with lower dependence on ASR domain-specific experience. The success and enthusiastic adoption of deep learning, accompanied by more generic model architectures has led to E2E models now becoming the prominent ASR approach. The goal of this survey is to provide a taxonomy of E2E ASR models and corresponding improvements, and to discuss their properties and their relationship to classical hidden Markov model (HMM) based ASR architectures. All relevant aspects of E2E ASR are covered in this work: modeling, training, decoding, and external language model integration, discussions of performance and deployment opportunities, as well as an outlook into potential future developments.&quot;,&quot;publisher&quot;:&quot;Institute of Electrical and Electronics Engineers Inc.&quot;,&quot;volume&quot;:&quot;32&quot;},&quot;isTemporary&quot;:false}]},{&quot;citationID&quot;:&quot;MENDELEY_CITATION_ca562bcf-acc4-4ab3-86be-e796264aad95&quot;,&quot;properties&quot;:{&quot;noteIndex&quot;:0},&quot;isEdited&quot;:false,&quot;manualOverride&quot;:{&quot;isManuallyOverridden&quot;:false,&quot;citeprocText&quot;:&quot;(Nayeem et al., 2025)&quot;,&quot;manualOverrideText&quot;:&quot;&quot;},&quot;citationTag&quot;:&quot;MENDELEY_CITATION_v3_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&quot;,&quot;citationItems&quot;:[{&quot;id&quot;:&quot;48218fab-71ce-3807-b1c2-7cdc9ec915de&quot;,&quot;itemData&quot;:{&quot;type&quot;:&quot;article-journal&quot;,&quot;id&quot;:&quot;48218fab-71ce-3807-b1c2-7cdc9ec915de&quot;,&quot;title&quot;:&quot;Automatic Speech Recognition in the Modern Era: Architectures, Training, and Evaluation&quot;,&quot;author&quot;:[{&quot;family&quot;:&quot;Nayeem&quot;,&quot;given&quot;:&quot;Md.&quot;,&quot;parse-names&quot;:false,&quot;dropping-particle&quot;:&quot;&quot;,&quot;non-dropping-particle&quot;:&quot;&quot;},{&quot;family&quot;:&quot;Tabrej&quot;,&quot;given&quot;:&quot;Md Shamse&quot;,&quot;parse-names&quot;:false,&quot;dropping-particle&quot;:&quot;&quot;,&quot;non-dropping-particle&quot;:&quot;&quot;},{&quot;family&quot;:&quot;Deb&quot;,&quot;given&quot;:&quot;Kabbojit Jit&quot;,&quot;parse-names&quot;:false,&quot;dropping-particle&quot;:&quot;&quot;,&quot;non-dropping-particle&quot;:&quot;&quot;},{&quot;family&quot;:&quot;Goswami&quot;,&quot;given&quot;:&quot;Shaonti&quot;,&quot;parse-names&quot;:false,&quot;dropping-particle&quot;:&quot;&quot;,&quot;non-dropping-particle&quot;:&quot;&quot;},{&quot;family&quot;:&quot;Hakim&quot;,&quot;given&quot;:&quot;Md. Azizul&quot;,&quot;parse-names&quot;:false,&quot;dropping-particle&quot;:&quot;&quot;,&quot;non-dropping-particle&quot;:&quot;&quot;}],&quot;URL&quot;:&quot;http://arxiv.org/abs/2510.12827&quot;,&quot;issued&quot;:{&quot;date-parts&quot;:[[2025,10,11]]},&quot;abstract&quot;:&quot;Automatic Speech Recognition (ASR) has undergone a profound transformation over the past decade, driven by advances in deep learning. This survey provides a comprehensive overview of the modern era of ASR, charting its evolution from traditional hybrid systems, such as Gaussian Mixture Model-Hidden Markov Models (GMM-HMMs) and Deep Neural Network-HMMs (DNN-HMMs), to the now-dominant end-to-end neural architectures. We systematically review the foundational end-to-end paradigms: Connectionist Temporal Classification (CTC), attention-based encoder-decoder models, and the Recurrent Neural Network Transducer (RNN-T), which established the groundwork for fully integrated speech-to-text systems. We then detail the subsequent architectural shift towards Transformer and Conformer models, which leverage self-attention to capture long-range dependencies with high computational efficiency. A central theme of this survey is the parallel revolution in training paradigms. We examine the progression from fully supervised learning, augmented by techniques like SpecAugment, to the rise of self-supervised learning (SSL) with foundation models such as wav2vec 2.0, which drastically reduce the reliance on transcribed data. Furthermore, we analyze the impact of largescale, weakly supervised models like Whisper, which achieve unprecedented robustness through massive data diversity. The paper also covers essential ecosystem components, including key datasets and benchmarks (e.g., LibriSpeech, Switchboard, CHiME), standard evaluation metrics (e.g., Word Error Rate), and critical considerations for real-world deployment, such as streaming inference, on-device efficiency, and the ethical imperatives of fairness and robustness. We conclude by outlining open challenges and future research directions.&quot;,&quot;container-title-short&quot;:&quot;&quot;},&quot;isTemporary&quot;:false}]},{&quot;citationID&quot;:&quot;MENDELEY_CITATION_29d6d9d1-3439-4b13-a465-3604e7d9f76c&quot;,&quot;properties&quot;:{&quot;noteIndex&quot;:0},&quot;isEdited&quot;:false,&quot;manualOverride&quot;:{&quot;isManuallyOverridden&quot;:false,&quot;citeprocText&quot;:&quot;(Nayeem et al., 2025)&quot;,&quot;manualOverrideText&quot;:&quot;&quot;},&quot;citationTag&quot;:&quot;MENDELEY_CITATION_v3_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&quot;,&quot;citationItems&quot;:[{&quot;id&quot;:&quot;48218fab-71ce-3807-b1c2-7cdc9ec915de&quot;,&quot;itemData&quot;:{&quot;type&quot;:&quot;article-journal&quot;,&quot;id&quot;:&quot;48218fab-71ce-3807-b1c2-7cdc9ec915de&quot;,&quot;title&quot;:&quot;Automatic Speech Recognition in the Modern Era: Architectures, Training, and Evaluation&quot;,&quot;author&quot;:[{&quot;family&quot;:&quot;Nayeem&quot;,&quot;given&quot;:&quot;Md.&quot;,&quot;parse-names&quot;:false,&quot;dropping-particle&quot;:&quot;&quot;,&quot;non-dropping-particle&quot;:&quot;&quot;},{&quot;family&quot;:&quot;Tabrej&quot;,&quot;given&quot;:&quot;Md Shamse&quot;,&quot;parse-names&quot;:false,&quot;dropping-particle&quot;:&quot;&quot;,&quot;non-dropping-particle&quot;:&quot;&quot;},{&quot;family&quot;:&quot;Deb&quot;,&quot;given&quot;:&quot;Kabbojit Jit&quot;,&quot;parse-names&quot;:false,&quot;dropping-particle&quot;:&quot;&quot;,&quot;non-dropping-particle&quot;:&quot;&quot;},{&quot;family&quot;:&quot;Goswami&quot;,&quot;given&quot;:&quot;Shaonti&quot;,&quot;parse-names&quot;:false,&quot;dropping-particle&quot;:&quot;&quot;,&quot;non-dropping-particle&quot;:&quot;&quot;},{&quot;family&quot;:&quot;Hakim&quot;,&quot;given&quot;:&quot;Md. Azizul&quot;,&quot;parse-names&quot;:false,&quot;dropping-particle&quot;:&quot;&quot;,&quot;non-dropping-particle&quot;:&quot;&quot;}],&quot;URL&quot;:&quot;http://arxiv.org/abs/2510.12827&quot;,&quot;issued&quot;:{&quot;date-parts&quot;:[[2025,10,11]]},&quot;abstract&quot;:&quot;Automatic Speech Recognition (ASR) has undergone a profound transformation over the past decade, driven by advances in deep learning. This survey provides a comprehensive overview of the modern era of ASR, charting its evolution from traditional hybrid systems, such as Gaussian Mixture Model-Hidden Markov Models (GMM-HMMs) and Deep Neural Network-HMMs (DNN-HMMs), to the now-dominant end-to-end neural architectures. We systematically review the foundational end-to-end paradigms: Connectionist Temporal Classification (CTC), attention-based encoder-decoder models, and the Recurrent Neural Network Transducer (RNN-T), which established the groundwork for fully integrated speech-to-text systems. We then detail the subsequent architectural shift towards Transformer and Conformer models, which leverage self-attention to capture long-range dependencies with high computational efficiency. A central theme of this survey is the parallel revolution in training paradigms. We examine the progression from fully supervised learning, augmented by techniques like SpecAugment, to the rise of self-supervised learning (SSL) with foundation models such as wav2vec 2.0, which drastically reduce the reliance on transcribed data. Furthermore, we analyze the impact of largescale, weakly supervised models like Whisper, which achieve unprecedented robustness through massive data diversity. The paper also covers essential ecosystem components, including key datasets and benchmarks (e.g., LibriSpeech, Switchboard, CHiME), standard evaluation metrics (e.g., Word Error Rate), and critical considerations for real-world deployment, such as streaming inference, on-device efficiency, and the ethical imperatives of fairness and robustness. We conclude by outlining open challenges and future research directions.&quot;,&quot;container-title-short&quot;:&quot;&quot;},&quot;isTemporary&quot;:false}]},{&quot;citationID&quot;:&quot;MENDELEY_CITATION_0b463dad-74f4-4e0d-a8f0-18b7de77be99&quot;,&quot;properties&quot;:{&quot;noteIndex&quot;:0},&quot;isEdited&quot;:false,&quot;manualOverride&quot;:{&quot;isManuallyOverridden&quot;:false,&quot;citeprocText&quot;:&quot;(Radford et al., 2022)&quot;,&quot;manualOverrideText&quot;:&quot;&quot;},&quot;citationTag&quot;:&quot;MENDELEY_CITATION_v3_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&quot;,&quot;citationItems&quot;:[{&quot;id&quot;:&quot;24400b57-f0d6-313a-b8e4-e7229294ab95&quot;,&quot;itemData&quot;:{&quot;type&quot;:&quot;article-journal&quot;,&quot;id&quot;:&quot;24400b57-f0d6-313a-b8e4-e7229294ab95&quot;,&quot;title&quot;:&quot;Robust Speech Recognition via Large-Scale Weak Supervision&quot;,&quot;author&quot;:[{&quot;family&quot;:&quot;Radford&quot;,&quot;given&quot;:&quot;Alec&quot;,&quot;parse-names&quot;:false,&quot;dropping-particle&quot;:&quot;&quot;,&quot;non-dropping-particle&quot;:&quot;&quot;},{&quot;family&quot;:&quot;Kim&quot;,&quot;given&quot;:&quot;Jong Wook&quot;,&quot;parse-names&quot;:false,&quot;dropping-particle&quot;:&quot;&quot;,&quot;non-dropping-particle&quot;:&quot;&quot;},{&quot;family&quot;:&quot;Xu&quot;,&quot;given&quot;:&quot;Tao&quot;,&quot;parse-names&quot;:false,&quot;dropping-particle&quot;:&quot;&quot;,&quot;non-dropping-particle&quot;:&quot;&quot;},{&quot;family&quot;:&quot;Brockman&quot;,&quot;given&quot;:&quot;Greg&quot;,&quot;parse-names&quot;:false,&quot;dropping-particle&quot;:&quot;&quot;,&quot;non-dropping-particle&quot;:&quot;&quot;},{&quot;family&quot;:&quot;McLeavey&quot;,&quot;given&quot;:&quot;Christine&quot;,&quot;parse-names&quot;:false,&quot;dropping-particle&quot;:&quot;&quot;,&quot;non-dropping-particle&quot;:&quot;&quot;},{&quot;family&quot;:&quot;Sutskever&quot;,&quot;given&quot;:&quot;Ilya&quot;,&quot;parse-names&quot;:false,&quot;dropping-particle&quot;:&quot;&quot;,&quot;non-dropping-particle&quot;:&quot;&quot;}],&quot;URL&quot;:&quot;http://arxiv.org/abs/2212.04356&quot;,&quot;issued&quot;:{&quot;date-parts&quot;:[[2022,12,6]]},&quot;abstract&quot;:&quot;We study the capabilities of speech processing systems trained simply to predict large amounts of transcripts of audio on the internet. When scaled to 680,000 hours of multilingual and multitask supervision, the resulting models generalize well to standard benchmarks and are often competitive with prior fully supervised results but in a zero-shot transfer setting without the need for any fine-tuning. When compared to humans, the models approach their accuracy and robustness. We are releasing models and inference code to serve as a foundation for further work on robust speech processing.&quot;,&quot;container-title-short&quot;:&quot;&quot;},&quot;isTemporary&quot;:false}]},{&quot;citationID&quot;:&quot;MENDELEY_CITATION_546b27f2-a413-4958-9636-508d24f98165&quot;,&quot;properties&quot;:{&quot;noteIndex&quot;:0},&quot;isEdited&quot;:false,&quot;manualOverride&quot;:{&quot;isManuallyOverridden&quot;:false,&quot;citeprocText&quot;:&quot;(Radford et al., 2022)&quot;,&quot;manualOverrideText&quot;:&quot;&quot;},&quot;citationTag&quot;:&quot;MENDELEY_CITATION_v3_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&quot;,&quot;citationItems&quot;:[{&quot;id&quot;:&quot;24400b57-f0d6-313a-b8e4-e7229294ab95&quot;,&quot;itemData&quot;:{&quot;type&quot;:&quot;article-journal&quot;,&quot;id&quot;:&quot;24400b57-f0d6-313a-b8e4-e7229294ab95&quot;,&quot;title&quot;:&quot;Robust Speech Recognition via Large-Scale Weak Supervision&quot;,&quot;author&quot;:[{&quot;family&quot;:&quot;Radford&quot;,&quot;given&quot;:&quot;Alec&quot;,&quot;parse-names&quot;:false,&quot;dropping-particle&quot;:&quot;&quot;,&quot;non-dropping-particle&quot;:&quot;&quot;},{&quot;family&quot;:&quot;Kim&quot;,&quot;given&quot;:&quot;Jong Wook&quot;,&quot;parse-names&quot;:false,&quot;dropping-particle&quot;:&quot;&quot;,&quot;non-dropping-particle&quot;:&quot;&quot;},{&quot;family&quot;:&quot;Xu&quot;,&quot;given&quot;:&quot;Tao&quot;,&quot;parse-names&quot;:false,&quot;dropping-particle&quot;:&quot;&quot;,&quot;non-dropping-particle&quot;:&quot;&quot;},{&quot;family&quot;:&quot;Brockman&quot;,&quot;given&quot;:&quot;Greg&quot;,&quot;parse-names&quot;:false,&quot;dropping-particle&quot;:&quot;&quot;,&quot;non-dropping-particle&quot;:&quot;&quot;},{&quot;family&quot;:&quot;McLeavey&quot;,&quot;given&quot;:&quot;Christine&quot;,&quot;parse-names&quot;:false,&quot;dropping-particle&quot;:&quot;&quot;,&quot;non-dropping-particle&quot;:&quot;&quot;},{&quot;family&quot;:&quot;Sutskever&quot;,&quot;given&quot;:&quot;Ilya&quot;,&quot;parse-names&quot;:false,&quot;dropping-particle&quot;:&quot;&quot;,&quot;non-dropping-particle&quot;:&quot;&quot;}],&quot;URL&quot;:&quot;http://arxiv.org/abs/2212.04356&quot;,&quot;issued&quot;:{&quot;date-parts&quot;:[[2022,12,6]]},&quot;abstract&quot;:&quot;We study the capabilities of speech processing systems trained simply to predict large amounts of transcripts of audio on the internet. When scaled to 680,000 hours of multilingual and multitask supervision, the resulting models generalize well to standard benchmarks and are often competitive with prior fully supervised results but in a zero-shot transfer setting without the need for any fine-tuning. When compared to humans, the models approach their accuracy and robustness. We are releasing models and inference code to serve as a foundation for further work on robust speech processing.&quot;,&quot;container-title-short&quot;:&quot;&quot;},&quot;isTemporary&quot;:false}]},{&quot;citationID&quot;:&quot;MENDELEY_CITATION_700e5ab8-7879-4c52-af5d-21de10d2cdfc&quot;,&quot;properties&quot;:{&quot;noteIndex&quot;:0,&quot;mode&quot;:&quot;composite&quot;},&quot;isEdited&quot;:false,&quot;manualOverride&quot;:{&quot;isManuallyOverridden&quot;:false,&quot;citeprocText&quot;:&quot;Radford et al. (2022)&quot;,&quot;manualOverrideText&quot;:&quot;&quot;},&quot;citationTag&quot;:&quot;MENDELEY_CITATION_v3_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&quot;,&quot;citationItems&quot;:[{&quot;displayAs&quot;:&quot;composite&quot;,&quot;label&quot;:&quot;page&quot;,&quot;id&quot;:&quot;24400b57-f0d6-313a-b8e4-e7229294ab95&quot;,&quot;itemData&quot;:{&quot;type&quot;:&quot;article-journal&quot;,&quot;id&quot;:&quot;24400b57-f0d6-313a-b8e4-e7229294ab95&quot;,&quot;title&quot;:&quot;Robust Speech Recognition via Large-Scale Weak Supervision&quot;,&quot;author&quot;:[{&quot;family&quot;:&quot;Radford&quot;,&quot;given&quot;:&quot;Alec&quot;,&quot;parse-names&quot;:false,&quot;dropping-particle&quot;:&quot;&quot;,&quot;non-dropping-particle&quot;:&quot;&quot;},{&quot;family&quot;:&quot;Kim&quot;,&quot;given&quot;:&quot;Jong Wook&quot;,&quot;parse-names&quot;:false,&quot;dropping-particle&quot;:&quot;&quot;,&quot;non-dropping-particle&quot;:&quot;&quot;},{&quot;family&quot;:&quot;Xu&quot;,&quot;given&quot;:&quot;Tao&quot;,&quot;parse-names&quot;:false,&quot;dropping-particle&quot;:&quot;&quot;,&quot;non-dropping-particle&quot;:&quot;&quot;},{&quot;family&quot;:&quot;Brockman&quot;,&quot;given&quot;:&quot;Greg&quot;,&quot;parse-names&quot;:false,&quot;dropping-particle&quot;:&quot;&quot;,&quot;non-dropping-particle&quot;:&quot;&quot;},{&quot;family&quot;:&quot;McLeavey&quot;,&quot;given&quot;:&quot;Christine&quot;,&quot;parse-names&quot;:false,&quot;dropping-particle&quot;:&quot;&quot;,&quot;non-dropping-particle&quot;:&quot;&quot;},{&quot;family&quot;:&quot;Sutskever&quot;,&quot;given&quot;:&quot;Ilya&quot;,&quot;parse-names&quot;:false,&quot;dropping-particle&quot;:&quot;&quot;,&quot;non-dropping-particle&quot;:&quot;&quot;}],&quot;URL&quot;:&quot;http://arxiv.org/abs/2212.04356&quot;,&quot;issued&quot;:{&quot;date-parts&quot;:[[2022,12,6]]},&quot;abstract&quot;:&quot;We study the capabilities of speech processing systems trained simply to predict large amounts of transcripts of audio on the internet. When scaled to 680,000 hours of multilingual and multitask supervision, the resulting models generalize well to standard benchmarks and are often competitive with prior fully supervised results but in a zero-shot transfer setting without the need for any fine-tuning. When compared to humans, the models approach their accuracy and robustness. We are releasing models and inference code to serve as a foundation for further work on robust speech processing.&quot;,&quot;container-title-short&quot;:&quot;&quot;},&quot;isTemporary&quot;:false,&quot;suppress-author&quot;:false,&quot;composite&quot;:true,&quot;author-only&quot;:false}]},{&quot;citationID&quot;:&quot;MENDELEY_CITATION_5b82a166-99f1-4a01-b7b9-51ff5b7b6184&quot;,&quot;properties&quot;:{&quot;noteIndex&quot;:0},&quot;isEdited&quot;:false,&quot;manualOverride&quot;:{&quot;isManuallyOverridden&quot;:false,&quot;citeprocText&quot;:&quot;(Radford et al., 2022)&quot;,&quot;manualOverrideText&quot;:&quot;&quot;},&quot;citationTag&quot;:&quot;MENDELEY_CITATION_v3_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&quot;,&quot;citationItems&quot;:[{&quot;id&quot;:&quot;24400b57-f0d6-313a-b8e4-e7229294ab95&quot;,&quot;itemData&quot;:{&quot;type&quot;:&quot;article-journal&quot;,&quot;id&quot;:&quot;24400b57-f0d6-313a-b8e4-e7229294ab95&quot;,&quot;title&quot;:&quot;Robust Speech Recognition via Large-Scale Weak Supervision&quot;,&quot;author&quot;:[{&quot;family&quot;:&quot;Radford&quot;,&quot;given&quot;:&quot;Alec&quot;,&quot;parse-names&quot;:false,&quot;dropping-particle&quot;:&quot;&quot;,&quot;non-dropping-particle&quot;:&quot;&quot;},{&quot;family&quot;:&quot;Kim&quot;,&quot;given&quot;:&quot;Jong Wook&quot;,&quot;parse-names&quot;:false,&quot;dropping-particle&quot;:&quot;&quot;,&quot;non-dropping-particle&quot;:&quot;&quot;},{&quot;family&quot;:&quot;Xu&quot;,&quot;given&quot;:&quot;Tao&quot;,&quot;parse-names&quot;:false,&quot;dropping-particle&quot;:&quot;&quot;,&quot;non-dropping-particle&quot;:&quot;&quot;},{&quot;family&quot;:&quot;Brockman&quot;,&quot;given&quot;:&quot;Greg&quot;,&quot;parse-names&quot;:false,&quot;dropping-particle&quot;:&quot;&quot;,&quot;non-dropping-particle&quot;:&quot;&quot;},{&quot;family&quot;:&quot;McLeavey&quot;,&quot;given&quot;:&quot;Christine&quot;,&quot;parse-names&quot;:false,&quot;dropping-particle&quot;:&quot;&quot;,&quot;non-dropping-particle&quot;:&quot;&quot;},{&quot;family&quot;:&quot;Sutskever&quot;,&quot;given&quot;:&quot;Ilya&quot;,&quot;parse-names&quot;:false,&quot;dropping-particle&quot;:&quot;&quot;,&quot;non-dropping-particle&quot;:&quot;&quot;}],&quot;URL&quot;:&quot;http://arxiv.org/abs/2212.04356&quot;,&quot;issued&quot;:{&quot;date-parts&quot;:[[2022,12,6]]},&quot;abstract&quot;:&quot;We study the capabilities of speech processing systems trained simply to predict large amounts of transcripts of audio on the internet. When scaled to 680,000 hours of multilingual and multitask supervision, the resulting models generalize well to standard benchmarks and are often competitive with prior fully supervised results but in a zero-shot transfer setting without the need for any fine-tuning. When compared to humans, the models approach their accuracy and robustness. We are releasing models and inference code to serve as a foundation for further work on robust speech processing.&quot;,&quot;container-title-short&quot;:&quot;&quot;},&quot;isTemporary&quot;:false}]},{&quot;citationID&quot;:&quot;MENDELEY_CITATION_9bad3665-b9de-4291-ba6a-1e2acd311ed9&quot;,&quot;properties&quot;:{&quot;noteIndex&quot;:0,&quot;mode&quot;:&quot;composite&quot;},&quot;isEdited&quot;:false,&quot;manualOverride&quot;:{&quot;isManuallyOverridden&quot;:false,&quot;citeprocText&quot;:&quot;Ferdiansyah et al. (2024)&quot;,&quot;manualOverrideText&quot;:&quot;&quot;},&quot;citationTag&quot;:&quot;MENDELEY_CITATION_v3_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&quot;,&quot;citationItems&quot;:[{&quot;displayAs&quot;:&quot;composite&quot;,&quot;label&quot;:&quot;page&quot;,&quot;id&quot;:&quot;d81bb3f1-e325-3fa1-9748-77d55b4a456a&quot;,&quot;itemData&quot;:{&quot;type&quot;:&quot;report&quot;,&quot;id&quot;:&quot;d81bb3f1-e325-3fa1-9748-77d55b4a456a&quot;,&quot;title&quot;:&quot;Implementasi Automatic Speech Recognition Bacaan Al-Qur'an Menggunakan Metode Wav2Vec 2.0 dan OpenAI-Whisper&quot;,&quot;author&quot;:[{&quot;family&quot;:&quot;Ferdiansyah&quot;,&quot;given&quot;:&quot;Danny&quot;,&quot;parse-names&quot;:false,&quot;dropping-particle&quot;:&quot;&quot;,&quot;non-dropping-particle&quot;:&quot;&quot;},{&quot;family&quot;:&quot;Sri Kusuma Aditya&quot;,&quot;given&quot;:&quot;Christian&quot;,&quot;parse-names&quot;:false,&quot;dropping-particle&quot;:&quot;&quot;,&quot;non-dropping-particle&quot;:&quot;&quot;},{&quot;family&quot;:&quot;Raya Tlogomas No&quot;,&quot;given&quot;:&quot;Jl&quot;,&quot;parse-names&quot;:false,&quot;dropping-particle&quot;:&quot;&quot;,&quot;non-dropping-particle&quot;:&quot;&quot;},{&quot;family&quot;:&quot;Lowokwaru&quot;,&quot;given&quot;:&quot;Kec&quot;,&quot;parse-names&quot;:false,&quot;dropping-particle&quot;:&quot;&quot;,&quot;non-dropping-particle&quot;:&quot;&quot;},{&quot;family&quot;:&quot;Malang&quot;,&quot;given&quot;:&quot;Kota&quot;,&quot;parse-names&quot;:false,&quot;dropping-particle&quot;:&quot;&quot;,&quot;non-dropping-particle&quot;:&quot;&quot;},{&quot;family&quot;:&quot;Timur&quot;,&quot;given&quot;:&quot;Jawa&quot;,&quot;parse-names&quot;:false,&quot;dropping-particle&quot;:&quot;&quot;,&quot;non-dropping-particle&quot;:&quot;&quot;}],&quot;URL&quot;:&quot;https://journal.trunojoyo.ac.id/triac&quot;,&quot;issued&quot;:{&quot;date-parts&quot;:[[2024]]},&quot;number-of-pages&quot;:&quot;2615-7764&quot;,&quot;issue&quot;:&quot;1&quot;,&quot;volume&quot;:&quot;11&quot;,&quot;container-title-short&quot;:&quot;&quot;},&quot;isTemporary&quot;:false,&quot;suppress-author&quot;:false,&quot;composite&quot;:true,&quot;author-only&quot;:false}]},{&quot;citationID&quot;:&quot;MENDELEY_CITATION_15594cfd-c059-4a6b-ac60-3a6b9c692ce0&quot;,&quot;properties&quot;:{&quot;noteIndex&quot;:0},&quot;isEdited&quot;:false,&quot;manualOverride&quot;:{&quot;isManuallyOverridden&quot;:false,&quot;citeprocText&quot;:&quot;(Ferdiansyah et al., 2024)&quot;,&quot;manualOverrideText&quot;:&quot;&quot;},&quot;citationTag&quot;:&quot;MENDELEY_CITATION_v3_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&quot;,&quot;citationItems&quot;:[{&quot;id&quot;:&quot;d81bb3f1-e325-3fa1-9748-77d55b4a456a&quot;,&quot;itemData&quot;:{&quot;type&quot;:&quot;report&quot;,&quot;id&quot;:&quot;d81bb3f1-e325-3fa1-9748-77d55b4a456a&quot;,&quot;title&quot;:&quot;Implementasi Automatic Speech Recognition Bacaan Al-Qur'an Menggunakan Metode Wav2Vec 2.0 dan OpenAI-Whisper&quot;,&quot;author&quot;:[{&quot;family&quot;:&quot;Ferdiansyah&quot;,&quot;given&quot;:&quot;Danny&quot;,&quot;parse-names&quot;:false,&quot;dropping-particle&quot;:&quot;&quot;,&quot;non-dropping-particle&quot;:&quot;&quot;},{&quot;family&quot;:&quot;Sri Kusuma Aditya&quot;,&quot;given&quot;:&quot;Christian&quot;,&quot;parse-names&quot;:false,&quot;dropping-particle&quot;:&quot;&quot;,&quot;non-dropping-particle&quot;:&quot;&quot;},{&quot;family&quot;:&quot;Raya Tlogomas No&quot;,&quot;given&quot;:&quot;Jl&quot;,&quot;parse-names&quot;:false,&quot;dropping-particle&quot;:&quot;&quot;,&quot;non-dropping-particle&quot;:&quot;&quot;},{&quot;family&quot;:&quot;Lowokwaru&quot;,&quot;given&quot;:&quot;Kec&quot;,&quot;parse-names&quot;:false,&quot;dropping-particle&quot;:&quot;&quot;,&quot;non-dropping-particle&quot;:&quot;&quot;},{&quot;family&quot;:&quot;Malang&quot;,&quot;given&quot;:&quot;Kota&quot;,&quot;parse-names&quot;:false,&quot;dropping-particle&quot;:&quot;&quot;,&quot;non-dropping-particle&quot;:&quot;&quot;},{&quot;family&quot;:&quot;Timur&quot;,&quot;given&quot;:&quot;Jawa&quot;,&quot;parse-names&quot;:false,&quot;dropping-particle&quot;:&quot;&quot;,&quot;non-dropping-particle&quot;:&quot;&quot;}],&quot;URL&quot;:&quot;https://journal.trunojoyo.ac.id/triac&quot;,&quot;issued&quot;:{&quot;date-parts&quot;:[[2024]]},&quot;number-of-pages&quot;:&quot;2615-7764&quot;,&quot;issue&quot;:&quot;1&quot;,&quot;volume&quot;:&quot;11&quot;,&quot;container-title-short&quot;:&quot;&quot;},&quot;isTemporary&quot;:false}]},{&quot;citationID&quot;:&quot;MENDELEY_CITATION_e7be5aa2-70ef-4176-9b23-002c0a392173&quot;,&quot;properties&quot;:{&quot;noteIndex&quot;:0,&quot;mode&quot;:&quot;composite&quot;},&quot;isEdited&quot;:false,&quot;manualOverride&quot;:{&quot;isManuallyOverridden&quot;:false,&quot;citeprocText&quot;:&quot;Ferdiansyah et al. (2024)&quot;,&quot;manualOverrideText&quot;:&quot;&quot;},&quot;citationTag&quot;:&quot;MENDELEY_CITATION_v3_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&quot;,&quot;citationItems&quot;:[{&quot;displayAs&quot;:&quot;composite&quot;,&quot;label&quot;:&quot;page&quot;,&quot;id&quot;:&quot;d81bb3f1-e325-3fa1-9748-77d55b4a456a&quot;,&quot;itemData&quot;:{&quot;type&quot;:&quot;report&quot;,&quot;id&quot;:&quot;d81bb3f1-e325-3fa1-9748-77d55b4a456a&quot;,&quot;title&quot;:&quot;Implementasi Automatic Speech Recognition Bacaan Al-Qur'an Menggunakan Metode Wav2Vec 2.0 dan OpenAI-Whisper&quot;,&quot;author&quot;:[{&quot;family&quot;:&quot;Ferdiansyah&quot;,&quot;given&quot;:&quot;Danny&quot;,&quot;parse-names&quot;:false,&quot;dropping-particle&quot;:&quot;&quot;,&quot;non-dropping-particle&quot;:&quot;&quot;},{&quot;family&quot;:&quot;Sri Kusuma Aditya&quot;,&quot;given&quot;:&quot;Christian&quot;,&quot;parse-names&quot;:false,&quot;dropping-particle&quot;:&quot;&quot;,&quot;non-dropping-particle&quot;:&quot;&quot;},{&quot;family&quot;:&quot;Raya Tlogomas No&quot;,&quot;given&quot;:&quot;Jl&quot;,&quot;parse-names&quot;:false,&quot;dropping-particle&quot;:&quot;&quot;,&quot;non-dropping-particle&quot;:&quot;&quot;},{&quot;family&quot;:&quot;Lowokwaru&quot;,&quot;given&quot;:&quot;Kec&quot;,&quot;parse-names&quot;:false,&quot;dropping-particle&quot;:&quot;&quot;,&quot;non-dropping-particle&quot;:&quot;&quot;},{&quot;family&quot;:&quot;Malang&quot;,&quot;given&quot;:&quot;Kota&quot;,&quot;parse-names&quot;:false,&quot;dropping-particle&quot;:&quot;&quot;,&quot;non-dropping-particle&quot;:&quot;&quot;},{&quot;family&quot;:&quot;Timur&quot;,&quot;given&quot;:&quot;Jawa&quot;,&quot;parse-names&quot;:false,&quot;dropping-particle&quot;:&quot;&quot;,&quot;non-dropping-particle&quot;:&quot;&quot;}],&quot;URL&quot;:&quot;https://journal.trunojoyo.ac.id/triac&quot;,&quot;issued&quot;:{&quot;date-parts&quot;:[[2024]]},&quot;number-of-pages&quot;:&quot;2615-7764&quot;,&quot;issue&quot;:&quot;1&quot;,&quot;volume&quot;:&quot;11&quot;,&quot;container-title-short&quot;:&quot;&quot;},&quot;isTemporary&quot;:false,&quot;suppress-author&quot;:false,&quot;composite&quot;:true,&quot;author-only&quot;:false}]},{&quot;citationID&quot;:&quot;MENDELEY_CITATION_f7f33267-67fa-44ba-a236-6a8e18493e7b&quot;,&quot;properties&quot;:{&quot;noteIndex&quot;:0},&quot;isEdited&quot;:false,&quot;manualOverride&quot;:{&quot;isManuallyOverridden&quot;:false,&quot;citeprocText&quot;:&quot;(Ferdiansyah et al., 2024)&quot;,&quot;manualOverrideText&quot;:&quot;&quot;},&quot;citationTag&quot;:&quot;MENDELEY_CITATION_v3_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&quot;,&quot;citationItems&quot;:[{&quot;id&quot;:&quot;d81bb3f1-e325-3fa1-9748-77d55b4a456a&quot;,&quot;itemData&quot;:{&quot;type&quot;:&quot;report&quot;,&quot;id&quot;:&quot;d81bb3f1-e325-3fa1-9748-77d55b4a456a&quot;,&quot;title&quot;:&quot;Implementasi Automatic Speech Recognition Bacaan Al-Qur'an Menggunakan Metode Wav2Vec 2.0 dan OpenAI-Whisper&quot;,&quot;author&quot;:[{&quot;family&quot;:&quot;Ferdiansyah&quot;,&quot;given&quot;:&quot;Danny&quot;,&quot;parse-names&quot;:false,&quot;dropping-particle&quot;:&quot;&quot;,&quot;non-dropping-particle&quot;:&quot;&quot;},{&quot;family&quot;:&quot;Sri Kusuma Aditya&quot;,&quot;given&quot;:&quot;Christian&quot;,&quot;parse-names&quot;:false,&quot;dropping-particle&quot;:&quot;&quot;,&quot;non-dropping-particle&quot;:&quot;&quot;},{&quot;family&quot;:&quot;Raya Tlogomas No&quot;,&quot;given&quot;:&quot;Jl&quot;,&quot;parse-names&quot;:false,&quot;dropping-particle&quot;:&quot;&quot;,&quot;non-dropping-particle&quot;:&quot;&quot;},{&quot;family&quot;:&quot;Lowokwaru&quot;,&quot;given&quot;:&quot;Kec&quot;,&quot;parse-names&quot;:false,&quot;dropping-particle&quot;:&quot;&quot;,&quot;non-dropping-particle&quot;:&quot;&quot;},{&quot;family&quot;:&quot;Malang&quot;,&quot;given&quot;:&quot;Kota&quot;,&quot;parse-names&quot;:false,&quot;dropping-particle&quot;:&quot;&quot;,&quot;non-dropping-particle&quot;:&quot;&quot;},{&quot;family&quot;:&quot;Timur&quot;,&quot;given&quot;:&quot;Jawa&quot;,&quot;parse-names&quot;:false,&quot;dropping-particle&quot;:&quot;&quot;,&quot;non-dropping-particle&quot;:&quot;&quot;}],&quot;URL&quot;:&quot;https://journal.trunojoyo.ac.id/triac&quot;,&quot;issued&quot;:{&quot;date-parts&quot;:[[2024]]},&quot;number-of-pages&quot;:&quot;2615-7764&quot;,&quot;issue&quot;:&quot;1&quot;,&quot;volume&quot;:&quot;11&quot;,&quot;container-title-short&quot;:&quot;&quot;},&quot;isTemporary&quot;:false}]},{&quot;citationID&quot;:&quot;MENDELEY_CITATION_2899cdfc-6a97-447f-b901-7e3c529ab9e4&quot;,&quot;properties&quot;:{&quot;noteIndex&quot;:0},&quot;isEdited&quot;:false,&quot;manualOverride&quot;:{&quot;isManuallyOverridden&quot;:false,&quot;citeprocText&quot;:&quot;(Sujjada et al., 2024)&quot;,&quot;manualOverrideText&quot;:&quot;&quot;},&quot;citationTag&quot;:&quot;MENDELEY_CITATION_v3_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&quot;,&quot;citationItems&quot;:[{&quot;id&quot;:&quot;aaac5f55-7414-3162-98a2-5a3ad7b72cb4&quot;,&quot;itemData&quot;:{&quot;type&quot;:&quot;article-journal&quot;,&quot;id&quot;:&quot;aaac5f55-7414-3162-98a2-5a3ad7b72cb4&quot;,&quot;title&quot;:&quot;Implementasi Automatic Speech Recognition Pada Penilaian Hafalan Al-Quran Dengan Metode Murojaâ€™ah Berbasis Android&quot;,&quot;author&quot;:[{&quot;family&quot;:&quot;Sujjada&quot;,&quot;given&quot;:&quot;Alun&quot;,&quot;parse-names&quot;:false,&quot;dropping-particle&quot;:&quot;&quot;,&quot;non-dropping-particle&quot;:&quot;&quot;},{&quot;family&quot;:&quot;Insany&quot;,&quot;given&quot;:&quot;Gina Purnama&quot;,&quot;parse-names&quot;:false,&quot;dropping-particle&quot;:&quot;&quot;,&quot;non-dropping-particle&quot;:&quot;&quot;},{&quot;family&quot;:&quot;Nugraha&quot;,&quot;given&quot;:&quot;Muhamad Fajar&quot;,&quot;parse-names&quot;:false,&quot;dropping-particle&quot;:&quot;&quot;,&quot;non-dropping-particle&quot;:&quot;&quot;}],&quot;container-title&quot;:&quot;CICES&quot;,&quot;DOI&quot;:&quot;10.33050/cices.v10i2.3247&quot;,&quot;ISSN&quot;:&quot;2356-5209&quot;,&quot;issued&quot;:{&quot;date-parts&quot;:[[2024,8,8]]},&quot;page&quot;:&quot;216-228&quot;,&quot;abstract&quot;:&quot;This research implements Automatic Speech Recognition (ASR) technology in the process of assessing Al-Qur'an memorization to overcome the problem of the increasing number of people who cannot read the Al-Qur'an fluently. With ASR, computers can recognize and transcribe human speech accurately, thereby improving the quality and accuracy of pronunciation and providing constructive feedback to learners. An Android-based application that uses the ASR service from the Google Speech API allows users to recite verses from the Koran and automatically recognize and evaluate what they have memorized. The hope is that the use of ASR technology can improve the ability to memorize the Al-Qur'an more effectively and flexibly without requiring direct teacher assistance. This system was developed using the Rapid Application Development (RAD) method with Blackbox Testing.&quot;,&quot;publisher&quot;:&quot;Pandawan Sejahtera Indonesia&quot;,&quot;issue&quot;:&quot;2&quot;,&quot;volume&quot;:&quot;10&quot;,&quot;container-title-short&quot;:&quot;&quot;},&quot;isTemporary&quot;:false}]},{&quot;citationID&quot;:&quot;MENDELEY_CITATION_0cfe80d3-062c-45cd-b9a4-bc2335d6c86f&quot;,&quot;properties&quot;:{&quot;noteIndex&quot;:0},&quot;isEdited&quot;:false,&quot;manualOverride&quot;:{&quot;isManuallyOverridden&quot;:false,&quot;citeprocText&quot;:&quot;(Sujjada et al., 2024)&quot;,&quot;manualOverrideText&quot;:&quot;&quot;},&quot;citationTag&quot;:&quot;MENDELEY_CITATION_v3_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&quot;,&quot;citationItems&quot;:[{&quot;id&quot;:&quot;aaac5f55-7414-3162-98a2-5a3ad7b72cb4&quot;,&quot;itemData&quot;:{&quot;type&quot;:&quot;article-journal&quot;,&quot;id&quot;:&quot;aaac5f55-7414-3162-98a2-5a3ad7b72cb4&quot;,&quot;title&quot;:&quot;Implementasi Automatic Speech Recognition Pada Penilaian Hafalan Al-Quran Dengan Metode Murojaâ€™ah Berbasis Android&quot;,&quot;author&quot;:[{&quot;family&quot;:&quot;Sujjada&quot;,&quot;given&quot;:&quot;Alun&quot;,&quot;parse-names&quot;:false,&quot;dropping-particle&quot;:&quot;&quot;,&quot;non-dropping-particle&quot;:&quot;&quot;},{&quot;family&quot;:&quot;Insany&quot;,&quot;given&quot;:&quot;Gina Purnama&quot;,&quot;parse-names&quot;:false,&quot;dropping-particle&quot;:&quot;&quot;,&quot;non-dropping-particle&quot;:&quot;&quot;},{&quot;family&quot;:&quot;Nugraha&quot;,&quot;given&quot;:&quot;Muhamad Fajar&quot;,&quot;parse-names&quot;:false,&quot;dropping-particle&quot;:&quot;&quot;,&quot;non-dropping-particle&quot;:&quot;&quot;}],&quot;container-title&quot;:&quot;CICES&quot;,&quot;DOI&quot;:&quot;10.33050/cices.v10i2.3247&quot;,&quot;ISSN&quot;:&quot;2356-5209&quot;,&quot;issued&quot;:{&quot;date-parts&quot;:[[2024,8,8]]},&quot;page&quot;:&quot;216-228&quot;,&quot;abstract&quot;:&quot;This research implements Automatic Speech Recognition (ASR) technology in the process of assessing Al-Qur'an memorization to overcome the problem of the increasing number of people who cannot read the Al-Qur'an fluently. With ASR, computers can recognize and transcribe human speech accurately, thereby improving the quality and accuracy of pronunciation and providing constructive feedback to learners. An Android-based application that uses the ASR service from the Google Speech API allows users to recite verses from the Koran and automatically recognize and evaluate what they have memorized. The hope is that the use of ASR technology can improve the ability to memorize the Al-Qur'an more effectively and flexibly without requiring direct teacher assistance. This system was developed using the Rapid Application Development (RAD) method with Blackbox Testing.&quot;,&quot;publisher&quot;:&quot;Pandawan Sejahtera Indonesia&quot;,&quot;issue&quot;:&quot;2&quot;,&quot;volume&quot;:&quot;10&quot;,&quot;container-title-short&quot;:&quot;&quot;},&quot;isTemporary&quot;:false}]},{&quot;citationID&quot;:&quot;MENDELEY_CITATION_d86f687a-0211-4f81-af0b-5f35acf4f6b7&quot;,&quot;properties&quot;:{&quot;noteIndex&quot;:0},&quot;isEdited&quot;:false,&quot;manualOverride&quot;:{&quot;isManuallyOverridden&quot;:false,&quot;citeprocText&quot;:&quot;(Sujjada et al., 2024)&quot;,&quot;manualOverrideText&quot;:&quot;&quot;},&quot;citationTag&quot;:&quot;MENDELEY_CITATION_v3_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&quot;,&quot;citationItems&quot;:[{&quot;id&quot;:&quot;aaac5f55-7414-3162-98a2-5a3ad7b72cb4&quot;,&quot;itemData&quot;:{&quot;type&quot;:&quot;article-journal&quot;,&quot;id&quot;:&quot;aaac5f55-7414-3162-98a2-5a3ad7b72cb4&quot;,&quot;title&quot;:&quot;Implementasi Automatic Speech Recognition Pada Penilaian Hafalan Al-Quran Dengan Metode Murojaâ€™ah Berbasis Android&quot;,&quot;author&quot;:[{&quot;family&quot;:&quot;Sujjada&quot;,&quot;given&quot;:&quot;Alun&quot;,&quot;parse-names&quot;:false,&quot;dropping-particle&quot;:&quot;&quot;,&quot;non-dropping-particle&quot;:&quot;&quot;},{&quot;family&quot;:&quot;Insany&quot;,&quot;given&quot;:&quot;Gina Purnama&quot;,&quot;parse-names&quot;:false,&quot;dropping-particle&quot;:&quot;&quot;,&quot;non-dropping-particle&quot;:&quot;&quot;},{&quot;family&quot;:&quot;Nugraha&quot;,&quot;given&quot;:&quot;Muhamad Fajar&quot;,&quot;parse-names&quot;:false,&quot;dropping-particle&quot;:&quot;&quot;,&quot;non-dropping-particle&quot;:&quot;&quot;}],&quot;container-title&quot;:&quot;CICES&quot;,&quot;DOI&quot;:&quot;10.33050/cices.v10i2.3247&quot;,&quot;ISSN&quot;:&quot;2356-5209&quot;,&quot;issued&quot;:{&quot;date-parts&quot;:[[2024,8,8]]},&quot;page&quot;:&quot;216-228&quot;,&quot;abstract&quot;:&quot;This research implements Automatic Speech Recognition (ASR) technology in the process of assessing Al-Qur'an memorization to overcome the problem of the increasing number of people who cannot read the Al-Qur'an fluently. With ASR, computers can recognize and transcribe human speech accurately, thereby improving the quality and accuracy of pronunciation and providing constructive feedback to learners. An Android-based application that uses the ASR service from the Google Speech API allows users to recite verses from the Koran and automatically recognize and evaluate what they have memorized. The hope is that the use of ASR technology can improve the ability to memorize the Al-Qur'an more effectively and flexibly without requiring direct teacher assistance. This system was developed using the Rapid Application Development (RAD) method with Blackbox Testing.&quot;,&quot;publisher&quot;:&quot;Pandawan Sejahtera Indonesia&quot;,&quot;issue&quot;:&quot;2&quot;,&quot;volume&quot;:&quot;10&quot;,&quot;container-title-short&quot;:&quot;&quot;},&quot;isTemporary&quot;:false}]}]"/>
     <we:property name="MENDELEY_CITATIONS_STYLE" value="{&quot;id&quot;:&quot;https://www.zotero.org/styles/apa&quot;,&quot;title&quot;:&quot;APA Style 7th edition&quot;,&quot;format&quot;:&quot;author-date&quot;,&quot;defaultLocale&quot;:null,&quot;isLocaleCodeValid&quot;:true}"/>
   </we:properties>
   <we:bindings/>
